--- a/Cloud-based Saa S Analytics Platform – Project Documentation.docx
+++ b/Cloud-based Saa S Analytics Platform – Project Documentation.docx
@@ -7,158 +7,16 @@
         <w:rPr>
           <w:rFonts w:asciiTheme="majorHAnsi" w:eastAsiaTheme="majorEastAsia" w:hAnsiTheme="majorHAnsi" w:cstheme="majorBidi"/>
           <w:color w:val="0F4761" w:themeColor="accent1" w:themeShade="BF"/>
-        </w:rPr>
-      </w:pPr>
-      <w:r>
-        <w:rPr>
-          <w:rFonts w:asciiTheme="majorHAnsi" w:eastAsiaTheme="majorEastAsia" w:hAnsiTheme="majorHAnsi" w:cstheme="majorBidi"/>
-          <w:color w:val="0F4761" w:themeColor="accent1" w:themeShade="BF"/>
-        </w:rPr>
-        <w:t>I’ll give you:</w:t>
-      </w:r>
-    </w:p>
-    <w:p>
-      <w:pPr>
-        <w:rPr>
-          <w:rFonts w:asciiTheme="majorHAnsi" w:eastAsiaTheme="majorEastAsia" w:hAnsiTheme="majorHAnsi" w:cstheme="majorBidi"/>
-          <w:color w:val="0F4761" w:themeColor="accent1" w:themeShade="BF"/>
-        </w:rPr>
-      </w:pPr>
-      <w:r>
-        <w:rPr>
-          <w:rFonts w:asciiTheme="majorHAnsi" w:eastAsiaTheme="majorEastAsia" w:hAnsiTheme="majorHAnsi" w:cstheme="majorBidi"/>
-          <w:color w:val="0F4761" w:themeColor="accent1" w:themeShade="BF"/>
-        </w:rPr>
-        <w:t>1️</w:t>
-      </w:r>
-      <w:r>
-        <w:rPr>
-          <w:rFonts w:ascii="Segoe UI Symbol" w:eastAsiaTheme="majorEastAsia" w:hAnsi="Segoe UI Symbol" w:cs="Segoe UI Symbol"/>
-          <w:color w:val="0F4761" w:themeColor="accent1" w:themeShade="BF"/>
-        </w:rPr>
-        <w:t>⃣</w:t>
-      </w:r>
-      <w:r>
-        <w:rPr>
-          <w:rFonts w:asciiTheme="majorHAnsi" w:eastAsiaTheme="majorEastAsia" w:hAnsiTheme="majorHAnsi" w:cstheme="majorBidi"/>
-          <w:color w:val="0F4761" w:themeColor="accent1" w:themeShade="BF"/>
-        </w:rPr>
-        <w:t xml:space="preserve"> </w:t>
-      </w:r>
-      <w:r>
-        <w:rPr>
-          <w:rFonts w:asciiTheme="majorHAnsi" w:eastAsiaTheme="majorEastAsia" w:hAnsiTheme="majorHAnsi" w:cstheme="majorBidi"/>
-          <w:b/>
-          <w:bCs/>
-          <w:color w:val="0F4761" w:themeColor="accent1" w:themeShade="BF"/>
-        </w:rPr>
-        <w:t>Full explanation of the project (step-by-step)</w:t>
-      </w:r>
-      <w:r>
-        <w:rPr>
-          <w:rFonts w:asciiTheme="majorHAnsi" w:eastAsiaTheme="majorEastAsia" w:hAnsiTheme="majorHAnsi" w:cstheme="majorBidi"/>
-          <w:color w:val="0F4761" w:themeColor="accent1" w:themeShade="BF"/>
-        </w:rPr>
-        <w:br/>
-        <w:t>2️</w:t>
-      </w:r>
-      <w:r>
-        <w:rPr>
-          <w:rFonts w:ascii="Segoe UI Symbol" w:eastAsiaTheme="majorEastAsia" w:hAnsi="Segoe UI Symbol" w:cs="Segoe UI Symbol"/>
-          <w:color w:val="0F4761" w:themeColor="accent1" w:themeShade="BF"/>
-        </w:rPr>
-        <w:t>⃣</w:t>
-      </w:r>
-      <w:r>
-        <w:rPr>
-          <w:rFonts w:asciiTheme="majorHAnsi" w:eastAsiaTheme="majorEastAsia" w:hAnsiTheme="majorHAnsi" w:cstheme="majorBidi"/>
-          <w:color w:val="0F4761" w:themeColor="accent1" w:themeShade="BF"/>
-        </w:rPr>
-        <w:t xml:space="preserve"> </w:t>
-      </w:r>
-      <w:r>
-        <w:rPr>
-          <w:rFonts w:asciiTheme="majorHAnsi" w:eastAsiaTheme="majorEastAsia" w:hAnsiTheme="majorHAnsi" w:cstheme="majorBidi"/>
-          <w:b/>
-          <w:bCs/>
-          <w:color w:val="0F4761" w:themeColor="accent1" w:themeShade="BF"/>
-        </w:rPr>
-        <w:t>How to explain it in interviews</w:t>
-      </w:r>
-      <w:r>
-        <w:rPr>
-          <w:rFonts w:asciiTheme="majorHAnsi" w:eastAsiaTheme="majorEastAsia" w:hAnsiTheme="majorHAnsi" w:cstheme="majorBidi"/>
-          <w:color w:val="0F4761" w:themeColor="accent1" w:themeShade="BF"/>
-        </w:rPr>
-        <w:br/>
-        <w:t>3️</w:t>
-      </w:r>
-      <w:r>
-        <w:rPr>
-          <w:rFonts w:ascii="Segoe UI Symbol" w:eastAsiaTheme="majorEastAsia" w:hAnsi="Segoe UI Symbol" w:cs="Segoe UI Symbol"/>
-          <w:color w:val="0F4761" w:themeColor="accent1" w:themeShade="BF"/>
-        </w:rPr>
-        <w:t>⃣</w:t>
-      </w:r>
-      <w:r>
-        <w:rPr>
-          <w:rFonts w:asciiTheme="majorHAnsi" w:eastAsiaTheme="majorEastAsia" w:hAnsiTheme="majorHAnsi" w:cstheme="majorBidi"/>
-          <w:color w:val="0F4761" w:themeColor="accent1" w:themeShade="BF"/>
-        </w:rPr>
-        <w:t xml:space="preserve"> </w:t>
-      </w:r>
-      <w:r>
-        <w:rPr>
-          <w:rFonts w:asciiTheme="majorHAnsi" w:eastAsiaTheme="majorEastAsia" w:hAnsiTheme="majorHAnsi" w:cstheme="majorBidi"/>
-          <w:b/>
-          <w:bCs/>
-          <w:color w:val="0F4761" w:themeColor="accent1" w:themeShade="BF"/>
-        </w:rPr>
-        <w:t>Resume bullet points</w:t>
-      </w:r>
-      <w:r>
-        <w:rPr>
-          <w:rFonts w:asciiTheme="majorHAnsi" w:eastAsiaTheme="majorEastAsia" w:hAnsiTheme="majorHAnsi" w:cstheme="majorBidi"/>
-          <w:color w:val="0F4761" w:themeColor="accent1" w:themeShade="BF"/>
-        </w:rPr>
-        <w:br/>
-        <w:t>4️</w:t>
-      </w:r>
-      <w:r>
-        <w:rPr>
-          <w:rFonts w:ascii="Segoe UI Symbol" w:eastAsiaTheme="majorEastAsia" w:hAnsi="Segoe UI Symbol" w:cs="Segoe UI Symbol"/>
-          <w:color w:val="0F4761" w:themeColor="accent1" w:themeShade="BF"/>
-        </w:rPr>
-        <w:t>⃣</w:t>
-      </w:r>
-      <w:r>
-        <w:rPr>
-          <w:rFonts w:asciiTheme="majorHAnsi" w:eastAsiaTheme="majorEastAsia" w:hAnsiTheme="majorHAnsi" w:cstheme="majorBidi"/>
-          <w:color w:val="0F4761" w:themeColor="accent1" w:themeShade="BF"/>
-        </w:rPr>
-        <w:t xml:space="preserve"> </w:t>
-      </w:r>
-      <w:r>
-        <w:rPr>
-          <w:rFonts w:asciiTheme="majorHAnsi" w:eastAsiaTheme="majorEastAsia" w:hAnsiTheme="majorHAnsi" w:cstheme="majorBidi"/>
-          <w:b/>
-          <w:bCs/>
-          <w:color w:val="0F4761" w:themeColor="accent1" w:themeShade="BF"/>
-        </w:rPr>
-        <w:t>3 small additions that make it look more impressive</w:t>
-      </w:r>
-    </w:p>
-    <w:p>
-      <w:pPr>
-        <w:rPr>
-          <w:rFonts w:asciiTheme="majorHAnsi" w:eastAsiaTheme="majorEastAsia" w:hAnsiTheme="majorHAnsi" w:cstheme="majorBidi"/>
-          <w:color w:val="0F4761" w:themeColor="accent1" w:themeShade="BF"/>
-        </w:rPr>
-      </w:pPr>
-      <w:r>
-        <w:rPr>
-          <w:rFonts w:asciiTheme="majorHAnsi" w:eastAsiaTheme="majorEastAsia" w:hAnsiTheme="majorHAnsi" w:cstheme="majorBidi"/>
-          <w:color w:val="0F4761" w:themeColor="accent1" w:themeShade="BF"/>
+          <w:sz w:val="18"/>
+          <w:szCs w:val="18"/>
+        </w:rPr>
+      </w:pPr>
+      <w:r>
+        <w:rPr>
+          <w:rFonts w:asciiTheme="majorHAnsi" w:eastAsiaTheme="majorEastAsia" w:hAnsiTheme="majorHAnsi" w:cstheme="majorBidi"/>
+          <w:color w:val="0F4761" w:themeColor="accent1" w:themeShade="BF"/>
+          <w:sz w:val="18"/>
+          <w:szCs w:val="18"/>
         </w:rPr>
         <w:pict w14:anchorId="23B55924">
           <v:rect id="_x0000_i1324" style="width:0;height:1.5pt" o:hralign="center" o:hrstd="t" o:hr="t" fillcolor="#a0a0a0" stroked="f"/>
@@ -172,14 +30,18 @@
           <w:b/>
           <w:bCs/>
           <w:color w:val="0F4761" w:themeColor="accent1" w:themeShade="BF"/>
-        </w:rPr>
-      </w:pPr>
-      <w:r>
-        <w:rPr>
-          <w:rFonts w:asciiTheme="majorHAnsi" w:eastAsiaTheme="majorEastAsia" w:hAnsiTheme="majorHAnsi" w:cstheme="majorBidi"/>
-          <w:b/>
-          <w:bCs/>
-          <w:color w:val="0F4761" w:themeColor="accent1" w:themeShade="BF"/>
+          <w:sz w:val="18"/>
+          <w:szCs w:val="18"/>
+        </w:rPr>
+      </w:pPr>
+      <w:r>
+        <w:rPr>
+          <w:rFonts w:asciiTheme="majorHAnsi" w:eastAsiaTheme="majorEastAsia" w:hAnsiTheme="majorHAnsi" w:cstheme="majorBidi"/>
+          <w:b/>
+          <w:bCs/>
+          <w:color w:val="0F4761" w:themeColor="accent1" w:themeShade="BF"/>
+          <w:sz w:val="18"/>
+          <w:szCs w:val="18"/>
         </w:rPr>
         <w:t>1. What This Project Is (Big Picture)</w:t>
       </w:r>
@@ -189,12 +51,16 @@
         <w:rPr>
           <w:rFonts w:asciiTheme="majorHAnsi" w:eastAsiaTheme="majorEastAsia" w:hAnsiTheme="majorHAnsi" w:cstheme="majorBidi"/>
           <w:color w:val="0F4761" w:themeColor="accent1" w:themeShade="BF"/>
-        </w:rPr>
-      </w:pPr>
-      <w:r>
-        <w:rPr>
-          <w:rFonts w:asciiTheme="majorHAnsi" w:eastAsiaTheme="majorEastAsia" w:hAnsiTheme="majorHAnsi" w:cstheme="majorBidi"/>
-          <w:color w:val="0F4761" w:themeColor="accent1" w:themeShade="BF"/>
+          <w:sz w:val="18"/>
+          <w:szCs w:val="18"/>
+        </w:rPr>
+      </w:pPr>
+      <w:r>
+        <w:rPr>
+          <w:rFonts w:asciiTheme="majorHAnsi" w:eastAsiaTheme="majorEastAsia" w:hAnsiTheme="majorHAnsi" w:cstheme="majorBidi"/>
+          <w:color w:val="0F4761" w:themeColor="accent1" w:themeShade="BF"/>
+          <w:sz w:val="18"/>
+          <w:szCs w:val="18"/>
         </w:rPr>
         <w:t xml:space="preserve">This project is a </w:t>
       </w:r>
@@ -204,6 +70,8 @@
           <w:b/>
           <w:bCs/>
           <w:color w:val="0F4761" w:themeColor="accent1" w:themeShade="BF"/>
+          <w:sz w:val="18"/>
+          <w:szCs w:val="18"/>
         </w:rPr>
         <w:t>SaaS analytics intelligence platform</w:t>
       </w:r>
@@ -211,6 +79,8 @@
         <w:rPr>
           <w:rFonts w:asciiTheme="majorHAnsi" w:eastAsiaTheme="majorEastAsia" w:hAnsiTheme="majorHAnsi" w:cstheme="majorBidi"/>
           <w:color w:val="0F4761" w:themeColor="accent1" w:themeShade="BF"/>
+          <w:sz w:val="18"/>
+          <w:szCs w:val="18"/>
         </w:rPr>
         <w:t>.</w:t>
       </w:r>
@@ -220,12 +90,16 @@
         <w:rPr>
           <w:rFonts w:asciiTheme="majorHAnsi" w:eastAsiaTheme="majorEastAsia" w:hAnsiTheme="majorHAnsi" w:cstheme="majorBidi"/>
           <w:color w:val="0F4761" w:themeColor="accent1" w:themeShade="BF"/>
-        </w:rPr>
-      </w:pPr>
-      <w:r>
-        <w:rPr>
-          <w:rFonts w:asciiTheme="majorHAnsi" w:eastAsiaTheme="majorEastAsia" w:hAnsiTheme="majorHAnsi" w:cstheme="majorBidi"/>
-          <w:color w:val="0F4761" w:themeColor="accent1" w:themeShade="BF"/>
+          <w:sz w:val="18"/>
+          <w:szCs w:val="18"/>
+        </w:rPr>
+      </w:pPr>
+      <w:r>
+        <w:rPr>
+          <w:rFonts w:asciiTheme="majorHAnsi" w:eastAsiaTheme="majorEastAsia" w:hAnsiTheme="majorHAnsi" w:cstheme="majorBidi"/>
+          <w:color w:val="0F4761" w:themeColor="accent1" w:themeShade="BF"/>
+          <w:sz w:val="18"/>
+          <w:szCs w:val="18"/>
         </w:rPr>
         <w:t>Its goal is to help SaaS companies answer questions like:</w:t>
       </w:r>
@@ -239,12 +113,16 @@
         <w:rPr>
           <w:rFonts w:asciiTheme="majorHAnsi" w:eastAsiaTheme="majorEastAsia" w:hAnsiTheme="majorHAnsi" w:cstheme="majorBidi"/>
           <w:color w:val="0F4761" w:themeColor="accent1" w:themeShade="BF"/>
-        </w:rPr>
-      </w:pPr>
-      <w:r>
-        <w:rPr>
-          <w:rFonts w:asciiTheme="majorHAnsi" w:eastAsiaTheme="majorEastAsia" w:hAnsiTheme="majorHAnsi" w:cstheme="majorBidi"/>
-          <w:color w:val="0F4761" w:themeColor="accent1" w:themeShade="BF"/>
+          <w:sz w:val="18"/>
+          <w:szCs w:val="18"/>
+        </w:rPr>
+      </w:pPr>
+      <w:r>
+        <w:rPr>
+          <w:rFonts w:asciiTheme="majorHAnsi" w:eastAsiaTheme="majorEastAsia" w:hAnsiTheme="majorHAnsi" w:cstheme="majorBidi"/>
+          <w:color w:val="0F4761" w:themeColor="accent1" w:themeShade="BF"/>
+          <w:sz w:val="18"/>
+          <w:szCs w:val="18"/>
         </w:rPr>
         <w:t>Which customers are likely to churn?</w:t>
       </w:r>
@@ -258,12 +136,16 @@
         <w:rPr>
           <w:rFonts w:asciiTheme="majorHAnsi" w:eastAsiaTheme="majorEastAsia" w:hAnsiTheme="majorHAnsi" w:cstheme="majorBidi"/>
           <w:color w:val="0F4761" w:themeColor="accent1" w:themeShade="BF"/>
-        </w:rPr>
-      </w:pPr>
-      <w:r>
-        <w:rPr>
-          <w:rFonts w:asciiTheme="majorHAnsi" w:eastAsiaTheme="majorEastAsia" w:hAnsiTheme="majorHAnsi" w:cstheme="majorBidi"/>
-          <w:color w:val="0F4761" w:themeColor="accent1" w:themeShade="BF"/>
+          <w:sz w:val="18"/>
+          <w:szCs w:val="18"/>
+        </w:rPr>
+      </w:pPr>
+      <w:r>
+        <w:rPr>
+          <w:rFonts w:asciiTheme="majorHAnsi" w:eastAsiaTheme="majorEastAsia" w:hAnsiTheme="majorHAnsi" w:cstheme="majorBidi"/>
+          <w:color w:val="0F4761" w:themeColor="accent1" w:themeShade="BF"/>
+          <w:sz w:val="18"/>
+          <w:szCs w:val="18"/>
         </w:rPr>
         <w:t>What behavior leads to churn?</w:t>
       </w:r>
@@ -277,12 +159,16 @@
         <w:rPr>
           <w:rFonts w:asciiTheme="majorHAnsi" w:eastAsiaTheme="majorEastAsia" w:hAnsiTheme="majorHAnsi" w:cstheme="majorBidi"/>
           <w:color w:val="0F4761" w:themeColor="accent1" w:themeShade="BF"/>
-        </w:rPr>
-      </w:pPr>
-      <w:r>
-        <w:rPr>
-          <w:rFonts w:asciiTheme="majorHAnsi" w:eastAsiaTheme="majorEastAsia" w:hAnsiTheme="majorHAnsi" w:cstheme="majorBidi"/>
-          <w:color w:val="0F4761" w:themeColor="accent1" w:themeShade="BF"/>
+          <w:sz w:val="18"/>
+          <w:szCs w:val="18"/>
+        </w:rPr>
+      </w:pPr>
+      <w:r>
+        <w:rPr>
+          <w:rFonts w:asciiTheme="majorHAnsi" w:eastAsiaTheme="majorEastAsia" w:hAnsiTheme="majorHAnsi" w:cstheme="majorBidi"/>
+          <w:color w:val="0F4761" w:themeColor="accent1" w:themeShade="BF"/>
+          <w:sz w:val="18"/>
+          <w:szCs w:val="18"/>
         </w:rPr>
         <w:t>Which accounts should customer success teams focus on?</w:t>
       </w:r>
@@ -296,12 +182,16 @@
         <w:rPr>
           <w:rFonts w:asciiTheme="majorHAnsi" w:eastAsiaTheme="majorEastAsia" w:hAnsiTheme="majorHAnsi" w:cstheme="majorBidi"/>
           <w:color w:val="0F4761" w:themeColor="accent1" w:themeShade="BF"/>
-        </w:rPr>
-      </w:pPr>
-      <w:r>
-        <w:rPr>
-          <w:rFonts w:asciiTheme="majorHAnsi" w:eastAsiaTheme="majorEastAsia" w:hAnsiTheme="majorHAnsi" w:cstheme="majorBidi"/>
-          <w:color w:val="0F4761" w:themeColor="accent1" w:themeShade="BF"/>
+          <w:sz w:val="18"/>
+          <w:szCs w:val="18"/>
+        </w:rPr>
+      </w:pPr>
+      <w:r>
+        <w:rPr>
+          <w:rFonts w:asciiTheme="majorHAnsi" w:eastAsiaTheme="majorEastAsia" w:hAnsiTheme="majorHAnsi" w:cstheme="majorBidi"/>
+          <w:color w:val="0F4761" w:themeColor="accent1" w:themeShade="BF"/>
+          <w:sz w:val="18"/>
+          <w:szCs w:val="18"/>
         </w:rPr>
         <w:t>What is the potential impact of retention campaigns?</w:t>
       </w:r>
@@ -311,27 +201,35 @@
         <w:rPr>
           <w:rFonts w:asciiTheme="majorHAnsi" w:eastAsiaTheme="majorEastAsia" w:hAnsiTheme="majorHAnsi" w:cstheme="majorBidi"/>
           <w:color w:val="0F4761" w:themeColor="accent1" w:themeShade="BF"/>
-        </w:rPr>
-      </w:pPr>
-      <w:r>
-        <w:rPr>
-          <w:rFonts w:asciiTheme="majorHAnsi" w:eastAsiaTheme="majorEastAsia" w:hAnsiTheme="majorHAnsi" w:cstheme="majorBidi"/>
-          <w:color w:val="0F4761" w:themeColor="accent1" w:themeShade="BF"/>
-        </w:rPr>
-        <w:t>You built a system that:</w:t>
-      </w:r>
-    </w:p>
-    <w:p>
-      <w:pPr>
-        <w:rPr>
-          <w:rFonts w:asciiTheme="majorHAnsi" w:eastAsiaTheme="majorEastAsia" w:hAnsiTheme="majorHAnsi" w:cstheme="majorBidi"/>
-          <w:color w:val="0F4761" w:themeColor="accent1" w:themeShade="BF"/>
-        </w:rPr>
-      </w:pPr>
-      <w:r>
-        <w:rPr>
-          <w:rFonts w:asciiTheme="majorHAnsi" w:eastAsiaTheme="majorEastAsia" w:hAnsiTheme="majorHAnsi" w:cstheme="majorBidi"/>
-          <w:color w:val="0F4761" w:themeColor="accent1" w:themeShade="BF"/>
+          <w:sz w:val="18"/>
+          <w:szCs w:val="18"/>
+        </w:rPr>
+      </w:pPr>
+      <w:r>
+        <w:rPr>
+          <w:rFonts w:asciiTheme="majorHAnsi" w:eastAsiaTheme="majorEastAsia" w:hAnsiTheme="majorHAnsi" w:cstheme="majorBidi"/>
+          <w:color w:val="0F4761" w:themeColor="accent1" w:themeShade="BF"/>
+          <w:sz w:val="18"/>
+          <w:szCs w:val="18"/>
+        </w:rPr>
+        <w:t>built a system that:</w:t>
+      </w:r>
+    </w:p>
+    <w:p>
+      <w:pPr>
+        <w:rPr>
+          <w:rFonts w:asciiTheme="majorHAnsi" w:eastAsiaTheme="majorEastAsia" w:hAnsiTheme="majorHAnsi" w:cstheme="majorBidi"/>
+          <w:color w:val="0F4761" w:themeColor="accent1" w:themeShade="BF"/>
+          <w:sz w:val="18"/>
+          <w:szCs w:val="18"/>
+        </w:rPr>
+      </w:pPr>
+      <w:r>
+        <w:rPr>
+          <w:rFonts w:asciiTheme="majorHAnsi" w:eastAsiaTheme="majorEastAsia" w:hAnsiTheme="majorHAnsi" w:cstheme="majorBidi"/>
+          <w:color w:val="0F4761" w:themeColor="accent1" w:themeShade="BF"/>
+          <w:sz w:val="18"/>
+          <w:szCs w:val="18"/>
         </w:rPr>
         <w:t>raw SaaS data</w:t>
       </w:r>
@@ -339,6 +237,8 @@
         <w:rPr>
           <w:rFonts w:asciiTheme="majorHAnsi" w:eastAsiaTheme="majorEastAsia" w:hAnsiTheme="majorHAnsi" w:cstheme="majorBidi"/>
           <w:color w:val="0F4761" w:themeColor="accent1" w:themeShade="BF"/>
+          <w:sz w:val="18"/>
+          <w:szCs w:val="18"/>
         </w:rPr>
         <w:br/>
         <w:t xml:space="preserve">      ↓</w:t>
@@ -347,6 +247,8 @@
         <w:rPr>
           <w:rFonts w:asciiTheme="majorHAnsi" w:eastAsiaTheme="majorEastAsia" w:hAnsiTheme="majorHAnsi" w:cstheme="majorBidi"/>
           <w:color w:val="0F4761" w:themeColor="accent1" w:themeShade="BF"/>
+          <w:sz w:val="18"/>
+          <w:szCs w:val="18"/>
         </w:rPr>
         <w:br/>
         <w:t>data pipeline</w:t>
@@ -355,6 +257,8 @@
         <w:rPr>
           <w:rFonts w:asciiTheme="majorHAnsi" w:eastAsiaTheme="majorEastAsia" w:hAnsiTheme="majorHAnsi" w:cstheme="majorBidi"/>
           <w:color w:val="0F4761" w:themeColor="accent1" w:themeShade="BF"/>
+          <w:sz w:val="18"/>
+          <w:szCs w:val="18"/>
         </w:rPr>
         <w:br/>
         <w:t xml:space="preserve">      ↓</w:t>
@@ -363,6 +267,8 @@
         <w:rPr>
           <w:rFonts w:asciiTheme="majorHAnsi" w:eastAsiaTheme="majorEastAsia" w:hAnsiTheme="majorHAnsi" w:cstheme="majorBidi"/>
           <w:color w:val="0F4761" w:themeColor="accent1" w:themeShade="BF"/>
+          <w:sz w:val="18"/>
+          <w:szCs w:val="18"/>
         </w:rPr>
         <w:br/>
         <w:t>feature engineering</w:t>
@@ -371,6 +277,8 @@
         <w:rPr>
           <w:rFonts w:asciiTheme="majorHAnsi" w:eastAsiaTheme="majorEastAsia" w:hAnsiTheme="majorHAnsi" w:cstheme="majorBidi"/>
           <w:color w:val="0F4761" w:themeColor="accent1" w:themeShade="BF"/>
+          <w:sz w:val="18"/>
+          <w:szCs w:val="18"/>
         </w:rPr>
         <w:br/>
         <w:t xml:space="preserve">      ↓</w:t>
@@ -379,6 +287,8 @@
         <w:rPr>
           <w:rFonts w:asciiTheme="majorHAnsi" w:eastAsiaTheme="majorEastAsia" w:hAnsiTheme="majorHAnsi" w:cstheme="majorBidi"/>
           <w:color w:val="0F4761" w:themeColor="accent1" w:themeShade="BF"/>
+          <w:sz w:val="18"/>
+          <w:szCs w:val="18"/>
         </w:rPr>
         <w:br/>
         <w:t>machine learning churn prediction</w:t>
@@ -387,6 +297,8 @@
         <w:rPr>
           <w:rFonts w:asciiTheme="majorHAnsi" w:eastAsiaTheme="majorEastAsia" w:hAnsiTheme="majorHAnsi" w:cstheme="majorBidi"/>
           <w:color w:val="0F4761" w:themeColor="accent1" w:themeShade="BF"/>
+          <w:sz w:val="18"/>
+          <w:szCs w:val="18"/>
         </w:rPr>
         <w:br/>
         <w:t xml:space="preserve">      ↓</w:t>
@@ -395,6 +307,8 @@
         <w:rPr>
           <w:rFonts w:asciiTheme="majorHAnsi" w:eastAsiaTheme="majorEastAsia" w:hAnsiTheme="majorHAnsi" w:cstheme="majorBidi"/>
           <w:color w:val="0F4761" w:themeColor="accent1" w:themeShade="BF"/>
+          <w:sz w:val="18"/>
+          <w:szCs w:val="18"/>
         </w:rPr>
         <w:br/>
         <w:t>risk scoring</w:t>
@@ -403,6 +317,8 @@
         <w:rPr>
           <w:rFonts w:asciiTheme="majorHAnsi" w:eastAsiaTheme="majorEastAsia" w:hAnsiTheme="majorHAnsi" w:cstheme="majorBidi"/>
           <w:color w:val="0F4761" w:themeColor="accent1" w:themeShade="BF"/>
+          <w:sz w:val="18"/>
+          <w:szCs w:val="18"/>
         </w:rPr>
         <w:br/>
         <w:t xml:space="preserve">      ↓</w:t>
@@ -411,6 +327,8 @@
         <w:rPr>
           <w:rFonts w:asciiTheme="majorHAnsi" w:eastAsiaTheme="majorEastAsia" w:hAnsiTheme="majorHAnsi" w:cstheme="majorBidi"/>
           <w:color w:val="0F4761" w:themeColor="accent1" w:themeShade="BF"/>
+          <w:sz w:val="18"/>
+          <w:szCs w:val="18"/>
         </w:rPr>
         <w:br/>
         <w:t>analytics dashboard</w:t>
@@ -419,6 +337,8 @@
         <w:rPr>
           <w:rFonts w:asciiTheme="majorHAnsi" w:eastAsiaTheme="majorEastAsia" w:hAnsiTheme="majorHAnsi" w:cstheme="majorBidi"/>
           <w:color w:val="0F4761" w:themeColor="accent1" w:themeShade="BF"/>
+          <w:sz w:val="18"/>
+          <w:szCs w:val="18"/>
         </w:rPr>
         <w:br/>
         <w:t xml:space="preserve">      ↓</w:t>
@@ -427,6 +347,8 @@
         <w:rPr>
           <w:rFonts w:asciiTheme="majorHAnsi" w:eastAsiaTheme="majorEastAsia" w:hAnsiTheme="majorHAnsi" w:cstheme="majorBidi"/>
           <w:color w:val="0F4761" w:themeColor="accent1" w:themeShade="BF"/>
+          <w:sz w:val="18"/>
+          <w:szCs w:val="18"/>
         </w:rPr>
         <w:br/>
         <w:t>retention experiment simulation</w:t>
@@ -437,6 +359,8 @@
         <w:rPr>
           <w:rFonts w:asciiTheme="majorHAnsi" w:eastAsiaTheme="majorEastAsia" w:hAnsiTheme="majorHAnsi" w:cstheme="majorBidi"/>
           <w:color w:val="0F4761" w:themeColor="accent1" w:themeShade="BF"/>
+          <w:sz w:val="18"/>
+          <w:szCs w:val="18"/>
         </w:rPr>
       </w:pPr>
       <w:proofErr w:type="gramStart"/>
@@ -444,6 +368,8 @@
         <w:rPr>
           <w:rFonts w:asciiTheme="majorHAnsi" w:eastAsiaTheme="majorEastAsia" w:hAnsiTheme="majorHAnsi" w:cstheme="majorBidi"/>
           <w:color w:val="0F4761" w:themeColor="accent1" w:themeShade="BF"/>
+          <w:sz w:val="18"/>
+          <w:szCs w:val="18"/>
         </w:rPr>
         <w:t>So</w:t>
       </w:r>
@@ -452,6 +378,8 @@
         <w:rPr>
           <w:rFonts w:asciiTheme="majorHAnsi" w:eastAsiaTheme="majorEastAsia" w:hAnsiTheme="majorHAnsi" w:cstheme="majorBidi"/>
           <w:color w:val="0F4761" w:themeColor="accent1" w:themeShade="BF"/>
+          <w:sz w:val="18"/>
+          <w:szCs w:val="18"/>
         </w:rPr>
         <w:t xml:space="preserve"> the project combines </w:t>
       </w:r>
@@ -461,6 +389,8 @@
           <w:b/>
           <w:bCs/>
           <w:color w:val="0F4761" w:themeColor="accent1" w:themeShade="BF"/>
+          <w:sz w:val="18"/>
+          <w:szCs w:val="18"/>
         </w:rPr>
         <w:t>data engineering + machine learning + analytics + product thinking</w:t>
       </w:r>
@@ -468,6 +398,8 @@
         <w:rPr>
           <w:rFonts w:asciiTheme="majorHAnsi" w:eastAsiaTheme="majorEastAsia" w:hAnsiTheme="majorHAnsi" w:cstheme="majorBidi"/>
           <w:color w:val="0F4761" w:themeColor="accent1" w:themeShade="BF"/>
+          <w:sz w:val="18"/>
+          <w:szCs w:val="18"/>
         </w:rPr>
         <w:t>.</w:t>
       </w:r>
@@ -477,12 +409,16 @@
         <w:rPr>
           <w:rFonts w:asciiTheme="majorHAnsi" w:eastAsiaTheme="majorEastAsia" w:hAnsiTheme="majorHAnsi" w:cstheme="majorBidi"/>
           <w:color w:val="0F4761" w:themeColor="accent1" w:themeShade="BF"/>
-        </w:rPr>
-      </w:pPr>
-      <w:r>
-        <w:rPr>
-          <w:rFonts w:asciiTheme="majorHAnsi" w:eastAsiaTheme="majorEastAsia" w:hAnsiTheme="majorHAnsi" w:cstheme="majorBidi"/>
-          <w:color w:val="0F4761" w:themeColor="accent1" w:themeShade="BF"/>
+          <w:sz w:val="18"/>
+          <w:szCs w:val="18"/>
+        </w:rPr>
+      </w:pPr>
+      <w:r>
+        <w:rPr>
+          <w:rFonts w:asciiTheme="majorHAnsi" w:eastAsiaTheme="majorEastAsia" w:hAnsiTheme="majorHAnsi" w:cstheme="majorBidi"/>
+          <w:color w:val="0F4761" w:themeColor="accent1" w:themeShade="BF"/>
+          <w:sz w:val="18"/>
+          <w:szCs w:val="18"/>
         </w:rPr>
         <w:pict w14:anchorId="7F297019">
           <v:rect id="_x0000_i1325" style="width:0;height:1.5pt" o:hralign="center" o:hrstd="t" o:hr="t" fillcolor="#a0a0a0" stroked="f"/>
@@ -496,14 +432,18 @@
           <w:b/>
           <w:bCs/>
           <w:color w:val="0F4761" w:themeColor="accent1" w:themeShade="BF"/>
-        </w:rPr>
-      </w:pPr>
-      <w:r>
-        <w:rPr>
-          <w:rFonts w:asciiTheme="majorHAnsi" w:eastAsiaTheme="majorEastAsia" w:hAnsiTheme="majorHAnsi" w:cstheme="majorBidi"/>
-          <w:b/>
-          <w:bCs/>
-          <w:color w:val="0F4761" w:themeColor="accent1" w:themeShade="BF"/>
+          <w:sz w:val="18"/>
+          <w:szCs w:val="18"/>
+        </w:rPr>
+      </w:pPr>
+      <w:r>
+        <w:rPr>
+          <w:rFonts w:asciiTheme="majorHAnsi" w:eastAsiaTheme="majorEastAsia" w:hAnsiTheme="majorHAnsi" w:cstheme="majorBidi"/>
+          <w:b/>
+          <w:bCs/>
+          <w:color w:val="0F4761" w:themeColor="accent1" w:themeShade="BF"/>
+          <w:sz w:val="18"/>
+          <w:szCs w:val="18"/>
         </w:rPr>
         <w:t>2. The Dataset</w:t>
       </w:r>
@@ -513,12 +453,16 @@
         <w:rPr>
           <w:rFonts w:asciiTheme="majorHAnsi" w:eastAsiaTheme="majorEastAsia" w:hAnsiTheme="majorHAnsi" w:cstheme="majorBidi"/>
           <w:color w:val="0F4761" w:themeColor="accent1" w:themeShade="BF"/>
-        </w:rPr>
-      </w:pPr>
-      <w:r>
-        <w:rPr>
-          <w:rFonts w:asciiTheme="majorHAnsi" w:eastAsiaTheme="majorEastAsia" w:hAnsiTheme="majorHAnsi" w:cstheme="majorBidi"/>
-          <w:color w:val="0F4761" w:themeColor="accent1" w:themeShade="BF"/>
+          <w:sz w:val="18"/>
+          <w:szCs w:val="18"/>
+        </w:rPr>
+      </w:pPr>
+      <w:r>
+        <w:rPr>
+          <w:rFonts w:asciiTheme="majorHAnsi" w:eastAsiaTheme="majorEastAsia" w:hAnsiTheme="majorHAnsi" w:cstheme="majorBidi"/>
+          <w:color w:val="0F4761" w:themeColor="accent1" w:themeShade="BF"/>
+          <w:sz w:val="18"/>
+          <w:szCs w:val="18"/>
         </w:rPr>
         <w:t xml:space="preserve">Your dataset simulates </w:t>
       </w:r>
@@ -528,6 +472,8 @@
           <w:b/>
           <w:bCs/>
           <w:color w:val="0F4761" w:themeColor="accent1" w:themeShade="BF"/>
+          <w:sz w:val="18"/>
+          <w:szCs w:val="18"/>
         </w:rPr>
         <w:t>operational SaaS product data</w:t>
       </w:r>
@@ -535,6 +481,8 @@
         <w:rPr>
           <w:rFonts w:asciiTheme="majorHAnsi" w:eastAsiaTheme="majorEastAsia" w:hAnsiTheme="majorHAnsi" w:cstheme="majorBidi"/>
           <w:color w:val="0F4761" w:themeColor="accent1" w:themeShade="BF"/>
+          <w:sz w:val="18"/>
+          <w:szCs w:val="18"/>
         </w:rPr>
         <w:t>.</w:t>
       </w:r>
@@ -544,12 +492,16 @@
         <w:rPr>
           <w:rFonts w:asciiTheme="majorHAnsi" w:eastAsiaTheme="majorEastAsia" w:hAnsiTheme="majorHAnsi" w:cstheme="majorBidi"/>
           <w:color w:val="0F4761" w:themeColor="accent1" w:themeShade="BF"/>
-        </w:rPr>
-      </w:pPr>
-      <w:r>
-        <w:rPr>
-          <w:rFonts w:asciiTheme="majorHAnsi" w:eastAsiaTheme="majorEastAsia" w:hAnsiTheme="majorHAnsi" w:cstheme="majorBidi"/>
-          <w:color w:val="0F4761" w:themeColor="accent1" w:themeShade="BF"/>
+          <w:sz w:val="18"/>
+          <w:szCs w:val="18"/>
+        </w:rPr>
+      </w:pPr>
+      <w:r>
+        <w:rPr>
+          <w:rFonts w:asciiTheme="majorHAnsi" w:eastAsiaTheme="majorEastAsia" w:hAnsiTheme="majorHAnsi" w:cstheme="majorBidi"/>
+          <w:color w:val="0F4761" w:themeColor="accent1" w:themeShade="BF"/>
+          <w:sz w:val="18"/>
+          <w:szCs w:val="18"/>
         </w:rPr>
         <w:t xml:space="preserve">There are </w:t>
       </w:r>
@@ -559,6 +511,8 @@
           <w:b/>
           <w:bCs/>
           <w:color w:val="0F4761" w:themeColor="accent1" w:themeShade="BF"/>
+          <w:sz w:val="18"/>
+          <w:szCs w:val="18"/>
         </w:rPr>
         <w:t>5 datasets</w:t>
       </w:r>
@@ -566,6 +520,8 @@
         <w:rPr>
           <w:rFonts w:asciiTheme="majorHAnsi" w:eastAsiaTheme="majorEastAsia" w:hAnsiTheme="majorHAnsi" w:cstheme="majorBidi"/>
           <w:color w:val="0F4761" w:themeColor="accent1" w:themeShade="BF"/>
+          <w:sz w:val="18"/>
+          <w:szCs w:val="18"/>
         </w:rPr>
         <w:t>.</w:t>
       </w:r>
@@ -577,16 +533,19 @@
           <w:b/>
           <w:bCs/>
           <w:color w:val="0F4761" w:themeColor="accent1" w:themeShade="BF"/>
-        </w:rPr>
-      </w:pPr>
-      <w:r>
-        <w:rPr>
-          <w:rFonts w:asciiTheme="majorHAnsi" w:eastAsiaTheme="majorEastAsia" w:hAnsiTheme="majorHAnsi" w:cstheme="majorBidi"/>
-          <w:b/>
-          <w:bCs/>
-          <w:color w:val="0F4761" w:themeColor="accent1" w:themeShade="BF"/>
-        </w:rPr>
-        <w:lastRenderedPageBreak/>
+          <w:sz w:val="18"/>
+          <w:szCs w:val="18"/>
+        </w:rPr>
+      </w:pPr>
+      <w:r>
+        <w:rPr>
+          <w:rFonts w:asciiTheme="majorHAnsi" w:eastAsiaTheme="majorEastAsia" w:hAnsiTheme="majorHAnsi" w:cstheme="majorBidi"/>
+          <w:b/>
+          <w:bCs/>
+          <w:color w:val="0F4761" w:themeColor="accent1" w:themeShade="BF"/>
+          <w:sz w:val="18"/>
+          <w:szCs w:val="18"/>
+        </w:rPr>
         <w:t>1. Accounts</w:t>
       </w:r>
     </w:p>
@@ -595,12 +554,16 @@
         <w:rPr>
           <w:rFonts w:asciiTheme="majorHAnsi" w:eastAsiaTheme="majorEastAsia" w:hAnsiTheme="majorHAnsi" w:cstheme="majorBidi"/>
           <w:color w:val="0F4761" w:themeColor="accent1" w:themeShade="BF"/>
-        </w:rPr>
-      </w:pPr>
-      <w:r>
-        <w:rPr>
-          <w:rFonts w:asciiTheme="majorHAnsi" w:eastAsiaTheme="majorEastAsia" w:hAnsiTheme="majorHAnsi" w:cstheme="majorBidi"/>
-          <w:color w:val="0F4761" w:themeColor="accent1" w:themeShade="BF"/>
+          <w:sz w:val="18"/>
+          <w:szCs w:val="18"/>
+        </w:rPr>
+      </w:pPr>
+      <w:r>
+        <w:rPr>
+          <w:rFonts w:asciiTheme="majorHAnsi" w:eastAsiaTheme="majorEastAsia" w:hAnsiTheme="majorHAnsi" w:cstheme="majorBidi"/>
+          <w:color w:val="0F4761" w:themeColor="accent1" w:themeShade="BF"/>
+          <w:sz w:val="18"/>
+          <w:szCs w:val="18"/>
         </w:rPr>
         <w:t>Company-level information.</w:t>
       </w:r>
@@ -610,12 +573,16 @@
         <w:rPr>
           <w:rFonts w:asciiTheme="majorHAnsi" w:eastAsiaTheme="majorEastAsia" w:hAnsiTheme="majorHAnsi" w:cstheme="majorBidi"/>
           <w:color w:val="0F4761" w:themeColor="accent1" w:themeShade="BF"/>
-        </w:rPr>
-      </w:pPr>
-      <w:r>
-        <w:rPr>
-          <w:rFonts w:asciiTheme="majorHAnsi" w:eastAsiaTheme="majorEastAsia" w:hAnsiTheme="majorHAnsi" w:cstheme="majorBidi"/>
-          <w:color w:val="0F4761" w:themeColor="accent1" w:themeShade="BF"/>
+          <w:sz w:val="18"/>
+          <w:szCs w:val="18"/>
+        </w:rPr>
+      </w:pPr>
+      <w:r>
+        <w:rPr>
+          <w:rFonts w:asciiTheme="majorHAnsi" w:eastAsiaTheme="majorEastAsia" w:hAnsiTheme="majorHAnsi" w:cstheme="majorBidi"/>
+          <w:color w:val="0F4761" w:themeColor="accent1" w:themeShade="BF"/>
+          <w:sz w:val="18"/>
+          <w:szCs w:val="18"/>
         </w:rPr>
         <w:t>Example columns:</w:t>
       </w:r>
@@ -625,6 +592,8 @@
         <w:rPr>
           <w:rFonts w:asciiTheme="majorHAnsi" w:eastAsiaTheme="majorEastAsia" w:hAnsiTheme="majorHAnsi" w:cstheme="majorBidi"/>
           <w:color w:val="0F4761" w:themeColor="accent1" w:themeShade="BF"/>
+          <w:sz w:val="18"/>
+          <w:szCs w:val="18"/>
         </w:rPr>
       </w:pPr>
       <w:proofErr w:type="spellStart"/>
@@ -632,6 +601,8 @@
         <w:rPr>
           <w:rFonts w:asciiTheme="majorHAnsi" w:eastAsiaTheme="majorEastAsia" w:hAnsiTheme="majorHAnsi" w:cstheme="majorBidi"/>
           <w:color w:val="0F4761" w:themeColor="accent1" w:themeShade="BF"/>
+          <w:sz w:val="18"/>
+          <w:szCs w:val="18"/>
         </w:rPr>
         <w:t>account_id</w:t>
       </w:r>
@@ -640,6 +611,8 @@
         <w:rPr>
           <w:rFonts w:asciiTheme="majorHAnsi" w:eastAsiaTheme="majorEastAsia" w:hAnsiTheme="majorHAnsi" w:cstheme="majorBidi"/>
           <w:color w:val="0F4761" w:themeColor="accent1" w:themeShade="BF"/>
+          <w:sz w:val="18"/>
+          <w:szCs w:val="18"/>
         </w:rPr>
         <w:br/>
       </w:r>
@@ -648,6 +621,8 @@
         <w:rPr>
           <w:rFonts w:asciiTheme="majorHAnsi" w:eastAsiaTheme="majorEastAsia" w:hAnsiTheme="majorHAnsi" w:cstheme="majorBidi"/>
           <w:color w:val="0F4761" w:themeColor="accent1" w:themeShade="BF"/>
+          <w:sz w:val="18"/>
+          <w:szCs w:val="18"/>
         </w:rPr>
         <w:t>account_name</w:t>
       </w:r>
@@ -656,6 +631,8 @@
         <w:rPr>
           <w:rFonts w:asciiTheme="majorHAnsi" w:eastAsiaTheme="majorEastAsia" w:hAnsiTheme="majorHAnsi" w:cstheme="majorBidi"/>
           <w:color w:val="0F4761" w:themeColor="accent1" w:themeShade="BF"/>
+          <w:sz w:val="18"/>
+          <w:szCs w:val="18"/>
         </w:rPr>
         <w:br/>
         <w:t>industry</w:t>
@@ -664,6 +641,8 @@
         <w:rPr>
           <w:rFonts w:asciiTheme="majorHAnsi" w:eastAsiaTheme="majorEastAsia" w:hAnsiTheme="majorHAnsi" w:cstheme="majorBidi"/>
           <w:color w:val="0F4761" w:themeColor="accent1" w:themeShade="BF"/>
+          <w:sz w:val="18"/>
+          <w:szCs w:val="18"/>
         </w:rPr>
         <w:br/>
         <w:t>country</w:t>
@@ -672,6 +651,8 @@
         <w:rPr>
           <w:rFonts w:asciiTheme="majorHAnsi" w:eastAsiaTheme="majorEastAsia" w:hAnsiTheme="majorHAnsi" w:cstheme="majorBidi"/>
           <w:color w:val="0F4761" w:themeColor="accent1" w:themeShade="BF"/>
+          <w:sz w:val="18"/>
+          <w:szCs w:val="18"/>
         </w:rPr>
         <w:br/>
       </w:r>
@@ -680,6 +661,8 @@
         <w:rPr>
           <w:rFonts w:asciiTheme="majorHAnsi" w:eastAsiaTheme="majorEastAsia" w:hAnsiTheme="majorHAnsi" w:cstheme="majorBidi"/>
           <w:color w:val="0F4761" w:themeColor="accent1" w:themeShade="BF"/>
+          <w:sz w:val="18"/>
+          <w:szCs w:val="18"/>
         </w:rPr>
         <w:t>signup_date</w:t>
       </w:r>
@@ -688,6 +671,8 @@
         <w:rPr>
           <w:rFonts w:asciiTheme="majorHAnsi" w:eastAsiaTheme="majorEastAsia" w:hAnsiTheme="majorHAnsi" w:cstheme="majorBidi"/>
           <w:color w:val="0F4761" w:themeColor="accent1" w:themeShade="BF"/>
+          <w:sz w:val="18"/>
+          <w:szCs w:val="18"/>
         </w:rPr>
         <w:br/>
       </w:r>
@@ -696,6 +681,8 @@
         <w:rPr>
           <w:rFonts w:asciiTheme="majorHAnsi" w:eastAsiaTheme="majorEastAsia" w:hAnsiTheme="majorHAnsi" w:cstheme="majorBidi"/>
           <w:color w:val="0F4761" w:themeColor="accent1" w:themeShade="BF"/>
+          <w:sz w:val="18"/>
+          <w:szCs w:val="18"/>
         </w:rPr>
         <w:t>plan_tier</w:t>
       </w:r>
@@ -704,6 +691,8 @@
         <w:rPr>
           <w:rFonts w:asciiTheme="majorHAnsi" w:eastAsiaTheme="majorEastAsia" w:hAnsiTheme="majorHAnsi" w:cstheme="majorBidi"/>
           <w:color w:val="0F4761" w:themeColor="accent1" w:themeShade="BF"/>
+          <w:sz w:val="18"/>
+          <w:szCs w:val="18"/>
         </w:rPr>
         <w:br/>
         <w:t>seats</w:t>
@@ -714,12 +703,16 @@
         <w:rPr>
           <w:rFonts w:asciiTheme="majorHAnsi" w:eastAsiaTheme="majorEastAsia" w:hAnsiTheme="majorHAnsi" w:cstheme="majorBidi"/>
           <w:color w:val="0F4761" w:themeColor="accent1" w:themeShade="BF"/>
-        </w:rPr>
-      </w:pPr>
-      <w:r>
-        <w:rPr>
-          <w:rFonts w:asciiTheme="majorHAnsi" w:eastAsiaTheme="majorEastAsia" w:hAnsiTheme="majorHAnsi" w:cstheme="majorBidi"/>
-          <w:color w:val="0F4761" w:themeColor="accent1" w:themeShade="BF"/>
+          <w:sz w:val="18"/>
+          <w:szCs w:val="18"/>
+        </w:rPr>
+      </w:pPr>
+      <w:r>
+        <w:rPr>
+          <w:rFonts w:asciiTheme="majorHAnsi" w:eastAsiaTheme="majorEastAsia" w:hAnsiTheme="majorHAnsi" w:cstheme="majorBidi"/>
+          <w:color w:val="0F4761" w:themeColor="accent1" w:themeShade="BF"/>
+          <w:sz w:val="18"/>
+          <w:szCs w:val="18"/>
         </w:rPr>
         <w:t xml:space="preserve">This tells us </w:t>
       </w:r>
@@ -729,6 +722,8 @@
           <w:b/>
           <w:bCs/>
           <w:color w:val="0F4761" w:themeColor="accent1" w:themeShade="BF"/>
+          <w:sz w:val="18"/>
+          <w:szCs w:val="18"/>
         </w:rPr>
         <w:t>who the customers are</w:t>
       </w:r>
@@ -736,6 +731,8 @@
         <w:rPr>
           <w:rFonts w:asciiTheme="majorHAnsi" w:eastAsiaTheme="majorEastAsia" w:hAnsiTheme="majorHAnsi" w:cstheme="majorBidi"/>
           <w:color w:val="0F4761" w:themeColor="accent1" w:themeShade="BF"/>
+          <w:sz w:val="18"/>
+          <w:szCs w:val="18"/>
         </w:rPr>
         <w:t>.</w:t>
       </w:r>
@@ -745,12 +742,16 @@
         <w:rPr>
           <w:rFonts w:asciiTheme="majorHAnsi" w:eastAsiaTheme="majorEastAsia" w:hAnsiTheme="majorHAnsi" w:cstheme="majorBidi"/>
           <w:color w:val="0F4761" w:themeColor="accent1" w:themeShade="BF"/>
-        </w:rPr>
-      </w:pPr>
-      <w:r>
-        <w:rPr>
-          <w:rFonts w:asciiTheme="majorHAnsi" w:eastAsiaTheme="majorEastAsia" w:hAnsiTheme="majorHAnsi" w:cstheme="majorBidi"/>
-          <w:color w:val="0F4761" w:themeColor="accent1" w:themeShade="BF"/>
+          <w:sz w:val="18"/>
+          <w:szCs w:val="18"/>
+        </w:rPr>
+      </w:pPr>
+      <w:r>
+        <w:rPr>
+          <w:rFonts w:asciiTheme="majorHAnsi" w:eastAsiaTheme="majorEastAsia" w:hAnsiTheme="majorHAnsi" w:cstheme="majorBidi"/>
+          <w:color w:val="0F4761" w:themeColor="accent1" w:themeShade="BF"/>
+          <w:sz w:val="18"/>
+          <w:szCs w:val="18"/>
         </w:rPr>
         <w:pict w14:anchorId="73BE6DDC">
           <v:rect id="_x0000_i1326" style="width:0;height:1.5pt" o:hralign="center" o:hrstd="t" o:hr="t" fillcolor="#a0a0a0" stroked="f"/>
@@ -764,14 +765,18 @@
           <w:b/>
           <w:bCs/>
           <w:color w:val="0F4761" w:themeColor="accent1" w:themeShade="BF"/>
-        </w:rPr>
-      </w:pPr>
-      <w:r>
-        <w:rPr>
-          <w:rFonts w:asciiTheme="majorHAnsi" w:eastAsiaTheme="majorEastAsia" w:hAnsiTheme="majorHAnsi" w:cstheme="majorBidi"/>
-          <w:b/>
-          <w:bCs/>
-          <w:color w:val="0F4761" w:themeColor="accent1" w:themeShade="BF"/>
+          <w:sz w:val="18"/>
+          <w:szCs w:val="18"/>
+        </w:rPr>
+      </w:pPr>
+      <w:r>
+        <w:rPr>
+          <w:rFonts w:asciiTheme="majorHAnsi" w:eastAsiaTheme="majorEastAsia" w:hAnsiTheme="majorHAnsi" w:cstheme="majorBidi"/>
+          <w:b/>
+          <w:bCs/>
+          <w:color w:val="0F4761" w:themeColor="accent1" w:themeShade="BF"/>
+          <w:sz w:val="18"/>
+          <w:szCs w:val="18"/>
         </w:rPr>
         <w:t>2. Subscriptions</w:t>
       </w:r>
@@ -781,6 +786,8 @@
         <w:rPr>
           <w:rFonts w:asciiTheme="majorHAnsi" w:eastAsiaTheme="majorEastAsia" w:hAnsiTheme="majorHAnsi" w:cstheme="majorBidi"/>
           <w:color w:val="0F4761" w:themeColor="accent1" w:themeShade="BF"/>
+          <w:sz w:val="18"/>
+          <w:szCs w:val="18"/>
         </w:rPr>
       </w:pPr>
       <w:proofErr w:type="gramStart"/>
@@ -788,6 +795,8 @@
         <w:rPr>
           <w:rFonts w:asciiTheme="majorHAnsi" w:eastAsiaTheme="majorEastAsia" w:hAnsiTheme="majorHAnsi" w:cstheme="majorBidi"/>
           <w:color w:val="0F4761" w:themeColor="accent1" w:themeShade="BF"/>
+          <w:sz w:val="18"/>
+          <w:szCs w:val="18"/>
         </w:rPr>
         <w:t>Subscription</w:t>
       </w:r>
@@ -796,6 +805,8 @@
         <w:rPr>
           <w:rFonts w:asciiTheme="majorHAnsi" w:eastAsiaTheme="majorEastAsia" w:hAnsiTheme="majorHAnsi" w:cstheme="majorBidi"/>
           <w:color w:val="0F4761" w:themeColor="accent1" w:themeShade="BF"/>
+          <w:sz w:val="18"/>
+          <w:szCs w:val="18"/>
         </w:rPr>
         <w:t xml:space="preserve"> lifecycle events.</w:t>
       </w:r>
@@ -805,12 +816,16 @@
         <w:rPr>
           <w:rFonts w:asciiTheme="majorHAnsi" w:eastAsiaTheme="majorEastAsia" w:hAnsiTheme="majorHAnsi" w:cstheme="majorBidi"/>
           <w:color w:val="0F4761" w:themeColor="accent1" w:themeShade="BF"/>
-        </w:rPr>
-      </w:pPr>
-      <w:r>
-        <w:rPr>
-          <w:rFonts w:asciiTheme="majorHAnsi" w:eastAsiaTheme="majorEastAsia" w:hAnsiTheme="majorHAnsi" w:cstheme="majorBidi"/>
-          <w:color w:val="0F4761" w:themeColor="accent1" w:themeShade="BF"/>
+          <w:sz w:val="18"/>
+          <w:szCs w:val="18"/>
+        </w:rPr>
+      </w:pPr>
+      <w:r>
+        <w:rPr>
+          <w:rFonts w:asciiTheme="majorHAnsi" w:eastAsiaTheme="majorEastAsia" w:hAnsiTheme="majorHAnsi" w:cstheme="majorBidi"/>
+          <w:color w:val="0F4761" w:themeColor="accent1" w:themeShade="BF"/>
+          <w:sz w:val="18"/>
+          <w:szCs w:val="18"/>
         </w:rPr>
         <w:t>Example columns:</w:t>
       </w:r>
@@ -820,6 +835,8 @@
         <w:rPr>
           <w:rFonts w:asciiTheme="majorHAnsi" w:eastAsiaTheme="majorEastAsia" w:hAnsiTheme="majorHAnsi" w:cstheme="majorBidi"/>
           <w:color w:val="0F4761" w:themeColor="accent1" w:themeShade="BF"/>
+          <w:sz w:val="18"/>
+          <w:szCs w:val="18"/>
         </w:rPr>
       </w:pPr>
       <w:proofErr w:type="spellStart"/>
@@ -827,6 +844,8 @@
         <w:rPr>
           <w:rFonts w:asciiTheme="majorHAnsi" w:eastAsiaTheme="majorEastAsia" w:hAnsiTheme="majorHAnsi" w:cstheme="majorBidi"/>
           <w:color w:val="0F4761" w:themeColor="accent1" w:themeShade="BF"/>
+          <w:sz w:val="18"/>
+          <w:szCs w:val="18"/>
         </w:rPr>
         <w:t>subscription_id</w:t>
       </w:r>
@@ -835,6 +854,8 @@
         <w:rPr>
           <w:rFonts w:asciiTheme="majorHAnsi" w:eastAsiaTheme="majorEastAsia" w:hAnsiTheme="majorHAnsi" w:cstheme="majorBidi"/>
           <w:color w:val="0F4761" w:themeColor="accent1" w:themeShade="BF"/>
+          <w:sz w:val="18"/>
+          <w:szCs w:val="18"/>
         </w:rPr>
         <w:br/>
       </w:r>
@@ -843,6 +864,8 @@
         <w:rPr>
           <w:rFonts w:asciiTheme="majorHAnsi" w:eastAsiaTheme="majorEastAsia" w:hAnsiTheme="majorHAnsi" w:cstheme="majorBidi"/>
           <w:color w:val="0F4761" w:themeColor="accent1" w:themeShade="BF"/>
+          <w:sz w:val="18"/>
+          <w:szCs w:val="18"/>
         </w:rPr>
         <w:t>account_id</w:t>
       </w:r>
@@ -851,6 +874,8 @@
         <w:rPr>
           <w:rFonts w:asciiTheme="majorHAnsi" w:eastAsiaTheme="majorEastAsia" w:hAnsiTheme="majorHAnsi" w:cstheme="majorBidi"/>
           <w:color w:val="0F4761" w:themeColor="accent1" w:themeShade="BF"/>
+          <w:sz w:val="18"/>
+          <w:szCs w:val="18"/>
         </w:rPr>
         <w:br/>
       </w:r>
@@ -859,6 +884,8 @@
         <w:rPr>
           <w:rFonts w:asciiTheme="majorHAnsi" w:eastAsiaTheme="majorEastAsia" w:hAnsiTheme="majorHAnsi" w:cstheme="majorBidi"/>
           <w:color w:val="0F4761" w:themeColor="accent1" w:themeShade="BF"/>
+          <w:sz w:val="18"/>
+          <w:szCs w:val="18"/>
         </w:rPr>
         <w:t>start_date</w:t>
       </w:r>
@@ -867,6 +894,8 @@
         <w:rPr>
           <w:rFonts w:asciiTheme="majorHAnsi" w:eastAsiaTheme="majorEastAsia" w:hAnsiTheme="majorHAnsi" w:cstheme="majorBidi"/>
           <w:color w:val="0F4761" w:themeColor="accent1" w:themeShade="BF"/>
+          <w:sz w:val="18"/>
+          <w:szCs w:val="18"/>
         </w:rPr>
         <w:br/>
       </w:r>
@@ -875,6 +904,8 @@
         <w:rPr>
           <w:rFonts w:asciiTheme="majorHAnsi" w:eastAsiaTheme="majorEastAsia" w:hAnsiTheme="majorHAnsi" w:cstheme="majorBidi"/>
           <w:color w:val="0F4761" w:themeColor="accent1" w:themeShade="BF"/>
+          <w:sz w:val="18"/>
+          <w:szCs w:val="18"/>
         </w:rPr>
         <w:t>end_date</w:t>
       </w:r>
@@ -883,6 +914,8 @@
         <w:rPr>
           <w:rFonts w:asciiTheme="majorHAnsi" w:eastAsiaTheme="majorEastAsia" w:hAnsiTheme="majorHAnsi" w:cstheme="majorBidi"/>
           <w:color w:val="0F4761" w:themeColor="accent1" w:themeShade="BF"/>
+          <w:sz w:val="18"/>
+          <w:szCs w:val="18"/>
         </w:rPr>
         <w:br/>
       </w:r>
@@ -891,6 +924,8 @@
         <w:rPr>
           <w:rFonts w:asciiTheme="majorHAnsi" w:eastAsiaTheme="majorEastAsia" w:hAnsiTheme="majorHAnsi" w:cstheme="majorBidi"/>
           <w:color w:val="0F4761" w:themeColor="accent1" w:themeShade="BF"/>
+          <w:sz w:val="18"/>
+          <w:szCs w:val="18"/>
         </w:rPr>
         <w:t>plan_tier</w:t>
       </w:r>
@@ -899,6 +934,8 @@
         <w:rPr>
           <w:rFonts w:asciiTheme="majorHAnsi" w:eastAsiaTheme="majorEastAsia" w:hAnsiTheme="majorHAnsi" w:cstheme="majorBidi"/>
           <w:color w:val="0F4761" w:themeColor="accent1" w:themeShade="BF"/>
+          <w:sz w:val="18"/>
+          <w:szCs w:val="18"/>
         </w:rPr>
         <w:br/>
       </w:r>
@@ -907,6 +944,8 @@
         <w:rPr>
           <w:rFonts w:asciiTheme="majorHAnsi" w:eastAsiaTheme="majorEastAsia" w:hAnsiTheme="majorHAnsi" w:cstheme="majorBidi"/>
           <w:color w:val="0F4761" w:themeColor="accent1" w:themeShade="BF"/>
+          <w:sz w:val="18"/>
+          <w:szCs w:val="18"/>
         </w:rPr>
         <w:t>mrr_amount</w:t>
       </w:r>
@@ -915,6 +954,8 @@
         <w:rPr>
           <w:rFonts w:asciiTheme="majorHAnsi" w:eastAsiaTheme="majorEastAsia" w:hAnsiTheme="majorHAnsi" w:cstheme="majorBidi"/>
           <w:color w:val="0F4761" w:themeColor="accent1" w:themeShade="BF"/>
+          <w:sz w:val="18"/>
+          <w:szCs w:val="18"/>
         </w:rPr>
         <w:br/>
       </w:r>
@@ -923,6 +964,8 @@
         <w:rPr>
           <w:rFonts w:asciiTheme="majorHAnsi" w:eastAsiaTheme="majorEastAsia" w:hAnsiTheme="majorHAnsi" w:cstheme="majorBidi"/>
           <w:color w:val="0F4761" w:themeColor="accent1" w:themeShade="BF"/>
+          <w:sz w:val="18"/>
+          <w:szCs w:val="18"/>
         </w:rPr>
         <w:t>upgrade_flag</w:t>
       </w:r>
@@ -931,6 +974,8 @@
         <w:rPr>
           <w:rFonts w:asciiTheme="majorHAnsi" w:eastAsiaTheme="majorEastAsia" w:hAnsiTheme="majorHAnsi" w:cstheme="majorBidi"/>
           <w:color w:val="0F4761" w:themeColor="accent1" w:themeShade="BF"/>
+          <w:sz w:val="18"/>
+          <w:szCs w:val="18"/>
         </w:rPr>
         <w:br/>
       </w:r>
@@ -939,6 +984,8 @@
         <w:rPr>
           <w:rFonts w:asciiTheme="majorHAnsi" w:eastAsiaTheme="majorEastAsia" w:hAnsiTheme="majorHAnsi" w:cstheme="majorBidi"/>
           <w:color w:val="0F4761" w:themeColor="accent1" w:themeShade="BF"/>
+          <w:sz w:val="18"/>
+          <w:szCs w:val="18"/>
         </w:rPr>
         <w:t>downgrade_flag</w:t>
       </w:r>
@@ -949,12 +996,16 @@
         <w:rPr>
           <w:rFonts w:asciiTheme="majorHAnsi" w:eastAsiaTheme="majorEastAsia" w:hAnsiTheme="majorHAnsi" w:cstheme="majorBidi"/>
           <w:color w:val="0F4761" w:themeColor="accent1" w:themeShade="BF"/>
-        </w:rPr>
-      </w:pPr>
-      <w:r>
-        <w:rPr>
-          <w:rFonts w:asciiTheme="majorHAnsi" w:eastAsiaTheme="majorEastAsia" w:hAnsiTheme="majorHAnsi" w:cstheme="majorBidi"/>
-          <w:color w:val="0F4761" w:themeColor="accent1" w:themeShade="BF"/>
+          <w:sz w:val="18"/>
+          <w:szCs w:val="18"/>
+        </w:rPr>
+      </w:pPr>
+      <w:r>
+        <w:rPr>
+          <w:rFonts w:asciiTheme="majorHAnsi" w:eastAsiaTheme="majorEastAsia" w:hAnsiTheme="majorHAnsi" w:cstheme="majorBidi"/>
+          <w:color w:val="0F4761" w:themeColor="accent1" w:themeShade="BF"/>
+          <w:sz w:val="18"/>
+          <w:szCs w:val="18"/>
         </w:rPr>
         <w:t>This shows:</w:t>
       </w:r>
@@ -968,12 +1019,16 @@
         <w:rPr>
           <w:rFonts w:asciiTheme="majorHAnsi" w:eastAsiaTheme="majorEastAsia" w:hAnsiTheme="majorHAnsi" w:cstheme="majorBidi"/>
           <w:color w:val="0F4761" w:themeColor="accent1" w:themeShade="BF"/>
-        </w:rPr>
-      </w:pPr>
-      <w:r>
-        <w:rPr>
-          <w:rFonts w:asciiTheme="majorHAnsi" w:eastAsiaTheme="majorEastAsia" w:hAnsiTheme="majorHAnsi" w:cstheme="majorBidi"/>
-          <w:color w:val="0F4761" w:themeColor="accent1" w:themeShade="BF"/>
+          <w:sz w:val="18"/>
+          <w:szCs w:val="18"/>
+        </w:rPr>
+      </w:pPr>
+      <w:r>
+        <w:rPr>
+          <w:rFonts w:asciiTheme="majorHAnsi" w:eastAsiaTheme="majorEastAsia" w:hAnsiTheme="majorHAnsi" w:cstheme="majorBidi"/>
+          <w:color w:val="0F4761" w:themeColor="accent1" w:themeShade="BF"/>
+          <w:sz w:val="18"/>
+          <w:szCs w:val="18"/>
         </w:rPr>
         <w:t>revenue</w:t>
       </w:r>
@@ -987,12 +1042,16 @@
         <w:rPr>
           <w:rFonts w:asciiTheme="majorHAnsi" w:eastAsiaTheme="majorEastAsia" w:hAnsiTheme="majorHAnsi" w:cstheme="majorBidi"/>
           <w:color w:val="0F4761" w:themeColor="accent1" w:themeShade="BF"/>
-        </w:rPr>
-      </w:pPr>
-      <w:r>
-        <w:rPr>
-          <w:rFonts w:asciiTheme="majorHAnsi" w:eastAsiaTheme="majorEastAsia" w:hAnsiTheme="majorHAnsi" w:cstheme="majorBidi"/>
-          <w:color w:val="0F4761" w:themeColor="accent1" w:themeShade="BF"/>
+          <w:sz w:val="18"/>
+          <w:szCs w:val="18"/>
+        </w:rPr>
+      </w:pPr>
+      <w:r>
+        <w:rPr>
+          <w:rFonts w:asciiTheme="majorHAnsi" w:eastAsiaTheme="majorEastAsia" w:hAnsiTheme="majorHAnsi" w:cstheme="majorBidi"/>
+          <w:color w:val="0F4761" w:themeColor="accent1" w:themeShade="BF"/>
+          <w:sz w:val="18"/>
+          <w:szCs w:val="18"/>
         </w:rPr>
         <w:t>plan changes</w:t>
       </w:r>
@@ -1006,12 +1065,16 @@
         <w:rPr>
           <w:rFonts w:asciiTheme="majorHAnsi" w:eastAsiaTheme="majorEastAsia" w:hAnsiTheme="majorHAnsi" w:cstheme="majorBidi"/>
           <w:color w:val="0F4761" w:themeColor="accent1" w:themeShade="BF"/>
-        </w:rPr>
-      </w:pPr>
-      <w:r>
-        <w:rPr>
-          <w:rFonts w:asciiTheme="majorHAnsi" w:eastAsiaTheme="majorEastAsia" w:hAnsiTheme="majorHAnsi" w:cstheme="majorBidi"/>
-          <w:color w:val="0F4761" w:themeColor="accent1" w:themeShade="BF"/>
+          <w:sz w:val="18"/>
+          <w:szCs w:val="18"/>
+        </w:rPr>
+      </w:pPr>
+      <w:r>
+        <w:rPr>
+          <w:rFonts w:asciiTheme="majorHAnsi" w:eastAsiaTheme="majorEastAsia" w:hAnsiTheme="majorHAnsi" w:cstheme="majorBidi"/>
+          <w:color w:val="0F4761" w:themeColor="accent1" w:themeShade="BF"/>
+          <w:sz w:val="18"/>
+          <w:szCs w:val="18"/>
         </w:rPr>
         <w:t>subscription history</w:t>
       </w:r>
@@ -1021,12 +1084,16 @@
         <w:rPr>
           <w:rFonts w:asciiTheme="majorHAnsi" w:eastAsiaTheme="majorEastAsia" w:hAnsiTheme="majorHAnsi" w:cstheme="majorBidi"/>
           <w:color w:val="0F4761" w:themeColor="accent1" w:themeShade="BF"/>
-        </w:rPr>
-      </w:pPr>
-      <w:r>
-        <w:rPr>
-          <w:rFonts w:asciiTheme="majorHAnsi" w:eastAsiaTheme="majorEastAsia" w:hAnsiTheme="majorHAnsi" w:cstheme="majorBidi"/>
-          <w:color w:val="0F4761" w:themeColor="accent1" w:themeShade="BF"/>
+          <w:sz w:val="18"/>
+          <w:szCs w:val="18"/>
+        </w:rPr>
+      </w:pPr>
+      <w:r>
+        <w:rPr>
+          <w:rFonts w:asciiTheme="majorHAnsi" w:eastAsiaTheme="majorEastAsia" w:hAnsiTheme="majorHAnsi" w:cstheme="majorBidi"/>
+          <w:color w:val="0F4761" w:themeColor="accent1" w:themeShade="BF"/>
+          <w:sz w:val="18"/>
+          <w:szCs w:val="18"/>
         </w:rPr>
         <w:pict w14:anchorId="6B8977A5">
           <v:rect id="_x0000_i1327" style="width:0;height:1.5pt" o:hralign="center" o:hrstd="t" o:hr="t" fillcolor="#a0a0a0" stroked="f"/>
@@ -1040,14 +1107,18 @@
           <w:b/>
           <w:bCs/>
           <w:color w:val="0F4761" w:themeColor="accent1" w:themeShade="BF"/>
-        </w:rPr>
-      </w:pPr>
-      <w:r>
-        <w:rPr>
-          <w:rFonts w:asciiTheme="majorHAnsi" w:eastAsiaTheme="majorEastAsia" w:hAnsiTheme="majorHAnsi" w:cstheme="majorBidi"/>
-          <w:b/>
-          <w:bCs/>
-          <w:color w:val="0F4761" w:themeColor="accent1" w:themeShade="BF"/>
+          <w:sz w:val="18"/>
+          <w:szCs w:val="18"/>
+        </w:rPr>
+      </w:pPr>
+      <w:r>
+        <w:rPr>
+          <w:rFonts w:asciiTheme="majorHAnsi" w:eastAsiaTheme="majorEastAsia" w:hAnsiTheme="majorHAnsi" w:cstheme="majorBidi"/>
+          <w:b/>
+          <w:bCs/>
+          <w:color w:val="0F4761" w:themeColor="accent1" w:themeShade="BF"/>
+          <w:sz w:val="18"/>
+          <w:szCs w:val="18"/>
         </w:rPr>
         <w:t>3. Feature Usage</w:t>
       </w:r>
@@ -1057,12 +1128,16 @@
         <w:rPr>
           <w:rFonts w:asciiTheme="majorHAnsi" w:eastAsiaTheme="majorEastAsia" w:hAnsiTheme="majorHAnsi" w:cstheme="majorBidi"/>
           <w:color w:val="0F4761" w:themeColor="accent1" w:themeShade="BF"/>
-        </w:rPr>
-      </w:pPr>
-      <w:r>
-        <w:rPr>
-          <w:rFonts w:asciiTheme="majorHAnsi" w:eastAsiaTheme="majorEastAsia" w:hAnsiTheme="majorHAnsi" w:cstheme="majorBidi"/>
-          <w:color w:val="0F4761" w:themeColor="accent1" w:themeShade="BF"/>
+          <w:sz w:val="18"/>
+          <w:szCs w:val="18"/>
+        </w:rPr>
+      </w:pPr>
+      <w:r>
+        <w:rPr>
+          <w:rFonts w:asciiTheme="majorHAnsi" w:eastAsiaTheme="majorEastAsia" w:hAnsiTheme="majorHAnsi" w:cstheme="majorBidi"/>
+          <w:color w:val="0F4761" w:themeColor="accent1" w:themeShade="BF"/>
+          <w:sz w:val="18"/>
+          <w:szCs w:val="18"/>
         </w:rPr>
         <w:t>Product engagement metrics.</w:t>
       </w:r>
@@ -1072,12 +1147,16 @@
         <w:rPr>
           <w:rFonts w:asciiTheme="majorHAnsi" w:eastAsiaTheme="majorEastAsia" w:hAnsiTheme="majorHAnsi" w:cstheme="majorBidi"/>
           <w:color w:val="0F4761" w:themeColor="accent1" w:themeShade="BF"/>
-        </w:rPr>
-      </w:pPr>
-      <w:r>
-        <w:rPr>
-          <w:rFonts w:asciiTheme="majorHAnsi" w:eastAsiaTheme="majorEastAsia" w:hAnsiTheme="majorHAnsi" w:cstheme="majorBidi"/>
-          <w:color w:val="0F4761" w:themeColor="accent1" w:themeShade="BF"/>
+          <w:sz w:val="18"/>
+          <w:szCs w:val="18"/>
+        </w:rPr>
+      </w:pPr>
+      <w:r>
+        <w:rPr>
+          <w:rFonts w:asciiTheme="majorHAnsi" w:eastAsiaTheme="majorEastAsia" w:hAnsiTheme="majorHAnsi" w:cstheme="majorBidi"/>
+          <w:color w:val="0F4761" w:themeColor="accent1" w:themeShade="BF"/>
+          <w:sz w:val="18"/>
+          <w:szCs w:val="18"/>
         </w:rPr>
         <w:t>Example:</w:t>
       </w:r>
@@ -1087,6 +1166,8 @@
         <w:rPr>
           <w:rFonts w:asciiTheme="majorHAnsi" w:eastAsiaTheme="majorEastAsia" w:hAnsiTheme="majorHAnsi" w:cstheme="majorBidi"/>
           <w:color w:val="0F4761" w:themeColor="accent1" w:themeShade="BF"/>
+          <w:sz w:val="18"/>
+          <w:szCs w:val="18"/>
         </w:rPr>
       </w:pPr>
       <w:proofErr w:type="spellStart"/>
@@ -1094,8 +1175,9 @@
         <w:rPr>
           <w:rFonts w:asciiTheme="majorHAnsi" w:eastAsiaTheme="majorEastAsia" w:hAnsiTheme="majorHAnsi" w:cstheme="majorBidi"/>
           <w:color w:val="0F4761" w:themeColor="accent1" w:themeShade="BF"/>
-        </w:rPr>
-        <w:lastRenderedPageBreak/>
+          <w:sz w:val="18"/>
+          <w:szCs w:val="18"/>
+        </w:rPr>
         <w:t>feature_name</w:t>
       </w:r>
       <w:proofErr w:type="spellEnd"/>
@@ -1103,6 +1185,8 @@
         <w:rPr>
           <w:rFonts w:asciiTheme="majorHAnsi" w:eastAsiaTheme="majorEastAsia" w:hAnsiTheme="majorHAnsi" w:cstheme="majorBidi"/>
           <w:color w:val="0F4761" w:themeColor="accent1" w:themeShade="BF"/>
+          <w:sz w:val="18"/>
+          <w:szCs w:val="18"/>
         </w:rPr>
         <w:br/>
       </w:r>
@@ -1111,6 +1195,8 @@
         <w:rPr>
           <w:rFonts w:asciiTheme="majorHAnsi" w:eastAsiaTheme="majorEastAsia" w:hAnsiTheme="majorHAnsi" w:cstheme="majorBidi"/>
           <w:color w:val="0F4761" w:themeColor="accent1" w:themeShade="BF"/>
+          <w:sz w:val="18"/>
+          <w:szCs w:val="18"/>
         </w:rPr>
         <w:t>usage_count</w:t>
       </w:r>
@@ -1119,6 +1205,8 @@
         <w:rPr>
           <w:rFonts w:asciiTheme="majorHAnsi" w:eastAsiaTheme="majorEastAsia" w:hAnsiTheme="majorHAnsi" w:cstheme="majorBidi"/>
           <w:color w:val="0F4761" w:themeColor="accent1" w:themeShade="BF"/>
+          <w:sz w:val="18"/>
+          <w:szCs w:val="18"/>
         </w:rPr>
         <w:br/>
       </w:r>
@@ -1127,6 +1215,8 @@
         <w:rPr>
           <w:rFonts w:asciiTheme="majorHAnsi" w:eastAsiaTheme="majorEastAsia" w:hAnsiTheme="majorHAnsi" w:cstheme="majorBidi"/>
           <w:color w:val="0F4761" w:themeColor="accent1" w:themeShade="BF"/>
+          <w:sz w:val="18"/>
+          <w:szCs w:val="18"/>
         </w:rPr>
         <w:t>usage_duration_secs</w:t>
       </w:r>
@@ -1135,6 +1225,8 @@
         <w:rPr>
           <w:rFonts w:asciiTheme="majorHAnsi" w:eastAsiaTheme="majorEastAsia" w:hAnsiTheme="majorHAnsi" w:cstheme="majorBidi"/>
           <w:color w:val="0F4761" w:themeColor="accent1" w:themeShade="BF"/>
+          <w:sz w:val="18"/>
+          <w:szCs w:val="18"/>
         </w:rPr>
         <w:br/>
       </w:r>
@@ -1143,6 +1235,8 @@
         <w:rPr>
           <w:rFonts w:asciiTheme="majorHAnsi" w:eastAsiaTheme="majorEastAsia" w:hAnsiTheme="majorHAnsi" w:cstheme="majorBidi"/>
           <w:color w:val="0F4761" w:themeColor="accent1" w:themeShade="BF"/>
+          <w:sz w:val="18"/>
+          <w:szCs w:val="18"/>
         </w:rPr>
         <w:t>error_count</w:t>
       </w:r>
@@ -1151,6 +1245,8 @@
         <w:rPr>
           <w:rFonts w:asciiTheme="majorHAnsi" w:eastAsiaTheme="majorEastAsia" w:hAnsiTheme="majorHAnsi" w:cstheme="majorBidi"/>
           <w:color w:val="0F4761" w:themeColor="accent1" w:themeShade="BF"/>
+          <w:sz w:val="18"/>
+          <w:szCs w:val="18"/>
         </w:rPr>
         <w:br/>
       </w:r>
@@ -1159,6 +1255,8 @@
         <w:rPr>
           <w:rFonts w:asciiTheme="majorHAnsi" w:eastAsiaTheme="majorEastAsia" w:hAnsiTheme="majorHAnsi" w:cstheme="majorBidi"/>
           <w:color w:val="0F4761" w:themeColor="accent1" w:themeShade="BF"/>
+          <w:sz w:val="18"/>
+          <w:szCs w:val="18"/>
         </w:rPr>
         <w:t>is_beta_feature</w:t>
       </w:r>
@@ -1169,12 +1267,16 @@
         <w:rPr>
           <w:rFonts w:asciiTheme="majorHAnsi" w:eastAsiaTheme="majorEastAsia" w:hAnsiTheme="majorHAnsi" w:cstheme="majorBidi"/>
           <w:color w:val="0F4761" w:themeColor="accent1" w:themeShade="BF"/>
-        </w:rPr>
-      </w:pPr>
-      <w:r>
-        <w:rPr>
-          <w:rFonts w:asciiTheme="majorHAnsi" w:eastAsiaTheme="majorEastAsia" w:hAnsiTheme="majorHAnsi" w:cstheme="majorBidi"/>
-          <w:color w:val="0F4761" w:themeColor="accent1" w:themeShade="BF"/>
+          <w:sz w:val="18"/>
+          <w:szCs w:val="18"/>
+        </w:rPr>
+      </w:pPr>
+      <w:r>
+        <w:rPr>
+          <w:rFonts w:asciiTheme="majorHAnsi" w:eastAsiaTheme="majorEastAsia" w:hAnsiTheme="majorHAnsi" w:cstheme="majorBidi"/>
+          <w:color w:val="0F4761" w:themeColor="accent1" w:themeShade="BF"/>
+          <w:sz w:val="18"/>
+          <w:szCs w:val="18"/>
         </w:rPr>
         <w:t xml:space="preserve">This tells us </w:t>
       </w:r>
@@ -1184,6 +1286,8 @@
           <w:b/>
           <w:bCs/>
           <w:color w:val="0F4761" w:themeColor="accent1" w:themeShade="BF"/>
+          <w:sz w:val="18"/>
+          <w:szCs w:val="18"/>
         </w:rPr>
         <w:t>how actively customers use the product</w:t>
       </w:r>
@@ -1191,6 +1295,8 @@
         <w:rPr>
           <w:rFonts w:asciiTheme="majorHAnsi" w:eastAsiaTheme="majorEastAsia" w:hAnsiTheme="majorHAnsi" w:cstheme="majorBidi"/>
           <w:color w:val="0F4761" w:themeColor="accent1" w:themeShade="BF"/>
+          <w:sz w:val="18"/>
+          <w:szCs w:val="18"/>
         </w:rPr>
         <w:t>.</w:t>
       </w:r>
@@ -1200,12 +1306,16 @@
         <w:rPr>
           <w:rFonts w:asciiTheme="majorHAnsi" w:eastAsiaTheme="majorEastAsia" w:hAnsiTheme="majorHAnsi" w:cstheme="majorBidi"/>
           <w:color w:val="0F4761" w:themeColor="accent1" w:themeShade="BF"/>
-        </w:rPr>
-      </w:pPr>
-      <w:r>
-        <w:rPr>
-          <w:rFonts w:asciiTheme="majorHAnsi" w:eastAsiaTheme="majorEastAsia" w:hAnsiTheme="majorHAnsi" w:cstheme="majorBidi"/>
-          <w:color w:val="0F4761" w:themeColor="accent1" w:themeShade="BF"/>
+          <w:sz w:val="18"/>
+          <w:szCs w:val="18"/>
+        </w:rPr>
+      </w:pPr>
+      <w:r>
+        <w:rPr>
+          <w:rFonts w:asciiTheme="majorHAnsi" w:eastAsiaTheme="majorEastAsia" w:hAnsiTheme="majorHAnsi" w:cstheme="majorBidi"/>
+          <w:color w:val="0F4761" w:themeColor="accent1" w:themeShade="BF"/>
+          <w:sz w:val="18"/>
+          <w:szCs w:val="18"/>
         </w:rPr>
         <w:pict w14:anchorId="13BFF658">
           <v:rect id="_x0000_i1328" style="width:0;height:1.5pt" o:hralign="center" o:hrstd="t" o:hr="t" fillcolor="#a0a0a0" stroked="f"/>
@@ -1219,14 +1329,18 @@
           <w:b/>
           <w:bCs/>
           <w:color w:val="0F4761" w:themeColor="accent1" w:themeShade="BF"/>
-        </w:rPr>
-      </w:pPr>
-      <w:r>
-        <w:rPr>
-          <w:rFonts w:asciiTheme="majorHAnsi" w:eastAsiaTheme="majorEastAsia" w:hAnsiTheme="majorHAnsi" w:cstheme="majorBidi"/>
-          <w:b/>
-          <w:bCs/>
-          <w:color w:val="0F4761" w:themeColor="accent1" w:themeShade="BF"/>
+          <w:sz w:val="18"/>
+          <w:szCs w:val="18"/>
+        </w:rPr>
+      </w:pPr>
+      <w:r>
+        <w:rPr>
+          <w:rFonts w:asciiTheme="majorHAnsi" w:eastAsiaTheme="majorEastAsia" w:hAnsiTheme="majorHAnsi" w:cstheme="majorBidi"/>
+          <w:b/>
+          <w:bCs/>
+          <w:color w:val="0F4761" w:themeColor="accent1" w:themeShade="BF"/>
+          <w:sz w:val="18"/>
+          <w:szCs w:val="18"/>
         </w:rPr>
         <w:t>4. Support Tickets</w:t>
       </w:r>
@@ -1236,12 +1350,16 @@
         <w:rPr>
           <w:rFonts w:asciiTheme="majorHAnsi" w:eastAsiaTheme="majorEastAsia" w:hAnsiTheme="majorHAnsi" w:cstheme="majorBidi"/>
           <w:color w:val="0F4761" w:themeColor="accent1" w:themeShade="BF"/>
-        </w:rPr>
-      </w:pPr>
-      <w:r>
-        <w:rPr>
-          <w:rFonts w:asciiTheme="majorHAnsi" w:eastAsiaTheme="majorEastAsia" w:hAnsiTheme="majorHAnsi" w:cstheme="majorBidi"/>
-          <w:color w:val="0F4761" w:themeColor="accent1" w:themeShade="BF"/>
+          <w:sz w:val="18"/>
+          <w:szCs w:val="18"/>
+        </w:rPr>
+      </w:pPr>
+      <w:r>
+        <w:rPr>
+          <w:rFonts w:asciiTheme="majorHAnsi" w:eastAsiaTheme="majorEastAsia" w:hAnsiTheme="majorHAnsi" w:cstheme="majorBidi"/>
+          <w:color w:val="0F4761" w:themeColor="accent1" w:themeShade="BF"/>
+          <w:sz w:val="18"/>
+          <w:szCs w:val="18"/>
         </w:rPr>
         <w:t>Customer support activity.</w:t>
       </w:r>
@@ -1251,12 +1369,16 @@
         <w:rPr>
           <w:rFonts w:asciiTheme="majorHAnsi" w:eastAsiaTheme="majorEastAsia" w:hAnsiTheme="majorHAnsi" w:cstheme="majorBidi"/>
           <w:color w:val="0F4761" w:themeColor="accent1" w:themeShade="BF"/>
-        </w:rPr>
-      </w:pPr>
-      <w:r>
-        <w:rPr>
-          <w:rFonts w:asciiTheme="majorHAnsi" w:eastAsiaTheme="majorEastAsia" w:hAnsiTheme="majorHAnsi" w:cstheme="majorBidi"/>
-          <w:color w:val="0F4761" w:themeColor="accent1" w:themeShade="BF"/>
+          <w:sz w:val="18"/>
+          <w:szCs w:val="18"/>
+        </w:rPr>
+      </w:pPr>
+      <w:r>
+        <w:rPr>
+          <w:rFonts w:asciiTheme="majorHAnsi" w:eastAsiaTheme="majorEastAsia" w:hAnsiTheme="majorHAnsi" w:cstheme="majorBidi"/>
+          <w:color w:val="0F4761" w:themeColor="accent1" w:themeShade="BF"/>
+          <w:sz w:val="18"/>
+          <w:szCs w:val="18"/>
         </w:rPr>
         <w:t>Example:</w:t>
       </w:r>
@@ -1266,6 +1388,8 @@
         <w:rPr>
           <w:rFonts w:asciiTheme="majorHAnsi" w:eastAsiaTheme="majorEastAsia" w:hAnsiTheme="majorHAnsi" w:cstheme="majorBidi"/>
           <w:color w:val="0F4761" w:themeColor="accent1" w:themeShade="BF"/>
+          <w:sz w:val="18"/>
+          <w:szCs w:val="18"/>
         </w:rPr>
       </w:pPr>
       <w:proofErr w:type="spellStart"/>
@@ -1273,6 +1397,8 @@
         <w:rPr>
           <w:rFonts w:asciiTheme="majorHAnsi" w:eastAsiaTheme="majorEastAsia" w:hAnsiTheme="majorHAnsi" w:cstheme="majorBidi"/>
           <w:color w:val="0F4761" w:themeColor="accent1" w:themeShade="BF"/>
+          <w:sz w:val="18"/>
+          <w:szCs w:val="18"/>
         </w:rPr>
         <w:t>ticket_id</w:t>
       </w:r>
@@ -1281,6 +1407,8 @@
         <w:rPr>
           <w:rFonts w:asciiTheme="majorHAnsi" w:eastAsiaTheme="majorEastAsia" w:hAnsiTheme="majorHAnsi" w:cstheme="majorBidi"/>
           <w:color w:val="0F4761" w:themeColor="accent1" w:themeShade="BF"/>
+          <w:sz w:val="18"/>
+          <w:szCs w:val="18"/>
         </w:rPr>
         <w:br/>
       </w:r>
@@ -1289,6 +1417,8 @@
         <w:rPr>
           <w:rFonts w:asciiTheme="majorHAnsi" w:eastAsiaTheme="majorEastAsia" w:hAnsiTheme="majorHAnsi" w:cstheme="majorBidi"/>
           <w:color w:val="0F4761" w:themeColor="accent1" w:themeShade="BF"/>
+          <w:sz w:val="18"/>
+          <w:szCs w:val="18"/>
         </w:rPr>
         <w:t>account_id</w:t>
       </w:r>
@@ -1297,6 +1427,8 @@
         <w:rPr>
           <w:rFonts w:asciiTheme="majorHAnsi" w:eastAsiaTheme="majorEastAsia" w:hAnsiTheme="majorHAnsi" w:cstheme="majorBidi"/>
           <w:color w:val="0F4761" w:themeColor="accent1" w:themeShade="BF"/>
+          <w:sz w:val="18"/>
+          <w:szCs w:val="18"/>
         </w:rPr>
         <w:br/>
       </w:r>
@@ -1305,6 +1437,8 @@
         <w:rPr>
           <w:rFonts w:asciiTheme="majorHAnsi" w:eastAsiaTheme="majorEastAsia" w:hAnsiTheme="majorHAnsi" w:cstheme="majorBidi"/>
           <w:color w:val="0F4761" w:themeColor="accent1" w:themeShade="BF"/>
+          <w:sz w:val="18"/>
+          <w:szCs w:val="18"/>
         </w:rPr>
         <w:t>resolution_time_hours</w:t>
       </w:r>
@@ -1313,6 +1447,8 @@
         <w:rPr>
           <w:rFonts w:asciiTheme="majorHAnsi" w:eastAsiaTheme="majorEastAsia" w:hAnsiTheme="majorHAnsi" w:cstheme="majorBidi"/>
           <w:color w:val="0F4761" w:themeColor="accent1" w:themeShade="BF"/>
+          <w:sz w:val="18"/>
+          <w:szCs w:val="18"/>
         </w:rPr>
         <w:br/>
       </w:r>
@@ -1321,6 +1457,8 @@
         <w:rPr>
           <w:rFonts w:asciiTheme="majorHAnsi" w:eastAsiaTheme="majorEastAsia" w:hAnsiTheme="majorHAnsi" w:cstheme="majorBidi"/>
           <w:color w:val="0F4761" w:themeColor="accent1" w:themeShade="BF"/>
+          <w:sz w:val="18"/>
+          <w:szCs w:val="18"/>
         </w:rPr>
         <w:t>first_response_time_minutes</w:t>
       </w:r>
@@ -1329,6 +1467,8 @@
         <w:rPr>
           <w:rFonts w:asciiTheme="majorHAnsi" w:eastAsiaTheme="majorEastAsia" w:hAnsiTheme="majorHAnsi" w:cstheme="majorBidi"/>
           <w:color w:val="0F4761" w:themeColor="accent1" w:themeShade="BF"/>
+          <w:sz w:val="18"/>
+          <w:szCs w:val="18"/>
         </w:rPr>
         <w:br/>
       </w:r>
@@ -1337,6 +1477,8 @@
         <w:rPr>
           <w:rFonts w:asciiTheme="majorHAnsi" w:eastAsiaTheme="majorEastAsia" w:hAnsiTheme="majorHAnsi" w:cstheme="majorBidi"/>
           <w:color w:val="0F4761" w:themeColor="accent1" w:themeShade="BF"/>
+          <w:sz w:val="18"/>
+          <w:szCs w:val="18"/>
         </w:rPr>
         <w:t>satisfaction_score</w:t>
       </w:r>
@@ -1345,6 +1487,8 @@
         <w:rPr>
           <w:rFonts w:asciiTheme="majorHAnsi" w:eastAsiaTheme="majorEastAsia" w:hAnsiTheme="majorHAnsi" w:cstheme="majorBidi"/>
           <w:color w:val="0F4761" w:themeColor="accent1" w:themeShade="BF"/>
+          <w:sz w:val="18"/>
+          <w:szCs w:val="18"/>
         </w:rPr>
         <w:br/>
       </w:r>
@@ -1353,6 +1497,8 @@
         <w:rPr>
           <w:rFonts w:asciiTheme="majorHAnsi" w:eastAsiaTheme="majorEastAsia" w:hAnsiTheme="majorHAnsi" w:cstheme="majorBidi"/>
           <w:color w:val="0F4761" w:themeColor="accent1" w:themeShade="BF"/>
+          <w:sz w:val="18"/>
+          <w:szCs w:val="18"/>
         </w:rPr>
         <w:t>escalation_flag</w:t>
       </w:r>
@@ -1363,12 +1509,16 @@
         <w:rPr>
           <w:rFonts w:asciiTheme="majorHAnsi" w:eastAsiaTheme="majorEastAsia" w:hAnsiTheme="majorHAnsi" w:cstheme="majorBidi"/>
           <w:color w:val="0F4761" w:themeColor="accent1" w:themeShade="BF"/>
-        </w:rPr>
-      </w:pPr>
-      <w:r>
-        <w:rPr>
-          <w:rFonts w:asciiTheme="majorHAnsi" w:eastAsiaTheme="majorEastAsia" w:hAnsiTheme="majorHAnsi" w:cstheme="majorBidi"/>
-          <w:color w:val="0F4761" w:themeColor="accent1" w:themeShade="BF"/>
+          <w:sz w:val="18"/>
+          <w:szCs w:val="18"/>
+        </w:rPr>
+      </w:pPr>
+      <w:r>
+        <w:rPr>
+          <w:rFonts w:asciiTheme="majorHAnsi" w:eastAsiaTheme="majorEastAsia" w:hAnsiTheme="majorHAnsi" w:cstheme="majorBidi"/>
+          <w:color w:val="0F4761" w:themeColor="accent1" w:themeShade="BF"/>
+          <w:sz w:val="18"/>
+          <w:szCs w:val="18"/>
         </w:rPr>
         <w:t xml:space="preserve">This </w:t>
       </w:r>
@@ -1377,6 +1527,8 @@
         <w:rPr>
           <w:rFonts w:asciiTheme="majorHAnsi" w:eastAsiaTheme="majorEastAsia" w:hAnsiTheme="majorHAnsi" w:cstheme="majorBidi"/>
           <w:color w:val="0F4761" w:themeColor="accent1" w:themeShade="BF"/>
+          <w:sz w:val="18"/>
+          <w:szCs w:val="18"/>
         </w:rPr>
         <w:t>helps</w:t>
       </w:r>
@@ -1385,6 +1537,8 @@
         <w:rPr>
           <w:rFonts w:asciiTheme="majorHAnsi" w:eastAsiaTheme="majorEastAsia" w:hAnsiTheme="majorHAnsi" w:cstheme="majorBidi"/>
           <w:color w:val="0F4761" w:themeColor="accent1" w:themeShade="BF"/>
+          <w:sz w:val="18"/>
+          <w:szCs w:val="18"/>
         </w:rPr>
         <w:t xml:space="preserve"> understand </w:t>
       </w:r>
@@ -1394,6 +1548,8 @@
           <w:b/>
           <w:bCs/>
           <w:color w:val="0F4761" w:themeColor="accent1" w:themeShade="BF"/>
+          <w:sz w:val="18"/>
+          <w:szCs w:val="18"/>
         </w:rPr>
         <w:t>customer experience problems</w:t>
       </w:r>
@@ -1401,6 +1557,8 @@
         <w:rPr>
           <w:rFonts w:asciiTheme="majorHAnsi" w:eastAsiaTheme="majorEastAsia" w:hAnsiTheme="majorHAnsi" w:cstheme="majorBidi"/>
           <w:color w:val="0F4761" w:themeColor="accent1" w:themeShade="BF"/>
+          <w:sz w:val="18"/>
+          <w:szCs w:val="18"/>
         </w:rPr>
         <w:t>.</w:t>
       </w:r>
@@ -1410,12 +1568,16 @@
         <w:rPr>
           <w:rFonts w:asciiTheme="majorHAnsi" w:eastAsiaTheme="majorEastAsia" w:hAnsiTheme="majorHAnsi" w:cstheme="majorBidi"/>
           <w:color w:val="0F4761" w:themeColor="accent1" w:themeShade="BF"/>
-        </w:rPr>
-      </w:pPr>
-      <w:r>
-        <w:rPr>
-          <w:rFonts w:asciiTheme="majorHAnsi" w:eastAsiaTheme="majorEastAsia" w:hAnsiTheme="majorHAnsi" w:cstheme="majorBidi"/>
-          <w:color w:val="0F4761" w:themeColor="accent1" w:themeShade="BF"/>
+          <w:sz w:val="18"/>
+          <w:szCs w:val="18"/>
+        </w:rPr>
+      </w:pPr>
+      <w:r>
+        <w:rPr>
+          <w:rFonts w:asciiTheme="majorHAnsi" w:eastAsiaTheme="majorEastAsia" w:hAnsiTheme="majorHAnsi" w:cstheme="majorBidi"/>
+          <w:color w:val="0F4761" w:themeColor="accent1" w:themeShade="BF"/>
+          <w:sz w:val="18"/>
+          <w:szCs w:val="18"/>
         </w:rPr>
         <w:pict w14:anchorId="465A5C1E">
           <v:rect id="_x0000_i1329" style="width:0;height:1.5pt" o:hralign="center" o:hrstd="t" o:hr="t" fillcolor="#a0a0a0" stroked="f"/>
@@ -1429,14 +1591,18 @@
           <w:b/>
           <w:bCs/>
           <w:color w:val="0F4761" w:themeColor="accent1" w:themeShade="BF"/>
-        </w:rPr>
-      </w:pPr>
-      <w:r>
-        <w:rPr>
-          <w:rFonts w:asciiTheme="majorHAnsi" w:eastAsiaTheme="majorEastAsia" w:hAnsiTheme="majorHAnsi" w:cstheme="majorBidi"/>
-          <w:b/>
-          <w:bCs/>
-          <w:color w:val="0F4761" w:themeColor="accent1" w:themeShade="BF"/>
+          <w:sz w:val="18"/>
+          <w:szCs w:val="18"/>
+        </w:rPr>
+      </w:pPr>
+      <w:r>
+        <w:rPr>
+          <w:rFonts w:asciiTheme="majorHAnsi" w:eastAsiaTheme="majorEastAsia" w:hAnsiTheme="majorHAnsi" w:cstheme="majorBidi"/>
+          <w:b/>
+          <w:bCs/>
+          <w:color w:val="0F4761" w:themeColor="accent1" w:themeShade="BF"/>
+          <w:sz w:val="18"/>
+          <w:szCs w:val="18"/>
         </w:rPr>
         <w:t>5. Churn Events</w:t>
       </w:r>
@@ -1446,12 +1612,16 @@
         <w:rPr>
           <w:rFonts w:asciiTheme="majorHAnsi" w:eastAsiaTheme="majorEastAsia" w:hAnsiTheme="majorHAnsi" w:cstheme="majorBidi"/>
           <w:color w:val="0F4761" w:themeColor="accent1" w:themeShade="BF"/>
-        </w:rPr>
-      </w:pPr>
-      <w:r>
-        <w:rPr>
-          <w:rFonts w:asciiTheme="majorHAnsi" w:eastAsiaTheme="majorEastAsia" w:hAnsiTheme="majorHAnsi" w:cstheme="majorBidi"/>
-          <w:color w:val="0F4761" w:themeColor="accent1" w:themeShade="BF"/>
+          <w:sz w:val="18"/>
+          <w:szCs w:val="18"/>
+        </w:rPr>
+      </w:pPr>
+      <w:r>
+        <w:rPr>
+          <w:rFonts w:asciiTheme="majorHAnsi" w:eastAsiaTheme="majorEastAsia" w:hAnsiTheme="majorHAnsi" w:cstheme="majorBidi"/>
+          <w:color w:val="0F4761" w:themeColor="accent1" w:themeShade="BF"/>
+          <w:sz w:val="18"/>
+          <w:szCs w:val="18"/>
         </w:rPr>
         <w:t>Records when customers cancel.</w:t>
       </w:r>
@@ -1461,12 +1631,16 @@
         <w:rPr>
           <w:rFonts w:asciiTheme="majorHAnsi" w:eastAsiaTheme="majorEastAsia" w:hAnsiTheme="majorHAnsi" w:cstheme="majorBidi"/>
           <w:color w:val="0F4761" w:themeColor="accent1" w:themeShade="BF"/>
-        </w:rPr>
-      </w:pPr>
-      <w:r>
-        <w:rPr>
-          <w:rFonts w:asciiTheme="majorHAnsi" w:eastAsiaTheme="majorEastAsia" w:hAnsiTheme="majorHAnsi" w:cstheme="majorBidi"/>
-          <w:color w:val="0F4761" w:themeColor="accent1" w:themeShade="BF"/>
+          <w:sz w:val="18"/>
+          <w:szCs w:val="18"/>
+        </w:rPr>
+      </w:pPr>
+      <w:r>
+        <w:rPr>
+          <w:rFonts w:asciiTheme="majorHAnsi" w:eastAsiaTheme="majorEastAsia" w:hAnsiTheme="majorHAnsi" w:cstheme="majorBidi"/>
+          <w:color w:val="0F4761" w:themeColor="accent1" w:themeShade="BF"/>
+          <w:sz w:val="18"/>
+          <w:szCs w:val="18"/>
         </w:rPr>
         <w:t>Example:</w:t>
       </w:r>
@@ -1476,6 +1650,8 @@
         <w:rPr>
           <w:rFonts w:asciiTheme="majorHAnsi" w:eastAsiaTheme="majorEastAsia" w:hAnsiTheme="majorHAnsi" w:cstheme="majorBidi"/>
           <w:color w:val="0F4761" w:themeColor="accent1" w:themeShade="BF"/>
+          <w:sz w:val="18"/>
+          <w:szCs w:val="18"/>
         </w:rPr>
       </w:pPr>
       <w:proofErr w:type="spellStart"/>
@@ -1483,6 +1659,8 @@
         <w:rPr>
           <w:rFonts w:asciiTheme="majorHAnsi" w:eastAsiaTheme="majorEastAsia" w:hAnsiTheme="majorHAnsi" w:cstheme="majorBidi"/>
           <w:color w:val="0F4761" w:themeColor="accent1" w:themeShade="BF"/>
+          <w:sz w:val="18"/>
+          <w:szCs w:val="18"/>
         </w:rPr>
         <w:t>account_id</w:t>
       </w:r>
@@ -1491,6 +1669,8 @@
         <w:rPr>
           <w:rFonts w:asciiTheme="majorHAnsi" w:eastAsiaTheme="majorEastAsia" w:hAnsiTheme="majorHAnsi" w:cstheme="majorBidi"/>
           <w:color w:val="0F4761" w:themeColor="accent1" w:themeShade="BF"/>
+          <w:sz w:val="18"/>
+          <w:szCs w:val="18"/>
         </w:rPr>
         <w:br/>
       </w:r>
@@ -1499,6 +1679,8 @@
         <w:rPr>
           <w:rFonts w:asciiTheme="majorHAnsi" w:eastAsiaTheme="majorEastAsia" w:hAnsiTheme="majorHAnsi" w:cstheme="majorBidi"/>
           <w:color w:val="0F4761" w:themeColor="accent1" w:themeShade="BF"/>
+          <w:sz w:val="18"/>
+          <w:szCs w:val="18"/>
         </w:rPr>
         <w:t>churn_date</w:t>
       </w:r>
@@ -1507,6 +1689,8 @@
         <w:rPr>
           <w:rFonts w:asciiTheme="majorHAnsi" w:eastAsiaTheme="majorEastAsia" w:hAnsiTheme="majorHAnsi" w:cstheme="majorBidi"/>
           <w:color w:val="0F4761" w:themeColor="accent1" w:themeShade="BF"/>
+          <w:sz w:val="18"/>
+          <w:szCs w:val="18"/>
         </w:rPr>
         <w:br/>
       </w:r>
@@ -1515,6 +1699,8 @@
         <w:rPr>
           <w:rFonts w:asciiTheme="majorHAnsi" w:eastAsiaTheme="majorEastAsia" w:hAnsiTheme="majorHAnsi" w:cstheme="majorBidi"/>
           <w:color w:val="0F4761" w:themeColor="accent1" w:themeShade="BF"/>
+          <w:sz w:val="18"/>
+          <w:szCs w:val="18"/>
         </w:rPr>
         <w:t>reason_code</w:t>
       </w:r>
@@ -1523,6 +1709,8 @@
         <w:rPr>
           <w:rFonts w:asciiTheme="majorHAnsi" w:eastAsiaTheme="majorEastAsia" w:hAnsiTheme="majorHAnsi" w:cstheme="majorBidi"/>
           <w:color w:val="0F4761" w:themeColor="accent1" w:themeShade="BF"/>
+          <w:sz w:val="18"/>
+          <w:szCs w:val="18"/>
         </w:rPr>
         <w:br/>
       </w:r>
@@ -1531,6 +1719,8 @@
         <w:rPr>
           <w:rFonts w:asciiTheme="majorHAnsi" w:eastAsiaTheme="majorEastAsia" w:hAnsiTheme="majorHAnsi" w:cstheme="majorBidi"/>
           <w:color w:val="0F4761" w:themeColor="accent1" w:themeShade="BF"/>
+          <w:sz w:val="18"/>
+          <w:szCs w:val="18"/>
         </w:rPr>
         <w:t>refund_amount</w:t>
       </w:r>
@@ -1541,12 +1731,16 @@
         <w:rPr>
           <w:rFonts w:asciiTheme="majorHAnsi" w:eastAsiaTheme="majorEastAsia" w:hAnsiTheme="majorHAnsi" w:cstheme="majorBidi"/>
           <w:color w:val="0F4761" w:themeColor="accent1" w:themeShade="BF"/>
-        </w:rPr>
-      </w:pPr>
-      <w:r>
-        <w:rPr>
-          <w:rFonts w:asciiTheme="majorHAnsi" w:eastAsiaTheme="majorEastAsia" w:hAnsiTheme="majorHAnsi" w:cstheme="majorBidi"/>
-          <w:color w:val="0F4761" w:themeColor="accent1" w:themeShade="BF"/>
+          <w:sz w:val="18"/>
+          <w:szCs w:val="18"/>
+        </w:rPr>
+      </w:pPr>
+      <w:r>
+        <w:rPr>
+          <w:rFonts w:asciiTheme="majorHAnsi" w:eastAsiaTheme="majorEastAsia" w:hAnsiTheme="majorHAnsi" w:cstheme="majorBidi"/>
+          <w:color w:val="0F4761" w:themeColor="accent1" w:themeShade="BF"/>
+          <w:sz w:val="18"/>
+          <w:szCs w:val="18"/>
         </w:rPr>
         <w:t xml:space="preserve">This is used to create the </w:t>
       </w:r>
@@ -1556,6 +1750,8 @@
           <w:b/>
           <w:bCs/>
           <w:color w:val="0F4761" w:themeColor="accent1" w:themeShade="BF"/>
+          <w:sz w:val="18"/>
+          <w:szCs w:val="18"/>
         </w:rPr>
         <w:t>churn label</w:t>
       </w:r>
@@ -1563,6 +1759,8 @@
         <w:rPr>
           <w:rFonts w:asciiTheme="majorHAnsi" w:eastAsiaTheme="majorEastAsia" w:hAnsiTheme="majorHAnsi" w:cstheme="majorBidi"/>
           <w:color w:val="0F4761" w:themeColor="accent1" w:themeShade="BF"/>
+          <w:sz w:val="18"/>
+          <w:szCs w:val="18"/>
         </w:rPr>
         <w:t>.</w:t>
       </w:r>
@@ -1572,12 +1770,16 @@
         <w:rPr>
           <w:rFonts w:asciiTheme="majorHAnsi" w:eastAsiaTheme="majorEastAsia" w:hAnsiTheme="majorHAnsi" w:cstheme="majorBidi"/>
           <w:color w:val="0F4761" w:themeColor="accent1" w:themeShade="BF"/>
-        </w:rPr>
-      </w:pPr>
-      <w:r>
-        <w:rPr>
-          <w:rFonts w:asciiTheme="majorHAnsi" w:eastAsiaTheme="majorEastAsia" w:hAnsiTheme="majorHAnsi" w:cstheme="majorBidi"/>
-          <w:color w:val="0F4761" w:themeColor="accent1" w:themeShade="BF"/>
+          <w:sz w:val="18"/>
+          <w:szCs w:val="18"/>
+        </w:rPr>
+      </w:pPr>
+      <w:r>
+        <w:rPr>
+          <w:rFonts w:asciiTheme="majorHAnsi" w:eastAsiaTheme="majorEastAsia" w:hAnsiTheme="majorHAnsi" w:cstheme="majorBidi"/>
+          <w:color w:val="0F4761" w:themeColor="accent1" w:themeShade="BF"/>
+          <w:sz w:val="18"/>
+          <w:szCs w:val="18"/>
         </w:rPr>
         <w:pict w14:anchorId="138CD60D">
           <v:rect id="_x0000_i1330" style="width:0;height:1.5pt" o:hralign="center" o:hrstd="t" o:hr="t" fillcolor="#a0a0a0" stroked="f"/>
@@ -1591,14 +1793,18 @@
           <w:b/>
           <w:bCs/>
           <w:color w:val="0F4761" w:themeColor="accent1" w:themeShade="BF"/>
-        </w:rPr>
-      </w:pPr>
-      <w:r>
-        <w:rPr>
-          <w:rFonts w:asciiTheme="majorHAnsi" w:eastAsiaTheme="majorEastAsia" w:hAnsiTheme="majorHAnsi" w:cstheme="majorBidi"/>
-          <w:b/>
-          <w:bCs/>
-          <w:color w:val="0F4761" w:themeColor="accent1" w:themeShade="BF"/>
+          <w:sz w:val="18"/>
+          <w:szCs w:val="18"/>
+        </w:rPr>
+      </w:pPr>
+      <w:r>
+        <w:rPr>
+          <w:rFonts w:asciiTheme="majorHAnsi" w:eastAsiaTheme="majorEastAsia" w:hAnsiTheme="majorHAnsi" w:cstheme="majorBidi"/>
+          <w:b/>
+          <w:bCs/>
+          <w:color w:val="0F4761" w:themeColor="accent1" w:themeShade="BF"/>
+          <w:sz w:val="18"/>
+          <w:szCs w:val="18"/>
         </w:rPr>
         <w:t>3. Data Pipeline</w:t>
       </w:r>
@@ -1608,12 +1814,16 @@
         <w:rPr>
           <w:rFonts w:asciiTheme="majorHAnsi" w:eastAsiaTheme="majorEastAsia" w:hAnsiTheme="majorHAnsi" w:cstheme="majorBidi"/>
           <w:color w:val="0F4761" w:themeColor="accent1" w:themeShade="BF"/>
-        </w:rPr>
-      </w:pPr>
-      <w:r>
-        <w:rPr>
-          <w:rFonts w:asciiTheme="majorHAnsi" w:eastAsiaTheme="majorEastAsia" w:hAnsiTheme="majorHAnsi" w:cstheme="majorBidi"/>
-          <w:color w:val="0F4761" w:themeColor="accent1" w:themeShade="BF"/>
+          <w:sz w:val="18"/>
+          <w:szCs w:val="18"/>
+        </w:rPr>
+      </w:pPr>
+      <w:r>
+        <w:rPr>
+          <w:rFonts w:asciiTheme="majorHAnsi" w:eastAsiaTheme="majorEastAsia" w:hAnsiTheme="majorHAnsi" w:cstheme="majorBidi"/>
+          <w:color w:val="0F4761" w:themeColor="accent1" w:themeShade="BF"/>
+          <w:sz w:val="18"/>
+          <w:szCs w:val="18"/>
         </w:rPr>
         <w:t xml:space="preserve">The pipeline merges all 5 datasets into a </w:t>
       </w:r>
@@ -1623,6 +1833,8 @@
           <w:b/>
           <w:bCs/>
           <w:color w:val="0F4761" w:themeColor="accent1" w:themeShade="BF"/>
+          <w:sz w:val="18"/>
+          <w:szCs w:val="18"/>
         </w:rPr>
         <w:t>single master dataset</w:t>
       </w:r>
@@ -1630,6 +1842,8 @@
         <w:rPr>
           <w:rFonts w:asciiTheme="majorHAnsi" w:eastAsiaTheme="majorEastAsia" w:hAnsiTheme="majorHAnsi" w:cstheme="majorBidi"/>
           <w:color w:val="0F4761" w:themeColor="accent1" w:themeShade="BF"/>
+          <w:sz w:val="18"/>
+          <w:szCs w:val="18"/>
         </w:rPr>
         <w:t>.</w:t>
       </w:r>
@@ -1639,12 +1853,16 @@
         <w:rPr>
           <w:rFonts w:asciiTheme="majorHAnsi" w:eastAsiaTheme="majorEastAsia" w:hAnsiTheme="majorHAnsi" w:cstheme="majorBidi"/>
           <w:color w:val="0F4761" w:themeColor="accent1" w:themeShade="BF"/>
-        </w:rPr>
-      </w:pPr>
-      <w:r>
-        <w:rPr>
-          <w:rFonts w:asciiTheme="majorHAnsi" w:eastAsiaTheme="majorEastAsia" w:hAnsiTheme="majorHAnsi" w:cstheme="majorBidi"/>
-          <w:color w:val="0F4761" w:themeColor="accent1" w:themeShade="BF"/>
+          <w:sz w:val="18"/>
+          <w:szCs w:val="18"/>
+        </w:rPr>
+      </w:pPr>
+      <w:r>
+        <w:rPr>
+          <w:rFonts w:asciiTheme="majorHAnsi" w:eastAsiaTheme="majorEastAsia" w:hAnsiTheme="majorHAnsi" w:cstheme="majorBidi"/>
+          <w:color w:val="0F4761" w:themeColor="accent1" w:themeShade="BF"/>
+          <w:sz w:val="18"/>
+          <w:szCs w:val="18"/>
         </w:rPr>
         <w:t>File:</w:t>
       </w:r>
@@ -1654,12 +1872,16 @@
         <w:rPr>
           <w:rFonts w:asciiTheme="majorHAnsi" w:eastAsiaTheme="majorEastAsia" w:hAnsiTheme="majorHAnsi" w:cstheme="majorBidi"/>
           <w:color w:val="0F4761" w:themeColor="accent1" w:themeShade="BF"/>
-        </w:rPr>
-      </w:pPr>
-      <w:r>
-        <w:rPr>
-          <w:rFonts w:asciiTheme="majorHAnsi" w:eastAsiaTheme="majorEastAsia" w:hAnsiTheme="majorHAnsi" w:cstheme="majorBidi"/>
-          <w:color w:val="0F4761" w:themeColor="accent1" w:themeShade="BF"/>
+          <w:sz w:val="18"/>
+          <w:szCs w:val="18"/>
+        </w:rPr>
+      </w:pPr>
+      <w:r>
+        <w:rPr>
+          <w:rFonts w:asciiTheme="majorHAnsi" w:eastAsiaTheme="majorEastAsia" w:hAnsiTheme="majorHAnsi" w:cstheme="majorBidi"/>
+          <w:color w:val="0F4761" w:themeColor="accent1" w:themeShade="BF"/>
+          <w:sz w:val="18"/>
+          <w:szCs w:val="18"/>
         </w:rPr>
         <w:t>data_pipeline.py</w:t>
       </w:r>
@@ -1669,14 +1891,17 @@
         <w:rPr>
           <w:rFonts w:asciiTheme="majorHAnsi" w:eastAsiaTheme="majorEastAsia" w:hAnsiTheme="majorHAnsi" w:cstheme="majorBidi"/>
           <w:color w:val="0F4761" w:themeColor="accent1" w:themeShade="BF"/>
-        </w:rPr>
-      </w:pPr>
-      <w:r>
-        <w:rPr>
-          <w:rFonts w:asciiTheme="majorHAnsi" w:eastAsiaTheme="majorEastAsia" w:hAnsiTheme="majorHAnsi" w:cstheme="majorBidi"/>
-          <w:color w:val="0F4761" w:themeColor="accent1" w:themeShade="BF"/>
-        </w:rPr>
-        <w:lastRenderedPageBreak/>
+          <w:sz w:val="18"/>
+          <w:szCs w:val="18"/>
+        </w:rPr>
+      </w:pPr>
+      <w:r>
+        <w:rPr>
+          <w:rFonts w:asciiTheme="majorHAnsi" w:eastAsiaTheme="majorEastAsia" w:hAnsiTheme="majorHAnsi" w:cstheme="majorBidi"/>
+          <w:color w:val="0F4761" w:themeColor="accent1" w:themeShade="BF"/>
+          <w:sz w:val="18"/>
+          <w:szCs w:val="18"/>
+        </w:rPr>
         <w:t>Steps:</w:t>
       </w:r>
     </w:p>
@@ -1687,14 +1912,18 @@
           <w:b/>
           <w:bCs/>
           <w:color w:val="0F4761" w:themeColor="accent1" w:themeShade="BF"/>
-        </w:rPr>
-      </w:pPr>
-      <w:r>
-        <w:rPr>
-          <w:rFonts w:asciiTheme="majorHAnsi" w:eastAsiaTheme="majorEastAsia" w:hAnsiTheme="majorHAnsi" w:cstheme="majorBidi"/>
-          <w:b/>
-          <w:bCs/>
-          <w:color w:val="0F4761" w:themeColor="accent1" w:themeShade="BF"/>
+          <w:sz w:val="18"/>
+          <w:szCs w:val="18"/>
+        </w:rPr>
+      </w:pPr>
+      <w:r>
+        <w:rPr>
+          <w:rFonts w:asciiTheme="majorHAnsi" w:eastAsiaTheme="majorEastAsia" w:hAnsiTheme="majorHAnsi" w:cstheme="majorBidi"/>
+          <w:b/>
+          <w:bCs/>
+          <w:color w:val="0F4761" w:themeColor="accent1" w:themeShade="BF"/>
+          <w:sz w:val="18"/>
+          <w:szCs w:val="18"/>
         </w:rPr>
         <w:t>Step 1 — Load datasets</w:t>
       </w:r>
@@ -1704,12 +1933,16 @@
         <w:rPr>
           <w:rFonts w:asciiTheme="majorHAnsi" w:eastAsiaTheme="majorEastAsia" w:hAnsiTheme="majorHAnsi" w:cstheme="majorBidi"/>
           <w:color w:val="0F4761" w:themeColor="accent1" w:themeShade="BF"/>
-        </w:rPr>
-      </w:pPr>
-      <w:r>
-        <w:rPr>
-          <w:rFonts w:asciiTheme="majorHAnsi" w:eastAsiaTheme="majorEastAsia" w:hAnsiTheme="majorHAnsi" w:cstheme="majorBidi"/>
-          <w:color w:val="0F4761" w:themeColor="accent1" w:themeShade="BF"/>
+          <w:sz w:val="18"/>
+          <w:szCs w:val="18"/>
+        </w:rPr>
+      </w:pPr>
+      <w:r>
+        <w:rPr>
+          <w:rFonts w:asciiTheme="majorHAnsi" w:eastAsiaTheme="majorEastAsia" w:hAnsiTheme="majorHAnsi" w:cstheme="majorBidi"/>
+          <w:color w:val="0F4761" w:themeColor="accent1" w:themeShade="BF"/>
+          <w:sz w:val="18"/>
+          <w:szCs w:val="18"/>
         </w:rPr>
         <w:t>Using pandas:</w:t>
       </w:r>
@@ -1719,6 +1952,8 @@
         <w:rPr>
           <w:rFonts w:asciiTheme="majorHAnsi" w:eastAsiaTheme="majorEastAsia" w:hAnsiTheme="majorHAnsi" w:cstheme="majorBidi"/>
           <w:color w:val="0F4761" w:themeColor="accent1" w:themeShade="BF"/>
+          <w:sz w:val="18"/>
+          <w:szCs w:val="18"/>
         </w:rPr>
       </w:pPr>
       <w:proofErr w:type="spellStart"/>
@@ -1727,6 +1962,8 @@
         <w:rPr>
           <w:rFonts w:asciiTheme="majorHAnsi" w:eastAsiaTheme="majorEastAsia" w:hAnsiTheme="majorHAnsi" w:cstheme="majorBidi"/>
           <w:color w:val="0F4761" w:themeColor="accent1" w:themeShade="BF"/>
+          <w:sz w:val="18"/>
+          <w:szCs w:val="18"/>
         </w:rPr>
         <w:t>pd.read</w:t>
       </w:r>
@@ -1735,6 +1972,8 @@
         <w:rPr>
           <w:rFonts w:asciiTheme="majorHAnsi" w:eastAsiaTheme="majorEastAsia" w:hAnsiTheme="majorHAnsi" w:cstheme="majorBidi"/>
           <w:color w:val="0F4761" w:themeColor="accent1" w:themeShade="BF"/>
+          <w:sz w:val="18"/>
+          <w:szCs w:val="18"/>
         </w:rPr>
         <w:t>_</w:t>
       </w:r>
@@ -1743,6 +1982,8 @@
         <w:rPr>
           <w:rFonts w:asciiTheme="majorHAnsi" w:eastAsiaTheme="majorEastAsia" w:hAnsiTheme="majorHAnsi" w:cstheme="majorBidi"/>
           <w:color w:val="0F4761" w:themeColor="accent1" w:themeShade="BF"/>
+          <w:sz w:val="18"/>
+          <w:szCs w:val="18"/>
         </w:rPr>
         <w:t>csv</w:t>
       </w:r>
@@ -1751,6 +1992,8 @@
         <w:rPr>
           <w:rFonts w:asciiTheme="majorHAnsi" w:eastAsiaTheme="majorEastAsia" w:hAnsiTheme="majorHAnsi" w:cstheme="majorBidi"/>
           <w:color w:val="0F4761" w:themeColor="accent1" w:themeShade="BF"/>
+          <w:sz w:val="18"/>
+          <w:szCs w:val="18"/>
         </w:rPr>
         <w:t>(</w:t>
       </w:r>
@@ -1759,6 +2002,8 @@
         <w:rPr>
           <w:rFonts w:asciiTheme="majorHAnsi" w:eastAsiaTheme="majorEastAsia" w:hAnsiTheme="majorHAnsi" w:cstheme="majorBidi"/>
           <w:color w:val="0F4761" w:themeColor="accent1" w:themeShade="BF"/>
+          <w:sz w:val="18"/>
+          <w:szCs w:val="18"/>
         </w:rPr>
         <w:t>)</w:t>
       </w:r>
@@ -1768,12 +2013,16 @@
         <w:rPr>
           <w:rFonts w:asciiTheme="majorHAnsi" w:eastAsiaTheme="majorEastAsia" w:hAnsiTheme="majorHAnsi" w:cstheme="majorBidi"/>
           <w:color w:val="0F4761" w:themeColor="accent1" w:themeShade="BF"/>
-        </w:rPr>
-      </w:pPr>
-      <w:r>
-        <w:rPr>
-          <w:rFonts w:asciiTheme="majorHAnsi" w:eastAsiaTheme="majorEastAsia" w:hAnsiTheme="majorHAnsi" w:cstheme="majorBidi"/>
-          <w:color w:val="0F4761" w:themeColor="accent1" w:themeShade="BF"/>
+          <w:sz w:val="18"/>
+          <w:szCs w:val="18"/>
+        </w:rPr>
+      </w:pPr>
+      <w:r>
+        <w:rPr>
+          <w:rFonts w:asciiTheme="majorHAnsi" w:eastAsiaTheme="majorEastAsia" w:hAnsiTheme="majorHAnsi" w:cstheme="majorBidi"/>
+          <w:color w:val="0F4761" w:themeColor="accent1" w:themeShade="BF"/>
+          <w:sz w:val="18"/>
+          <w:szCs w:val="18"/>
         </w:rPr>
         <w:pict w14:anchorId="1CFC5A76">
           <v:rect id="_x0000_i1331" style="width:0;height:1.5pt" o:hralign="center" o:hrstd="t" o:hr="t" fillcolor="#a0a0a0" stroked="f"/>
@@ -1787,14 +2036,18 @@
           <w:b/>
           <w:bCs/>
           <w:color w:val="0F4761" w:themeColor="accent1" w:themeShade="BF"/>
-        </w:rPr>
-      </w:pPr>
-      <w:r>
-        <w:rPr>
-          <w:rFonts w:asciiTheme="majorHAnsi" w:eastAsiaTheme="majorEastAsia" w:hAnsiTheme="majorHAnsi" w:cstheme="majorBidi"/>
-          <w:b/>
-          <w:bCs/>
-          <w:color w:val="0F4761" w:themeColor="accent1" w:themeShade="BF"/>
+          <w:sz w:val="18"/>
+          <w:szCs w:val="18"/>
+        </w:rPr>
+      </w:pPr>
+      <w:r>
+        <w:rPr>
+          <w:rFonts w:asciiTheme="majorHAnsi" w:eastAsiaTheme="majorEastAsia" w:hAnsiTheme="majorHAnsi" w:cstheme="majorBidi"/>
+          <w:b/>
+          <w:bCs/>
+          <w:color w:val="0F4761" w:themeColor="accent1" w:themeShade="BF"/>
+          <w:sz w:val="18"/>
+          <w:szCs w:val="18"/>
         </w:rPr>
         <w:t>Step 2 — Preprocess dates</w:t>
       </w:r>
@@ -1804,12 +2057,16 @@
         <w:rPr>
           <w:rFonts w:asciiTheme="majorHAnsi" w:eastAsiaTheme="majorEastAsia" w:hAnsiTheme="majorHAnsi" w:cstheme="majorBidi"/>
           <w:color w:val="0F4761" w:themeColor="accent1" w:themeShade="BF"/>
-        </w:rPr>
-      </w:pPr>
-      <w:r>
-        <w:rPr>
-          <w:rFonts w:asciiTheme="majorHAnsi" w:eastAsiaTheme="majorEastAsia" w:hAnsiTheme="majorHAnsi" w:cstheme="majorBidi"/>
-          <w:color w:val="0F4761" w:themeColor="accent1" w:themeShade="BF"/>
+          <w:sz w:val="18"/>
+          <w:szCs w:val="18"/>
+        </w:rPr>
+      </w:pPr>
+      <w:r>
+        <w:rPr>
+          <w:rFonts w:asciiTheme="majorHAnsi" w:eastAsiaTheme="majorEastAsia" w:hAnsiTheme="majorHAnsi" w:cstheme="majorBidi"/>
+          <w:color w:val="0F4761" w:themeColor="accent1" w:themeShade="BF"/>
+          <w:sz w:val="18"/>
+          <w:szCs w:val="18"/>
         </w:rPr>
         <w:t>Convert text dates to datetime:</w:t>
       </w:r>
@@ -1819,6 +2076,8 @@
         <w:rPr>
           <w:rFonts w:asciiTheme="majorHAnsi" w:eastAsiaTheme="majorEastAsia" w:hAnsiTheme="majorHAnsi" w:cstheme="majorBidi"/>
           <w:color w:val="0F4761" w:themeColor="accent1" w:themeShade="BF"/>
+          <w:sz w:val="18"/>
+          <w:szCs w:val="18"/>
         </w:rPr>
       </w:pPr>
       <w:proofErr w:type="spellStart"/>
@@ -1826,6 +2085,8 @@
         <w:rPr>
           <w:rFonts w:asciiTheme="majorHAnsi" w:eastAsiaTheme="majorEastAsia" w:hAnsiTheme="majorHAnsi" w:cstheme="majorBidi"/>
           <w:color w:val="0F4761" w:themeColor="accent1" w:themeShade="BF"/>
+          <w:sz w:val="18"/>
+          <w:szCs w:val="18"/>
         </w:rPr>
         <w:t>pd.to_</w:t>
       </w:r>
@@ -1834,6 +2095,8 @@
         <w:rPr>
           <w:rFonts w:asciiTheme="majorHAnsi" w:eastAsiaTheme="majorEastAsia" w:hAnsiTheme="majorHAnsi" w:cstheme="majorBidi"/>
           <w:color w:val="0F4761" w:themeColor="accent1" w:themeShade="BF"/>
+          <w:sz w:val="18"/>
+          <w:szCs w:val="18"/>
         </w:rPr>
         <w:t>datetime</w:t>
       </w:r>
@@ -1842,6 +2105,8 @@
         <w:rPr>
           <w:rFonts w:asciiTheme="majorHAnsi" w:eastAsiaTheme="majorEastAsia" w:hAnsiTheme="majorHAnsi" w:cstheme="majorBidi"/>
           <w:color w:val="0F4761" w:themeColor="accent1" w:themeShade="BF"/>
+          <w:sz w:val="18"/>
+          <w:szCs w:val="18"/>
         </w:rPr>
         <w:t>(</w:t>
       </w:r>
@@ -1850,6 +2115,8 @@
         <w:rPr>
           <w:rFonts w:asciiTheme="majorHAnsi" w:eastAsiaTheme="majorEastAsia" w:hAnsiTheme="majorHAnsi" w:cstheme="majorBidi"/>
           <w:color w:val="0F4761" w:themeColor="accent1" w:themeShade="BF"/>
+          <w:sz w:val="18"/>
+          <w:szCs w:val="18"/>
         </w:rPr>
         <w:t>)</w:t>
       </w:r>
@@ -1859,12 +2126,16 @@
         <w:rPr>
           <w:rFonts w:asciiTheme="majorHAnsi" w:eastAsiaTheme="majorEastAsia" w:hAnsiTheme="majorHAnsi" w:cstheme="majorBidi"/>
           <w:color w:val="0F4761" w:themeColor="accent1" w:themeShade="BF"/>
-        </w:rPr>
-      </w:pPr>
-      <w:r>
-        <w:rPr>
-          <w:rFonts w:asciiTheme="majorHAnsi" w:eastAsiaTheme="majorEastAsia" w:hAnsiTheme="majorHAnsi" w:cstheme="majorBidi"/>
-          <w:color w:val="0F4761" w:themeColor="accent1" w:themeShade="BF"/>
+          <w:sz w:val="18"/>
+          <w:szCs w:val="18"/>
+        </w:rPr>
+      </w:pPr>
+      <w:r>
+        <w:rPr>
+          <w:rFonts w:asciiTheme="majorHAnsi" w:eastAsiaTheme="majorEastAsia" w:hAnsiTheme="majorHAnsi" w:cstheme="majorBidi"/>
+          <w:color w:val="0F4761" w:themeColor="accent1" w:themeShade="BF"/>
+          <w:sz w:val="18"/>
+          <w:szCs w:val="18"/>
         </w:rPr>
         <w:t>This enables time-based calculations later.</w:t>
       </w:r>
@@ -1874,12 +2145,16 @@
         <w:rPr>
           <w:rFonts w:asciiTheme="majorHAnsi" w:eastAsiaTheme="majorEastAsia" w:hAnsiTheme="majorHAnsi" w:cstheme="majorBidi"/>
           <w:color w:val="0F4761" w:themeColor="accent1" w:themeShade="BF"/>
-        </w:rPr>
-      </w:pPr>
-      <w:r>
-        <w:rPr>
-          <w:rFonts w:asciiTheme="majorHAnsi" w:eastAsiaTheme="majorEastAsia" w:hAnsiTheme="majorHAnsi" w:cstheme="majorBidi"/>
-          <w:color w:val="0F4761" w:themeColor="accent1" w:themeShade="BF"/>
+          <w:sz w:val="18"/>
+          <w:szCs w:val="18"/>
+        </w:rPr>
+      </w:pPr>
+      <w:r>
+        <w:rPr>
+          <w:rFonts w:asciiTheme="majorHAnsi" w:eastAsiaTheme="majorEastAsia" w:hAnsiTheme="majorHAnsi" w:cstheme="majorBidi"/>
+          <w:color w:val="0F4761" w:themeColor="accent1" w:themeShade="BF"/>
+          <w:sz w:val="18"/>
+          <w:szCs w:val="18"/>
         </w:rPr>
         <w:pict w14:anchorId="18271B04">
           <v:rect id="_x0000_i1332" style="width:0;height:1.5pt" o:hralign="center" o:hrstd="t" o:hr="t" fillcolor="#a0a0a0" stroked="f"/>
@@ -1893,14 +2168,18 @@
           <w:b/>
           <w:bCs/>
           <w:color w:val="0F4761" w:themeColor="accent1" w:themeShade="BF"/>
-        </w:rPr>
-      </w:pPr>
-      <w:r>
-        <w:rPr>
-          <w:rFonts w:asciiTheme="majorHAnsi" w:eastAsiaTheme="majorEastAsia" w:hAnsiTheme="majorHAnsi" w:cstheme="majorBidi"/>
-          <w:b/>
-          <w:bCs/>
-          <w:color w:val="0F4761" w:themeColor="accent1" w:themeShade="BF"/>
+          <w:sz w:val="18"/>
+          <w:szCs w:val="18"/>
+        </w:rPr>
+      </w:pPr>
+      <w:r>
+        <w:rPr>
+          <w:rFonts w:asciiTheme="majorHAnsi" w:eastAsiaTheme="majorEastAsia" w:hAnsiTheme="majorHAnsi" w:cstheme="majorBidi"/>
+          <w:b/>
+          <w:bCs/>
+          <w:color w:val="0F4761" w:themeColor="accent1" w:themeShade="BF"/>
+          <w:sz w:val="18"/>
+          <w:szCs w:val="18"/>
         </w:rPr>
         <w:t>Step 3 — Subscription Aggregation</w:t>
       </w:r>
@@ -1910,13 +2189,18 @@
         <w:rPr>
           <w:rFonts w:asciiTheme="majorHAnsi" w:eastAsiaTheme="majorEastAsia" w:hAnsiTheme="majorHAnsi" w:cstheme="majorBidi"/>
           <w:color w:val="0F4761" w:themeColor="accent1" w:themeShade="BF"/>
-        </w:rPr>
-      </w:pPr>
-      <w:r>
-        <w:rPr>
-          <w:rFonts w:asciiTheme="majorHAnsi" w:eastAsiaTheme="majorEastAsia" w:hAnsiTheme="majorHAnsi" w:cstheme="majorBidi"/>
-          <w:color w:val="0F4761" w:themeColor="accent1" w:themeShade="BF"/>
-        </w:rPr>
+          <w:sz w:val="18"/>
+          <w:szCs w:val="18"/>
+        </w:rPr>
+      </w:pPr>
+      <w:r>
+        <w:rPr>
+          <w:rFonts w:asciiTheme="majorHAnsi" w:eastAsiaTheme="majorEastAsia" w:hAnsiTheme="majorHAnsi" w:cstheme="majorBidi"/>
+          <w:color w:val="0F4761" w:themeColor="accent1" w:themeShade="BF"/>
+          <w:sz w:val="18"/>
+          <w:szCs w:val="18"/>
+        </w:rPr>
+        <w:lastRenderedPageBreak/>
         <w:t>Subscriptions are aggregated by account.</w:t>
       </w:r>
     </w:p>
@@ -1925,12 +2209,16 @@
         <w:rPr>
           <w:rFonts w:asciiTheme="majorHAnsi" w:eastAsiaTheme="majorEastAsia" w:hAnsiTheme="majorHAnsi" w:cstheme="majorBidi"/>
           <w:color w:val="0F4761" w:themeColor="accent1" w:themeShade="BF"/>
-        </w:rPr>
-      </w:pPr>
-      <w:r>
-        <w:rPr>
-          <w:rFonts w:asciiTheme="majorHAnsi" w:eastAsiaTheme="majorEastAsia" w:hAnsiTheme="majorHAnsi" w:cstheme="majorBidi"/>
-          <w:color w:val="0F4761" w:themeColor="accent1" w:themeShade="BF"/>
+          <w:sz w:val="18"/>
+          <w:szCs w:val="18"/>
+        </w:rPr>
+      </w:pPr>
+      <w:r>
+        <w:rPr>
+          <w:rFonts w:asciiTheme="majorHAnsi" w:eastAsiaTheme="majorEastAsia" w:hAnsiTheme="majorHAnsi" w:cstheme="majorBidi"/>
+          <w:color w:val="0F4761" w:themeColor="accent1" w:themeShade="BF"/>
+          <w:sz w:val="18"/>
+          <w:szCs w:val="18"/>
         </w:rPr>
         <w:t>Metrics created:</w:t>
       </w:r>
@@ -1940,6 +2228,8 @@
         <w:rPr>
           <w:rFonts w:asciiTheme="majorHAnsi" w:eastAsiaTheme="majorEastAsia" w:hAnsiTheme="majorHAnsi" w:cstheme="majorBidi"/>
           <w:color w:val="0F4761" w:themeColor="accent1" w:themeShade="BF"/>
+          <w:sz w:val="18"/>
+          <w:szCs w:val="18"/>
         </w:rPr>
       </w:pPr>
       <w:proofErr w:type="spellStart"/>
@@ -1947,6 +2237,8 @@
         <w:rPr>
           <w:rFonts w:asciiTheme="majorHAnsi" w:eastAsiaTheme="majorEastAsia" w:hAnsiTheme="majorHAnsi" w:cstheme="majorBidi"/>
           <w:color w:val="0F4761" w:themeColor="accent1" w:themeShade="BF"/>
+          <w:sz w:val="18"/>
+          <w:szCs w:val="18"/>
         </w:rPr>
         <w:t>total_subscriptions</w:t>
       </w:r>
@@ -1955,6 +2247,8 @@
         <w:rPr>
           <w:rFonts w:asciiTheme="majorHAnsi" w:eastAsiaTheme="majorEastAsia" w:hAnsiTheme="majorHAnsi" w:cstheme="majorBidi"/>
           <w:color w:val="0F4761" w:themeColor="accent1" w:themeShade="BF"/>
+          <w:sz w:val="18"/>
+          <w:szCs w:val="18"/>
         </w:rPr>
         <w:br/>
       </w:r>
@@ -1963,6 +2257,8 @@
         <w:rPr>
           <w:rFonts w:asciiTheme="majorHAnsi" w:eastAsiaTheme="majorEastAsia" w:hAnsiTheme="majorHAnsi" w:cstheme="majorBidi"/>
           <w:color w:val="0F4761" w:themeColor="accent1" w:themeShade="BF"/>
+          <w:sz w:val="18"/>
+          <w:szCs w:val="18"/>
         </w:rPr>
         <w:t>avg_mrr</w:t>
       </w:r>
@@ -1971,6 +2267,8 @@
         <w:rPr>
           <w:rFonts w:asciiTheme="majorHAnsi" w:eastAsiaTheme="majorEastAsia" w:hAnsiTheme="majorHAnsi" w:cstheme="majorBidi"/>
           <w:color w:val="0F4761" w:themeColor="accent1" w:themeShade="BF"/>
+          <w:sz w:val="18"/>
+          <w:szCs w:val="18"/>
         </w:rPr>
         <w:br/>
       </w:r>
@@ -1979,6 +2277,8 @@
         <w:rPr>
           <w:rFonts w:asciiTheme="majorHAnsi" w:eastAsiaTheme="majorEastAsia" w:hAnsiTheme="majorHAnsi" w:cstheme="majorBidi"/>
           <w:color w:val="0F4761" w:themeColor="accent1" w:themeShade="BF"/>
+          <w:sz w:val="18"/>
+          <w:szCs w:val="18"/>
         </w:rPr>
         <w:t>total_upgrades</w:t>
       </w:r>
@@ -1987,6 +2287,8 @@
         <w:rPr>
           <w:rFonts w:asciiTheme="majorHAnsi" w:eastAsiaTheme="majorEastAsia" w:hAnsiTheme="majorHAnsi" w:cstheme="majorBidi"/>
           <w:color w:val="0F4761" w:themeColor="accent1" w:themeShade="BF"/>
+          <w:sz w:val="18"/>
+          <w:szCs w:val="18"/>
         </w:rPr>
         <w:br/>
       </w:r>
@@ -1995,6 +2297,8 @@
         <w:rPr>
           <w:rFonts w:asciiTheme="majorHAnsi" w:eastAsiaTheme="majorEastAsia" w:hAnsiTheme="majorHAnsi" w:cstheme="majorBidi"/>
           <w:color w:val="0F4761" w:themeColor="accent1" w:themeShade="BF"/>
+          <w:sz w:val="18"/>
+          <w:szCs w:val="18"/>
         </w:rPr>
         <w:t>total_downgrades</w:t>
       </w:r>
@@ -2005,12 +2309,16 @@
         <w:rPr>
           <w:rFonts w:asciiTheme="majorHAnsi" w:eastAsiaTheme="majorEastAsia" w:hAnsiTheme="majorHAnsi" w:cstheme="majorBidi"/>
           <w:color w:val="0F4761" w:themeColor="accent1" w:themeShade="BF"/>
-        </w:rPr>
-      </w:pPr>
-      <w:r>
-        <w:rPr>
-          <w:rFonts w:asciiTheme="majorHAnsi" w:eastAsiaTheme="majorEastAsia" w:hAnsiTheme="majorHAnsi" w:cstheme="majorBidi"/>
-          <w:color w:val="0F4761" w:themeColor="accent1" w:themeShade="BF"/>
+          <w:sz w:val="18"/>
+          <w:szCs w:val="18"/>
+        </w:rPr>
+      </w:pPr>
+      <w:r>
+        <w:rPr>
+          <w:rFonts w:asciiTheme="majorHAnsi" w:eastAsiaTheme="majorEastAsia" w:hAnsiTheme="majorHAnsi" w:cstheme="majorBidi"/>
+          <w:color w:val="0F4761" w:themeColor="accent1" w:themeShade="BF"/>
+          <w:sz w:val="18"/>
+          <w:szCs w:val="18"/>
         </w:rPr>
         <w:t xml:space="preserve">These represent </w:t>
       </w:r>
@@ -2020,6 +2328,8 @@
           <w:b/>
           <w:bCs/>
           <w:color w:val="0F4761" w:themeColor="accent1" w:themeShade="BF"/>
+          <w:sz w:val="18"/>
+          <w:szCs w:val="18"/>
         </w:rPr>
         <w:t>customer revenue behavior</w:t>
       </w:r>
@@ -2027,6 +2337,8 @@
         <w:rPr>
           <w:rFonts w:asciiTheme="majorHAnsi" w:eastAsiaTheme="majorEastAsia" w:hAnsiTheme="majorHAnsi" w:cstheme="majorBidi"/>
           <w:color w:val="0F4761" w:themeColor="accent1" w:themeShade="BF"/>
+          <w:sz w:val="18"/>
+          <w:szCs w:val="18"/>
         </w:rPr>
         <w:t>.</w:t>
       </w:r>
@@ -2036,12 +2348,16 @@
         <w:rPr>
           <w:rFonts w:asciiTheme="majorHAnsi" w:eastAsiaTheme="majorEastAsia" w:hAnsiTheme="majorHAnsi" w:cstheme="majorBidi"/>
           <w:color w:val="0F4761" w:themeColor="accent1" w:themeShade="BF"/>
-        </w:rPr>
-      </w:pPr>
-      <w:r>
-        <w:rPr>
-          <w:rFonts w:asciiTheme="majorHAnsi" w:eastAsiaTheme="majorEastAsia" w:hAnsiTheme="majorHAnsi" w:cstheme="majorBidi"/>
-          <w:color w:val="0F4761" w:themeColor="accent1" w:themeShade="BF"/>
+          <w:sz w:val="18"/>
+          <w:szCs w:val="18"/>
+        </w:rPr>
+      </w:pPr>
+      <w:r>
+        <w:rPr>
+          <w:rFonts w:asciiTheme="majorHAnsi" w:eastAsiaTheme="majorEastAsia" w:hAnsiTheme="majorHAnsi" w:cstheme="majorBidi"/>
+          <w:color w:val="0F4761" w:themeColor="accent1" w:themeShade="BF"/>
+          <w:sz w:val="18"/>
+          <w:szCs w:val="18"/>
         </w:rPr>
         <w:pict w14:anchorId="2F441A22">
           <v:rect id="_x0000_i1333" style="width:0;height:1.5pt" o:hralign="center" o:hrstd="t" o:hr="t" fillcolor="#a0a0a0" stroked="f"/>
@@ -2055,14 +2371,18 @@
           <w:b/>
           <w:bCs/>
           <w:color w:val="0F4761" w:themeColor="accent1" w:themeShade="BF"/>
-        </w:rPr>
-      </w:pPr>
-      <w:r>
-        <w:rPr>
-          <w:rFonts w:asciiTheme="majorHAnsi" w:eastAsiaTheme="majorEastAsia" w:hAnsiTheme="majorHAnsi" w:cstheme="majorBidi"/>
-          <w:b/>
-          <w:bCs/>
-          <w:color w:val="0F4761" w:themeColor="accent1" w:themeShade="BF"/>
+          <w:sz w:val="18"/>
+          <w:szCs w:val="18"/>
+        </w:rPr>
+      </w:pPr>
+      <w:r>
+        <w:rPr>
+          <w:rFonts w:asciiTheme="majorHAnsi" w:eastAsiaTheme="majorEastAsia" w:hAnsiTheme="majorHAnsi" w:cstheme="majorBidi"/>
+          <w:b/>
+          <w:bCs/>
+          <w:color w:val="0F4761" w:themeColor="accent1" w:themeShade="BF"/>
+          <w:sz w:val="18"/>
+          <w:szCs w:val="18"/>
         </w:rPr>
         <w:t>Step 4 — Feature Usage Aggregation</w:t>
       </w:r>
@@ -2072,12 +2392,16 @@
         <w:rPr>
           <w:rFonts w:asciiTheme="majorHAnsi" w:eastAsiaTheme="majorEastAsia" w:hAnsiTheme="majorHAnsi" w:cstheme="majorBidi"/>
           <w:color w:val="0F4761" w:themeColor="accent1" w:themeShade="BF"/>
-        </w:rPr>
-      </w:pPr>
-      <w:r>
-        <w:rPr>
-          <w:rFonts w:asciiTheme="majorHAnsi" w:eastAsiaTheme="majorEastAsia" w:hAnsiTheme="majorHAnsi" w:cstheme="majorBidi"/>
-          <w:color w:val="0F4761" w:themeColor="accent1" w:themeShade="BF"/>
+          <w:sz w:val="18"/>
+          <w:szCs w:val="18"/>
+        </w:rPr>
+      </w:pPr>
+      <w:r>
+        <w:rPr>
+          <w:rFonts w:asciiTheme="majorHAnsi" w:eastAsiaTheme="majorEastAsia" w:hAnsiTheme="majorHAnsi" w:cstheme="majorBidi"/>
+          <w:color w:val="0F4761" w:themeColor="accent1" w:themeShade="BF"/>
+          <w:sz w:val="18"/>
+          <w:szCs w:val="18"/>
         </w:rPr>
         <w:t>Feature usage is first aggregated by subscription, then mapped to accounts.</w:t>
       </w:r>
@@ -2087,12 +2411,16 @@
         <w:rPr>
           <w:rFonts w:asciiTheme="majorHAnsi" w:eastAsiaTheme="majorEastAsia" w:hAnsiTheme="majorHAnsi" w:cstheme="majorBidi"/>
           <w:color w:val="0F4761" w:themeColor="accent1" w:themeShade="BF"/>
-        </w:rPr>
-      </w:pPr>
-      <w:r>
-        <w:rPr>
-          <w:rFonts w:asciiTheme="majorHAnsi" w:eastAsiaTheme="majorEastAsia" w:hAnsiTheme="majorHAnsi" w:cstheme="majorBidi"/>
-          <w:color w:val="0F4761" w:themeColor="accent1" w:themeShade="BF"/>
+          <w:sz w:val="18"/>
+          <w:szCs w:val="18"/>
+        </w:rPr>
+      </w:pPr>
+      <w:r>
+        <w:rPr>
+          <w:rFonts w:asciiTheme="majorHAnsi" w:eastAsiaTheme="majorEastAsia" w:hAnsiTheme="majorHAnsi" w:cstheme="majorBidi"/>
+          <w:color w:val="0F4761" w:themeColor="accent1" w:themeShade="BF"/>
+          <w:sz w:val="18"/>
+          <w:szCs w:val="18"/>
         </w:rPr>
         <w:t>Metrics:</w:t>
       </w:r>
@@ -2102,6 +2430,8 @@
         <w:rPr>
           <w:rFonts w:asciiTheme="majorHAnsi" w:eastAsiaTheme="majorEastAsia" w:hAnsiTheme="majorHAnsi" w:cstheme="majorBidi"/>
           <w:color w:val="0F4761" w:themeColor="accent1" w:themeShade="BF"/>
+          <w:sz w:val="18"/>
+          <w:szCs w:val="18"/>
         </w:rPr>
       </w:pPr>
       <w:proofErr w:type="spellStart"/>
@@ -2109,6 +2439,8 @@
         <w:rPr>
           <w:rFonts w:asciiTheme="majorHAnsi" w:eastAsiaTheme="majorEastAsia" w:hAnsiTheme="majorHAnsi" w:cstheme="majorBidi"/>
           <w:color w:val="0F4761" w:themeColor="accent1" w:themeShade="BF"/>
+          <w:sz w:val="18"/>
+          <w:szCs w:val="18"/>
         </w:rPr>
         <w:t>total_usage</w:t>
       </w:r>
@@ -2117,6 +2449,8 @@
         <w:rPr>
           <w:rFonts w:asciiTheme="majorHAnsi" w:eastAsiaTheme="majorEastAsia" w:hAnsiTheme="majorHAnsi" w:cstheme="majorBidi"/>
           <w:color w:val="0F4761" w:themeColor="accent1" w:themeShade="BF"/>
+          <w:sz w:val="18"/>
+          <w:szCs w:val="18"/>
         </w:rPr>
         <w:br/>
       </w:r>
@@ -2125,6 +2459,8 @@
         <w:rPr>
           <w:rFonts w:asciiTheme="majorHAnsi" w:eastAsiaTheme="majorEastAsia" w:hAnsiTheme="majorHAnsi" w:cstheme="majorBidi"/>
           <w:color w:val="0F4761" w:themeColor="accent1" w:themeShade="BF"/>
+          <w:sz w:val="18"/>
+          <w:szCs w:val="18"/>
         </w:rPr>
         <w:t>total_usage_duration</w:t>
       </w:r>
@@ -2133,6 +2469,8 @@
         <w:rPr>
           <w:rFonts w:asciiTheme="majorHAnsi" w:eastAsiaTheme="majorEastAsia" w:hAnsiTheme="majorHAnsi" w:cstheme="majorBidi"/>
           <w:color w:val="0F4761" w:themeColor="accent1" w:themeShade="BF"/>
+          <w:sz w:val="18"/>
+          <w:szCs w:val="18"/>
         </w:rPr>
         <w:br/>
       </w:r>
@@ -2141,6 +2479,8 @@
         <w:rPr>
           <w:rFonts w:asciiTheme="majorHAnsi" w:eastAsiaTheme="majorEastAsia" w:hAnsiTheme="majorHAnsi" w:cstheme="majorBidi"/>
           <w:color w:val="0F4761" w:themeColor="accent1" w:themeShade="BF"/>
+          <w:sz w:val="18"/>
+          <w:szCs w:val="18"/>
         </w:rPr>
         <w:t>total_errors</w:t>
       </w:r>
@@ -2149,6 +2489,8 @@
         <w:rPr>
           <w:rFonts w:asciiTheme="majorHAnsi" w:eastAsiaTheme="majorEastAsia" w:hAnsiTheme="majorHAnsi" w:cstheme="majorBidi"/>
           <w:color w:val="0F4761" w:themeColor="accent1" w:themeShade="BF"/>
+          <w:sz w:val="18"/>
+          <w:szCs w:val="18"/>
         </w:rPr>
         <w:br/>
       </w:r>
@@ -2157,6 +2499,8 @@
         <w:rPr>
           <w:rFonts w:asciiTheme="majorHAnsi" w:eastAsiaTheme="majorEastAsia" w:hAnsiTheme="majorHAnsi" w:cstheme="majorBidi"/>
           <w:color w:val="0F4761" w:themeColor="accent1" w:themeShade="BF"/>
+          <w:sz w:val="18"/>
+          <w:szCs w:val="18"/>
         </w:rPr>
         <w:t>beta_feature_usage</w:t>
       </w:r>
@@ -2167,12 +2511,16 @@
         <w:rPr>
           <w:rFonts w:asciiTheme="majorHAnsi" w:eastAsiaTheme="majorEastAsia" w:hAnsiTheme="majorHAnsi" w:cstheme="majorBidi"/>
           <w:color w:val="0F4761" w:themeColor="accent1" w:themeShade="BF"/>
-        </w:rPr>
-      </w:pPr>
-      <w:r>
-        <w:rPr>
-          <w:rFonts w:asciiTheme="majorHAnsi" w:eastAsiaTheme="majorEastAsia" w:hAnsiTheme="majorHAnsi" w:cstheme="majorBidi"/>
-          <w:color w:val="0F4761" w:themeColor="accent1" w:themeShade="BF"/>
+          <w:sz w:val="18"/>
+          <w:szCs w:val="18"/>
+        </w:rPr>
+      </w:pPr>
+      <w:r>
+        <w:rPr>
+          <w:rFonts w:asciiTheme="majorHAnsi" w:eastAsiaTheme="majorEastAsia" w:hAnsiTheme="majorHAnsi" w:cstheme="majorBidi"/>
+          <w:color w:val="0F4761" w:themeColor="accent1" w:themeShade="BF"/>
+          <w:sz w:val="18"/>
+          <w:szCs w:val="18"/>
         </w:rPr>
         <w:t xml:space="preserve">These capture </w:t>
       </w:r>
@@ -2182,6 +2530,8 @@
           <w:b/>
           <w:bCs/>
           <w:color w:val="0F4761" w:themeColor="accent1" w:themeShade="BF"/>
+          <w:sz w:val="18"/>
+          <w:szCs w:val="18"/>
         </w:rPr>
         <w:t>product engagement and reliability</w:t>
       </w:r>
@@ -2189,6 +2539,8 @@
         <w:rPr>
           <w:rFonts w:asciiTheme="majorHAnsi" w:eastAsiaTheme="majorEastAsia" w:hAnsiTheme="majorHAnsi" w:cstheme="majorBidi"/>
           <w:color w:val="0F4761" w:themeColor="accent1" w:themeShade="BF"/>
+          <w:sz w:val="18"/>
+          <w:szCs w:val="18"/>
         </w:rPr>
         <w:t>.</w:t>
       </w:r>
@@ -2198,12 +2550,16 @@
         <w:rPr>
           <w:rFonts w:asciiTheme="majorHAnsi" w:eastAsiaTheme="majorEastAsia" w:hAnsiTheme="majorHAnsi" w:cstheme="majorBidi"/>
           <w:color w:val="0F4761" w:themeColor="accent1" w:themeShade="BF"/>
-        </w:rPr>
-      </w:pPr>
-      <w:r>
-        <w:rPr>
-          <w:rFonts w:asciiTheme="majorHAnsi" w:eastAsiaTheme="majorEastAsia" w:hAnsiTheme="majorHAnsi" w:cstheme="majorBidi"/>
-          <w:color w:val="0F4761" w:themeColor="accent1" w:themeShade="BF"/>
+          <w:sz w:val="18"/>
+          <w:szCs w:val="18"/>
+        </w:rPr>
+      </w:pPr>
+      <w:r>
+        <w:rPr>
+          <w:rFonts w:asciiTheme="majorHAnsi" w:eastAsiaTheme="majorEastAsia" w:hAnsiTheme="majorHAnsi" w:cstheme="majorBidi"/>
+          <w:color w:val="0F4761" w:themeColor="accent1" w:themeShade="BF"/>
+          <w:sz w:val="18"/>
+          <w:szCs w:val="18"/>
         </w:rPr>
         <w:pict w14:anchorId="62AB4E3C">
           <v:rect id="_x0000_i1334" style="width:0;height:1.5pt" o:hralign="center" o:hrstd="t" o:hr="t" fillcolor="#a0a0a0" stroked="f"/>
@@ -2217,14 +2573,18 @@
           <w:b/>
           <w:bCs/>
           <w:color w:val="0F4761" w:themeColor="accent1" w:themeShade="BF"/>
-        </w:rPr>
-      </w:pPr>
-      <w:r>
-        <w:rPr>
-          <w:rFonts w:asciiTheme="majorHAnsi" w:eastAsiaTheme="majorEastAsia" w:hAnsiTheme="majorHAnsi" w:cstheme="majorBidi"/>
-          <w:b/>
-          <w:bCs/>
-          <w:color w:val="0F4761" w:themeColor="accent1" w:themeShade="BF"/>
+          <w:sz w:val="18"/>
+          <w:szCs w:val="18"/>
+        </w:rPr>
+      </w:pPr>
+      <w:r>
+        <w:rPr>
+          <w:rFonts w:asciiTheme="majorHAnsi" w:eastAsiaTheme="majorEastAsia" w:hAnsiTheme="majorHAnsi" w:cstheme="majorBidi"/>
+          <w:b/>
+          <w:bCs/>
+          <w:color w:val="0F4761" w:themeColor="accent1" w:themeShade="BF"/>
+          <w:sz w:val="18"/>
+          <w:szCs w:val="18"/>
         </w:rPr>
         <w:t>Step 5 — Support Ticket Aggregation</w:t>
       </w:r>
@@ -2234,14 +2594,17 @@
         <w:rPr>
           <w:rFonts w:asciiTheme="majorHAnsi" w:eastAsiaTheme="majorEastAsia" w:hAnsiTheme="majorHAnsi" w:cstheme="majorBidi"/>
           <w:color w:val="0F4761" w:themeColor="accent1" w:themeShade="BF"/>
-        </w:rPr>
-      </w:pPr>
-      <w:r>
-        <w:rPr>
-          <w:rFonts w:asciiTheme="majorHAnsi" w:eastAsiaTheme="majorEastAsia" w:hAnsiTheme="majorHAnsi" w:cstheme="majorBidi"/>
-          <w:color w:val="0F4761" w:themeColor="accent1" w:themeShade="BF"/>
-        </w:rPr>
-        <w:lastRenderedPageBreak/>
+          <w:sz w:val="18"/>
+          <w:szCs w:val="18"/>
+        </w:rPr>
+      </w:pPr>
+      <w:r>
+        <w:rPr>
+          <w:rFonts w:asciiTheme="majorHAnsi" w:eastAsiaTheme="majorEastAsia" w:hAnsiTheme="majorHAnsi" w:cstheme="majorBidi"/>
+          <w:color w:val="0F4761" w:themeColor="accent1" w:themeShade="BF"/>
+          <w:sz w:val="18"/>
+          <w:szCs w:val="18"/>
+        </w:rPr>
         <w:t>Support activity is aggregated per account.</w:t>
       </w:r>
     </w:p>
@@ -2250,12 +2613,16 @@
         <w:rPr>
           <w:rFonts w:asciiTheme="majorHAnsi" w:eastAsiaTheme="majorEastAsia" w:hAnsiTheme="majorHAnsi" w:cstheme="majorBidi"/>
           <w:color w:val="0F4761" w:themeColor="accent1" w:themeShade="BF"/>
-        </w:rPr>
-      </w:pPr>
-      <w:r>
-        <w:rPr>
-          <w:rFonts w:asciiTheme="majorHAnsi" w:eastAsiaTheme="majorEastAsia" w:hAnsiTheme="majorHAnsi" w:cstheme="majorBidi"/>
-          <w:color w:val="0F4761" w:themeColor="accent1" w:themeShade="BF"/>
+          <w:sz w:val="18"/>
+          <w:szCs w:val="18"/>
+        </w:rPr>
+      </w:pPr>
+      <w:r>
+        <w:rPr>
+          <w:rFonts w:asciiTheme="majorHAnsi" w:eastAsiaTheme="majorEastAsia" w:hAnsiTheme="majorHAnsi" w:cstheme="majorBidi"/>
+          <w:color w:val="0F4761" w:themeColor="accent1" w:themeShade="BF"/>
+          <w:sz w:val="18"/>
+          <w:szCs w:val="18"/>
         </w:rPr>
         <w:t>Metrics:</w:t>
       </w:r>
@@ -2265,6 +2632,8 @@
         <w:rPr>
           <w:rFonts w:asciiTheme="majorHAnsi" w:eastAsiaTheme="majorEastAsia" w:hAnsiTheme="majorHAnsi" w:cstheme="majorBidi"/>
           <w:color w:val="0F4761" w:themeColor="accent1" w:themeShade="BF"/>
+          <w:sz w:val="18"/>
+          <w:szCs w:val="18"/>
         </w:rPr>
       </w:pPr>
       <w:proofErr w:type="spellStart"/>
@@ -2272,6 +2641,8 @@
         <w:rPr>
           <w:rFonts w:asciiTheme="majorHAnsi" w:eastAsiaTheme="majorEastAsia" w:hAnsiTheme="majorHAnsi" w:cstheme="majorBidi"/>
           <w:color w:val="0F4761" w:themeColor="accent1" w:themeShade="BF"/>
+          <w:sz w:val="18"/>
+          <w:szCs w:val="18"/>
         </w:rPr>
         <w:t>total_tickets</w:t>
       </w:r>
@@ -2280,6 +2651,8 @@
         <w:rPr>
           <w:rFonts w:asciiTheme="majorHAnsi" w:eastAsiaTheme="majorEastAsia" w:hAnsiTheme="majorHAnsi" w:cstheme="majorBidi"/>
           <w:color w:val="0F4761" w:themeColor="accent1" w:themeShade="BF"/>
+          <w:sz w:val="18"/>
+          <w:szCs w:val="18"/>
         </w:rPr>
         <w:br/>
       </w:r>
@@ -2288,6 +2661,8 @@
         <w:rPr>
           <w:rFonts w:asciiTheme="majorHAnsi" w:eastAsiaTheme="majorEastAsia" w:hAnsiTheme="majorHAnsi" w:cstheme="majorBidi"/>
           <w:color w:val="0F4761" w:themeColor="accent1" w:themeShade="BF"/>
+          <w:sz w:val="18"/>
+          <w:szCs w:val="18"/>
         </w:rPr>
         <w:t>avg_resolution_time</w:t>
       </w:r>
@@ -2296,6 +2671,8 @@
         <w:rPr>
           <w:rFonts w:asciiTheme="majorHAnsi" w:eastAsiaTheme="majorEastAsia" w:hAnsiTheme="majorHAnsi" w:cstheme="majorBidi"/>
           <w:color w:val="0F4761" w:themeColor="accent1" w:themeShade="BF"/>
+          <w:sz w:val="18"/>
+          <w:szCs w:val="18"/>
         </w:rPr>
         <w:br/>
       </w:r>
@@ -2304,6 +2681,8 @@
         <w:rPr>
           <w:rFonts w:asciiTheme="majorHAnsi" w:eastAsiaTheme="majorEastAsia" w:hAnsiTheme="majorHAnsi" w:cstheme="majorBidi"/>
           <w:color w:val="0F4761" w:themeColor="accent1" w:themeShade="BF"/>
+          <w:sz w:val="18"/>
+          <w:szCs w:val="18"/>
         </w:rPr>
         <w:t>avg_first_response</w:t>
       </w:r>
@@ -2312,6 +2691,8 @@
         <w:rPr>
           <w:rFonts w:asciiTheme="majorHAnsi" w:eastAsiaTheme="majorEastAsia" w:hAnsiTheme="majorHAnsi" w:cstheme="majorBidi"/>
           <w:color w:val="0F4761" w:themeColor="accent1" w:themeShade="BF"/>
+          <w:sz w:val="18"/>
+          <w:szCs w:val="18"/>
         </w:rPr>
         <w:br/>
       </w:r>
@@ -2320,6 +2701,8 @@
         <w:rPr>
           <w:rFonts w:asciiTheme="majorHAnsi" w:eastAsiaTheme="majorEastAsia" w:hAnsiTheme="majorHAnsi" w:cstheme="majorBidi"/>
           <w:color w:val="0F4761" w:themeColor="accent1" w:themeShade="BF"/>
+          <w:sz w:val="18"/>
+          <w:szCs w:val="18"/>
         </w:rPr>
         <w:t>avg_satisfaction</w:t>
       </w:r>
@@ -2328,6 +2711,8 @@
         <w:rPr>
           <w:rFonts w:asciiTheme="majorHAnsi" w:eastAsiaTheme="majorEastAsia" w:hAnsiTheme="majorHAnsi" w:cstheme="majorBidi"/>
           <w:color w:val="0F4761" w:themeColor="accent1" w:themeShade="BF"/>
+          <w:sz w:val="18"/>
+          <w:szCs w:val="18"/>
         </w:rPr>
         <w:br/>
       </w:r>
@@ -2336,6 +2721,8 @@
         <w:rPr>
           <w:rFonts w:asciiTheme="majorHAnsi" w:eastAsiaTheme="majorEastAsia" w:hAnsiTheme="majorHAnsi" w:cstheme="majorBidi"/>
           <w:color w:val="0F4761" w:themeColor="accent1" w:themeShade="BF"/>
+          <w:sz w:val="18"/>
+          <w:szCs w:val="18"/>
         </w:rPr>
         <w:t>escalation_count</w:t>
       </w:r>
@@ -2346,12 +2733,16 @@
         <w:rPr>
           <w:rFonts w:asciiTheme="majorHAnsi" w:eastAsiaTheme="majorEastAsia" w:hAnsiTheme="majorHAnsi" w:cstheme="majorBidi"/>
           <w:color w:val="0F4761" w:themeColor="accent1" w:themeShade="BF"/>
-        </w:rPr>
-      </w:pPr>
-      <w:r>
-        <w:rPr>
-          <w:rFonts w:asciiTheme="majorHAnsi" w:eastAsiaTheme="majorEastAsia" w:hAnsiTheme="majorHAnsi" w:cstheme="majorBidi"/>
-          <w:color w:val="0F4761" w:themeColor="accent1" w:themeShade="BF"/>
+          <w:sz w:val="18"/>
+          <w:szCs w:val="18"/>
+        </w:rPr>
+      </w:pPr>
+      <w:r>
+        <w:rPr>
+          <w:rFonts w:asciiTheme="majorHAnsi" w:eastAsiaTheme="majorEastAsia" w:hAnsiTheme="majorHAnsi" w:cstheme="majorBidi"/>
+          <w:color w:val="0F4761" w:themeColor="accent1" w:themeShade="BF"/>
+          <w:sz w:val="18"/>
+          <w:szCs w:val="18"/>
         </w:rPr>
         <w:t xml:space="preserve">These measure </w:t>
       </w:r>
@@ -2361,6 +2752,8 @@
           <w:b/>
           <w:bCs/>
           <w:color w:val="0F4761" w:themeColor="accent1" w:themeShade="BF"/>
+          <w:sz w:val="18"/>
+          <w:szCs w:val="18"/>
         </w:rPr>
         <w:t>customer support experience</w:t>
       </w:r>
@@ -2368,6 +2761,8 @@
         <w:rPr>
           <w:rFonts w:asciiTheme="majorHAnsi" w:eastAsiaTheme="majorEastAsia" w:hAnsiTheme="majorHAnsi" w:cstheme="majorBidi"/>
           <w:color w:val="0F4761" w:themeColor="accent1" w:themeShade="BF"/>
+          <w:sz w:val="18"/>
+          <w:szCs w:val="18"/>
         </w:rPr>
         <w:t>.</w:t>
       </w:r>
@@ -2377,12 +2772,16 @@
         <w:rPr>
           <w:rFonts w:asciiTheme="majorHAnsi" w:eastAsiaTheme="majorEastAsia" w:hAnsiTheme="majorHAnsi" w:cstheme="majorBidi"/>
           <w:color w:val="0F4761" w:themeColor="accent1" w:themeShade="BF"/>
-        </w:rPr>
-      </w:pPr>
-      <w:r>
-        <w:rPr>
-          <w:rFonts w:asciiTheme="majorHAnsi" w:eastAsiaTheme="majorEastAsia" w:hAnsiTheme="majorHAnsi" w:cstheme="majorBidi"/>
-          <w:color w:val="0F4761" w:themeColor="accent1" w:themeShade="BF"/>
+          <w:sz w:val="18"/>
+          <w:szCs w:val="18"/>
+        </w:rPr>
+      </w:pPr>
+      <w:r>
+        <w:rPr>
+          <w:rFonts w:asciiTheme="majorHAnsi" w:eastAsiaTheme="majorEastAsia" w:hAnsiTheme="majorHAnsi" w:cstheme="majorBidi"/>
+          <w:color w:val="0F4761" w:themeColor="accent1" w:themeShade="BF"/>
+          <w:sz w:val="18"/>
+          <w:szCs w:val="18"/>
         </w:rPr>
         <w:pict w14:anchorId="60E5435D">
           <v:rect id="_x0000_i1335" style="width:0;height:1.5pt" o:hralign="center" o:hrstd="t" o:hr="t" fillcolor="#a0a0a0" stroked="f"/>
@@ -2396,14 +2795,18 @@
           <w:b/>
           <w:bCs/>
           <w:color w:val="0F4761" w:themeColor="accent1" w:themeShade="BF"/>
-        </w:rPr>
-      </w:pPr>
-      <w:r>
-        <w:rPr>
-          <w:rFonts w:asciiTheme="majorHAnsi" w:eastAsiaTheme="majorEastAsia" w:hAnsiTheme="majorHAnsi" w:cstheme="majorBidi"/>
-          <w:b/>
-          <w:bCs/>
-          <w:color w:val="0F4761" w:themeColor="accent1" w:themeShade="BF"/>
+          <w:sz w:val="18"/>
+          <w:szCs w:val="18"/>
+        </w:rPr>
+      </w:pPr>
+      <w:r>
+        <w:rPr>
+          <w:rFonts w:asciiTheme="majorHAnsi" w:eastAsiaTheme="majorEastAsia" w:hAnsiTheme="majorHAnsi" w:cstheme="majorBidi"/>
+          <w:b/>
+          <w:bCs/>
+          <w:color w:val="0F4761" w:themeColor="accent1" w:themeShade="BF"/>
+          <w:sz w:val="18"/>
+          <w:szCs w:val="18"/>
         </w:rPr>
         <w:t>Step 6 — Churn Label Creation</w:t>
       </w:r>
@@ -2413,12 +2816,16 @@
         <w:rPr>
           <w:rFonts w:asciiTheme="majorHAnsi" w:eastAsiaTheme="majorEastAsia" w:hAnsiTheme="majorHAnsi" w:cstheme="majorBidi"/>
           <w:color w:val="0F4761" w:themeColor="accent1" w:themeShade="BF"/>
-        </w:rPr>
-      </w:pPr>
-      <w:r>
-        <w:rPr>
-          <w:rFonts w:asciiTheme="majorHAnsi" w:eastAsiaTheme="majorEastAsia" w:hAnsiTheme="majorHAnsi" w:cstheme="majorBidi"/>
-          <w:color w:val="0F4761" w:themeColor="accent1" w:themeShade="BF"/>
+          <w:sz w:val="18"/>
+          <w:szCs w:val="18"/>
+        </w:rPr>
+      </w:pPr>
+      <w:r>
+        <w:rPr>
+          <w:rFonts w:asciiTheme="majorHAnsi" w:eastAsiaTheme="majorEastAsia" w:hAnsiTheme="majorHAnsi" w:cstheme="majorBidi"/>
+          <w:color w:val="0F4761" w:themeColor="accent1" w:themeShade="BF"/>
+          <w:sz w:val="18"/>
+          <w:szCs w:val="18"/>
         </w:rPr>
         <w:t>Accounts appearing in churn events are labeled:</w:t>
       </w:r>
@@ -2428,12 +2835,16 @@
         <w:rPr>
           <w:rFonts w:asciiTheme="majorHAnsi" w:eastAsiaTheme="majorEastAsia" w:hAnsiTheme="majorHAnsi" w:cstheme="majorBidi"/>
           <w:color w:val="0F4761" w:themeColor="accent1" w:themeShade="BF"/>
-        </w:rPr>
-      </w:pPr>
-      <w:r>
-        <w:rPr>
-          <w:rFonts w:asciiTheme="majorHAnsi" w:eastAsiaTheme="majorEastAsia" w:hAnsiTheme="majorHAnsi" w:cstheme="majorBidi"/>
-          <w:color w:val="0F4761" w:themeColor="accent1" w:themeShade="BF"/>
+          <w:sz w:val="18"/>
+          <w:szCs w:val="18"/>
+        </w:rPr>
+      </w:pPr>
+      <w:r>
+        <w:rPr>
+          <w:rFonts w:asciiTheme="majorHAnsi" w:eastAsiaTheme="majorEastAsia" w:hAnsiTheme="majorHAnsi" w:cstheme="majorBidi"/>
+          <w:color w:val="0F4761" w:themeColor="accent1" w:themeShade="BF"/>
+          <w:sz w:val="18"/>
+          <w:szCs w:val="18"/>
         </w:rPr>
         <w:t>churned = 1</w:t>
       </w:r>
@@ -2443,12 +2854,16 @@
         <w:rPr>
           <w:rFonts w:asciiTheme="majorHAnsi" w:eastAsiaTheme="majorEastAsia" w:hAnsiTheme="majorHAnsi" w:cstheme="majorBidi"/>
           <w:color w:val="0F4761" w:themeColor="accent1" w:themeShade="BF"/>
-        </w:rPr>
-      </w:pPr>
-      <w:r>
-        <w:rPr>
-          <w:rFonts w:asciiTheme="majorHAnsi" w:eastAsiaTheme="majorEastAsia" w:hAnsiTheme="majorHAnsi" w:cstheme="majorBidi"/>
-          <w:color w:val="0F4761" w:themeColor="accent1" w:themeShade="BF"/>
+          <w:sz w:val="18"/>
+          <w:szCs w:val="18"/>
+        </w:rPr>
+      </w:pPr>
+      <w:r>
+        <w:rPr>
+          <w:rFonts w:asciiTheme="majorHAnsi" w:eastAsiaTheme="majorEastAsia" w:hAnsiTheme="majorHAnsi" w:cstheme="majorBidi"/>
+          <w:color w:val="0F4761" w:themeColor="accent1" w:themeShade="BF"/>
+          <w:sz w:val="18"/>
+          <w:szCs w:val="18"/>
         </w:rPr>
         <w:t>Other accounts:</w:t>
       </w:r>
@@ -2458,12 +2873,16 @@
         <w:rPr>
           <w:rFonts w:asciiTheme="majorHAnsi" w:eastAsiaTheme="majorEastAsia" w:hAnsiTheme="majorHAnsi" w:cstheme="majorBidi"/>
           <w:color w:val="0F4761" w:themeColor="accent1" w:themeShade="BF"/>
-        </w:rPr>
-      </w:pPr>
-      <w:r>
-        <w:rPr>
-          <w:rFonts w:asciiTheme="majorHAnsi" w:eastAsiaTheme="majorEastAsia" w:hAnsiTheme="majorHAnsi" w:cstheme="majorBidi"/>
-          <w:color w:val="0F4761" w:themeColor="accent1" w:themeShade="BF"/>
+          <w:sz w:val="18"/>
+          <w:szCs w:val="18"/>
+        </w:rPr>
+      </w:pPr>
+      <w:r>
+        <w:rPr>
+          <w:rFonts w:asciiTheme="majorHAnsi" w:eastAsiaTheme="majorEastAsia" w:hAnsiTheme="majorHAnsi" w:cstheme="majorBidi"/>
+          <w:color w:val="0F4761" w:themeColor="accent1" w:themeShade="BF"/>
+          <w:sz w:val="18"/>
+          <w:szCs w:val="18"/>
         </w:rPr>
         <w:t>churned = 0</w:t>
       </w:r>
@@ -2473,12 +2892,16 @@
         <w:rPr>
           <w:rFonts w:asciiTheme="majorHAnsi" w:eastAsiaTheme="majorEastAsia" w:hAnsiTheme="majorHAnsi" w:cstheme="majorBidi"/>
           <w:color w:val="0F4761" w:themeColor="accent1" w:themeShade="BF"/>
-        </w:rPr>
-      </w:pPr>
-      <w:r>
-        <w:rPr>
-          <w:rFonts w:asciiTheme="majorHAnsi" w:eastAsiaTheme="majorEastAsia" w:hAnsiTheme="majorHAnsi" w:cstheme="majorBidi"/>
-          <w:color w:val="0F4761" w:themeColor="accent1" w:themeShade="BF"/>
+          <w:sz w:val="18"/>
+          <w:szCs w:val="18"/>
+        </w:rPr>
+      </w:pPr>
+      <w:r>
+        <w:rPr>
+          <w:rFonts w:asciiTheme="majorHAnsi" w:eastAsiaTheme="majorEastAsia" w:hAnsiTheme="majorHAnsi" w:cstheme="majorBidi"/>
+          <w:color w:val="0F4761" w:themeColor="accent1" w:themeShade="BF"/>
+          <w:sz w:val="18"/>
+          <w:szCs w:val="18"/>
         </w:rPr>
         <w:t xml:space="preserve">This becomes the </w:t>
       </w:r>
@@ -2488,6 +2911,8 @@
           <w:b/>
           <w:bCs/>
           <w:color w:val="0F4761" w:themeColor="accent1" w:themeShade="BF"/>
+          <w:sz w:val="18"/>
+          <w:szCs w:val="18"/>
         </w:rPr>
         <w:t>target variable for ML</w:t>
       </w:r>
@@ -2495,6 +2920,8 @@
         <w:rPr>
           <w:rFonts w:asciiTheme="majorHAnsi" w:eastAsiaTheme="majorEastAsia" w:hAnsiTheme="majorHAnsi" w:cstheme="majorBidi"/>
           <w:color w:val="0F4761" w:themeColor="accent1" w:themeShade="BF"/>
+          <w:sz w:val="18"/>
+          <w:szCs w:val="18"/>
         </w:rPr>
         <w:t>.</w:t>
       </w:r>
@@ -2504,12 +2931,16 @@
         <w:rPr>
           <w:rFonts w:asciiTheme="majorHAnsi" w:eastAsiaTheme="majorEastAsia" w:hAnsiTheme="majorHAnsi" w:cstheme="majorBidi"/>
           <w:color w:val="0F4761" w:themeColor="accent1" w:themeShade="BF"/>
-        </w:rPr>
-      </w:pPr>
-      <w:r>
-        <w:rPr>
-          <w:rFonts w:asciiTheme="majorHAnsi" w:eastAsiaTheme="majorEastAsia" w:hAnsiTheme="majorHAnsi" w:cstheme="majorBidi"/>
-          <w:color w:val="0F4761" w:themeColor="accent1" w:themeShade="BF"/>
+          <w:sz w:val="18"/>
+          <w:szCs w:val="18"/>
+        </w:rPr>
+      </w:pPr>
+      <w:r>
+        <w:rPr>
+          <w:rFonts w:asciiTheme="majorHAnsi" w:eastAsiaTheme="majorEastAsia" w:hAnsiTheme="majorHAnsi" w:cstheme="majorBidi"/>
+          <w:color w:val="0F4761" w:themeColor="accent1" w:themeShade="BF"/>
+          <w:sz w:val="18"/>
+          <w:szCs w:val="18"/>
         </w:rPr>
         <w:pict w14:anchorId="56563262">
           <v:rect id="_x0000_i1336" style="width:0;height:1.5pt" o:hralign="center" o:hrstd="t" o:hr="t" fillcolor="#a0a0a0" stroked="f"/>
@@ -2523,14 +2954,18 @@
           <w:b/>
           <w:bCs/>
           <w:color w:val="0F4761" w:themeColor="accent1" w:themeShade="BF"/>
-        </w:rPr>
-      </w:pPr>
-      <w:r>
-        <w:rPr>
-          <w:rFonts w:asciiTheme="majorHAnsi" w:eastAsiaTheme="majorEastAsia" w:hAnsiTheme="majorHAnsi" w:cstheme="majorBidi"/>
-          <w:b/>
-          <w:bCs/>
-          <w:color w:val="0F4761" w:themeColor="accent1" w:themeShade="BF"/>
+          <w:sz w:val="18"/>
+          <w:szCs w:val="18"/>
+        </w:rPr>
+      </w:pPr>
+      <w:r>
+        <w:rPr>
+          <w:rFonts w:asciiTheme="majorHAnsi" w:eastAsiaTheme="majorEastAsia" w:hAnsiTheme="majorHAnsi" w:cstheme="majorBidi"/>
+          <w:b/>
+          <w:bCs/>
+          <w:color w:val="0F4761" w:themeColor="accent1" w:themeShade="BF"/>
+          <w:sz w:val="18"/>
+          <w:szCs w:val="18"/>
         </w:rPr>
         <w:t>4. Feature Engineering</w:t>
       </w:r>
@@ -2540,12 +2975,16 @@
         <w:rPr>
           <w:rFonts w:asciiTheme="majorHAnsi" w:eastAsiaTheme="majorEastAsia" w:hAnsiTheme="majorHAnsi" w:cstheme="majorBidi"/>
           <w:color w:val="0F4761" w:themeColor="accent1" w:themeShade="BF"/>
-        </w:rPr>
-      </w:pPr>
-      <w:r>
-        <w:rPr>
-          <w:rFonts w:asciiTheme="majorHAnsi" w:eastAsiaTheme="majorEastAsia" w:hAnsiTheme="majorHAnsi" w:cstheme="majorBidi"/>
-          <w:color w:val="0F4761" w:themeColor="accent1" w:themeShade="BF"/>
+          <w:sz w:val="18"/>
+          <w:szCs w:val="18"/>
+        </w:rPr>
+      </w:pPr>
+      <w:r>
+        <w:rPr>
+          <w:rFonts w:asciiTheme="majorHAnsi" w:eastAsiaTheme="majorEastAsia" w:hAnsiTheme="majorHAnsi" w:cstheme="majorBidi"/>
+          <w:color w:val="0F4761" w:themeColor="accent1" w:themeShade="BF"/>
+          <w:sz w:val="18"/>
+          <w:szCs w:val="18"/>
         </w:rPr>
         <w:t>Additional features are created to capture deeper behavior.</w:t>
       </w:r>
@@ -2555,12 +2994,16 @@
         <w:rPr>
           <w:rFonts w:asciiTheme="majorHAnsi" w:eastAsiaTheme="majorEastAsia" w:hAnsiTheme="majorHAnsi" w:cstheme="majorBidi"/>
           <w:color w:val="0F4761" w:themeColor="accent1" w:themeShade="BF"/>
-        </w:rPr>
-      </w:pPr>
-      <w:r>
-        <w:rPr>
-          <w:rFonts w:asciiTheme="majorHAnsi" w:eastAsiaTheme="majorEastAsia" w:hAnsiTheme="majorHAnsi" w:cstheme="majorBidi"/>
-          <w:color w:val="0F4761" w:themeColor="accent1" w:themeShade="BF"/>
+          <w:sz w:val="18"/>
+          <w:szCs w:val="18"/>
+        </w:rPr>
+      </w:pPr>
+      <w:r>
+        <w:rPr>
+          <w:rFonts w:asciiTheme="majorHAnsi" w:eastAsiaTheme="majorEastAsia" w:hAnsiTheme="majorHAnsi" w:cstheme="majorBidi"/>
+          <w:color w:val="0F4761" w:themeColor="accent1" w:themeShade="BF"/>
+          <w:sz w:val="18"/>
+          <w:szCs w:val="18"/>
         </w:rPr>
         <w:t>Examples:</w:t>
       </w:r>
@@ -2572,14 +3015,18 @@
           <w:b/>
           <w:bCs/>
           <w:color w:val="0F4761" w:themeColor="accent1" w:themeShade="BF"/>
-        </w:rPr>
-      </w:pPr>
-      <w:r>
-        <w:rPr>
-          <w:rFonts w:asciiTheme="majorHAnsi" w:eastAsiaTheme="majorEastAsia" w:hAnsiTheme="majorHAnsi" w:cstheme="majorBidi"/>
-          <w:b/>
-          <w:bCs/>
-          <w:color w:val="0F4761" w:themeColor="accent1" w:themeShade="BF"/>
+          <w:sz w:val="18"/>
+          <w:szCs w:val="18"/>
+        </w:rPr>
+      </w:pPr>
+      <w:r>
+        <w:rPr>
+          <w:rFonts w:asciiTheme="majorHAnsi" w:eastAsiaTheme="majorEastAsia" w:hAnsiTheme="majorHAnsi" w:cstheme="majorBidi"/>
+          <w:b/>
+          <w:bCs/>
+          <w:color w:val="0F4761" w:themeColor="accent1" w:themeShade="BF"/>
+          <w:sz w:val="18"/>
+          <w:szCs w:val="18"/>
         </w:rPr>
         <w:t>Usage per subscription</w:t>
       </w:r>
@@ -2589,6 +3036,8 @@
         <w:rPr>
           <w:rFonts w:asciiTheme="majorHAnsi" w:eastAsiaTheme="majorEastAsia" w:hAnsiTheme="majorHAnsi" w:cstheme="majorBidi"/>
           <w:color w:val="0F4761" w:themeColor="accent1" w:themeShade="BF"/>
+          <w:sz w:val="18"/>
+          <w:szCs w:val="18"/>
         </w:rPr>
       </w:pPr>
       <w:proofErr w:type="spellStart"/>
@@ -2596,6 +3045,8 @@
         <w:rPr>
           <w:rFonts w:asciiTheme="majorHAnsi" w:eastAsiaTheme="majorEastAsia" w:hAnsiTheme="majorHAnsi" w:cstheme="majorBidi"/>
           <w:color w:val="0F4761" w:themeColor="accent1" w:themeShade="BF"/>
+          <w:sz w:val="18"/>
+          <w:szCs w:val="18"/>
         </w:rPr>
         <w:t>usage_per_subscription</w:t>
       </w:r>
@@ -2606,12 +3057,16 @@
         <w:rPr>
           <w:rFonts w:asciiTheme="majorHAnsi" w:eastAsiaTheme="majorEastAsia" w:hAnsiTheme="majorHAnsi" w:cstheme="majorBidi"/>
           <w:color w:val="0F4761" w:themeColor="accent1" w:themeShade="BF"/>
-        </w:rPr>
-      </w:pPr>
-      <w:r>
-        <w:rPr>
-          <w:rFonts w:asciiTheme="majorHAnsi" w:eastAsiaTheme="majorEastAsia" w:hAnsiTheme="majorHAnsi" w:cstheme="majorBidi"/>
-          <w:color w:val="0F4761" w:themeColor="accent1" w:themeShade="BF"/>
+          <w:sz w:val="18"/>
+          <w:szCs w:val="18"/>
+        </w:rPr>
+      </w:pPr>
+      <w:r>
+        <w:rPr>
+          <w:rFonts w:asciiTheme="majorHAnsi" w:eastAsiaTheme="majorEastAsia" w:hAnsiTheme="majorHAnsi" w:cstheme="majorBidi"/>
+          <w:color w:val="0F4761" w:themeColor="accent1" w:themeShade="BF"/>
+          <w:sz w:val="18"/>
+          <w:szCs w:val="18"/>
         </w:rPr>
         <w:t>Measures engagement intensity.</w:t>
       </w:r>
@@ -2621,12 +3076,16 @@
         <w:rPr>
           <w:rFonts w:asciiTheme="majorHAnsi" w:eastAsiaTheme="majorEastAsia" w:hAnsiTheme="majorHAnsi" w:cstheme="majorBidi"/>
           <w:color w:val="0F4761" w:themeColor="accent1" w:themeShade="BF"/>
-        </w:rPr>
-      </w:pPr>
-      <w:r>
-        <w:rPr>
-          <w:rFonts w:asciiTheme="majorHAnsi" w:eastAsiaTheme="majorEastAsia" w:hAnsiTheme="majorHAnsi" w:cstheme="majorBidi"/>
-          <w:color w:val="0F4761" w:themeColor="accent1" w:themeShade="BF"/>
+          <w:sz w:val="18"/>
+          <w:szCs w:val="18"/>
+        </w:rPr>
+      </w:pPr>
+      <w:r>
+        <w:rPr>
+          <w:rFonts w:asciiTheme="majorHAnsi" w:eastAsiaTheme="majorEastAsia" w:hAnsiTheme="majorHAnsi" w:cstheme="majorBidi"/>
+          <w:color w:val="0F4761" w:themeColor="accent1" w:themeShade="BF"/>
+          <w:sz w:val="18"/>
+          <w:szCs w:val="18"/>
         </w:rPr>
         <w:pict w14:anchorId="43D7AD26">
           <v:rect id="_x0000_i1337" style="width:0;height:1.5pt" o:hralign="center" o:hrstd="t" o:hr="t" fillcolor="#a0a0a0" stroked="f"/>
@@ -2640,14 +3099,18 @@
           <w:b/>
           <w:bCs/>
           <w:color w:val="0F4761" w:themeColor="accent1" w:themeShade="BF"/>
-        </w:rPr>
-      </w:pPr>
-      <w:r>
-        <w:rPr>
-          <w:rFonts w:asciiTheme="majorHAnsi" w:eastAsiaTheme="majorEastAsia" w:hAnsiTheme="majorHAnsi" w:cstheme="majorBidi"/>
-          <w:b/>
-          <w:bCs/>
-          <w:color w:val="0F4761" w:themeColor="accent1" w:themeShade="BF"/>
+          <w:sz w:val="18"/>
+          <w:szCs w:val="18"/>
+        </w:rPr>
+      </w:pPr>
+      <w:r>
+        <w:rPr>
+          <w:rFonts w:asciiTheme="majorHAnsi" w:eastAsiaTheme="majorEastAsia" w:hAnsiTheme="majorHAnsi" w:cstheme="majorBidi"/>
+          <w:b/>
+          <w:bCs/>
+          <w:color w:val="0F4761" w:themeColor="accent1" w:themeShade="BF"/>
+          <w:sz w:val="18"/>
+          <w:szCs w:val="18"/>
         </w:rPr>
         <w:t>Support tickets per subscription</w:t>
       </w:r>
@@ -2657,6 +3120,8 @@
         <w:rPr>
           <w:rFonts w:asciiTheme="majorHAnsi" w:eastAsiaTheme="majorEastAsia" w:hAnsiTheme="majorHAnsi" w:cstheme="majorBidi"/>
           <w:color w:val="0F4761" w:themeColor="accent1" w:themeShade="BF"/>
+          <w:sz w:val="18"/>
+          <w:szCs w:val="18"/>
         </w:rPr>
       </w:pPr>
       <w:proofErr w:type="spellStart"/>
@@ -2664,6 +3129,8 @@
         <w:rPr>
           <w:rFonts w:asciiTheme="majorHAnsi" w:eastAsiaTheme="majorEastAsia" w:hAnsiTheme="majorHAnsi" w:cstheme="majorBidi"/>
           <w:color w:val="0F4761" w:themeColor="accent1" w:themeShade="BF"/>
+          <w:sz w:val="18"/>
+          <w:szCs w:val="18"/>
         </w:rPr>
         <w:t>tickets_per_subscription</w:t>
       </w:r>
@@ -2674,12 +3141,16 @@
         <w:rPr>
           <w:rFonts w:asciiTheme="majorHAnsi" w:eastAsiaTheme="majorEastAsia" w:hAnsiTheme="majorHAnsi" w:cstheme="majorBidi"/>
           <w:color w:val="0F4761" w:themeColor="accent1" w:themeShade="BF"/>
-        </w:rPr>
-      </w:pPr>
-      <w:r>
-        <w:rPr>
-          <w:rFonts w:asciiTheme="majorHAnsi" w:eastAsiaTheme="majorEastAsia" w:hAnsiTheme="majorHAnsi" w:cstheme="majorBidi"/>
-          <w:color w:val="0F4761" w:themeColor="accent1" w:themeShade="BF"/>
+          <w:sz w:val="18"/>
+          <w:szCs w:val="18"/>
+        </w:rPr>
+      </w:pPr>
+      <w:r>
+        <w:rPr>
+          <w:rFonts w:asciiTheme="majorHAnsi" w:eastAsiaTheme="majorEastAsia" w:hAnsiTheme="majorHAnsi" w:cstheme="majorBidi"/>
+          <w:color w:val="0F4761" w:themeColor="accent1" w:themeShade="BF"/>
+          <w:sz w:val="18"/>
+          <w:szCs w:val="18"/>
         </w:rPr>
         <w:t>Captures support dependency.</w:t>
       </w:r>
@@ -2689,12 +3160,16 @@
         <w:rPr>
           <w:rFonts w:asciiTheme="majorHAnsi" w:eastAsiaTheme="majorEastAsia" w:hAnsiTheme="majorHAnsi" w:cstheme="majorBidi"/>
           <w:color w:val="0F4761" w:themeColor="accent1" w:themeShade="BF"/>
-        </w:rPr>
-      </w:pPr>
-      <w:r>
-        <w:rPr>
-          <w:rFonts w:asciiTheme="majorHAnsi" w:eastAsiaTheme="majorEastAsia" w:hAnsiTheme="majorHAnsi" w:cstheme="majorBidi"/>
-          <w:color w:val="0F4761" w:themeColor="accent1" w:themeShade="BF"/>
+          <w:sz w:val="18"/>
+          <w:szCs w:val="18"/>
+        </w:rPr>
+      </w:pPr>
+      <w:r>
+        <w:rPr>
+          <w:rFonts w:asciiTheme="majorHAnsi" w:eastAsiaTheme="majorEastAsia" w:hAnsiTheme="majorHAnsi" w:cstheme="majorBidi"/>
+          <w:color w:val="0F4761" w:themeColor="accent1" w:themeShade="BF"/>
+          <w:sz w:val="18"/>
+          <w:szCs w:val="18"/>
         </w:rPr>
         <w:pict w14:anchorId="441A5296">
           <v:rect id="_x0000_i1338" style="width:0;height:1.5pt" o:hralign="center" o:hrstd="t" o:hr="t" fillcolor="#a0a0a0" stroked="f"/>
@@ -2708,14 +3183,18 @@
           <w:b/>
           <w:bCs/>
           <w:color w:val="0F4761" w:themeColor="accent1" w:themeShade="BF"/>
-        </w:rPr>
-      </w:pPr>
-      <w:r>
-        <w:rPr>
-          <w:rFonts w:asciiTheme="majorHAnsi" w:eastAsiaTheme="majorEastAsia" w:hAnsiTheme="majorHAnsi" w:cstheme="majorBidi"/>
-          <w:b/>
-          <w:bCs/>
-          <w:color w:val="0F4761" w:themeColor="accent1" w:themeShade="BF"/>
+          <w:sz w:val="18"/>
+          <w:szCs w:val="18"/>
+        </w:rPr>
+      </w:pPr>
+      <w:r>
+        <w:rPr>
+          <w:rFonts w:asciiTheme="majorHAnsi" w:eastAsiaTheme="majorEastAsia" w:hAnsiTheme="majorHAnsi" w:cstheme="majorBidi"/>
+          <w:b/>
+          <w:bCs/>
+          <w:color w:val="0F4761" w:themeColor="accent1" w:themeShade="BF"/>
+          <w:sz w:val="18"/>
+          <w:szCs w:val="18"/>
         </w:rPr>
         <w:t>Error rate</w:t>
       </w:r>
@@ -2725,6 +3204,8 @@
         <w:rPr>
           <w:rFonts w:asciiTheme="majorHAnsi" w:eastAsiaTheme="majorEastAsia" w:hAnsiTheme="majorHAnsi" w:cstheme="majorBidi"/>
           <w:color w:val="0F4761" w:themeColor="accent1" w:themeShade="BF"/>
+          <w:sz w:val="18"/>
+          <w:szCs w:val="18"/>
         </w:rPr>
       </w:pPr>
       <w:proofErr w:type="spellStart"/>
@@ -2732,8 +3213,9 @@
         <w:rPr>
           <w:rFonts w:asciiTheme="majorHAnsi" w:eastAsiaTheme="majorEastAsia" w:hAnsiTheme="majorHAnsi" w:cstheme="majorBidi"/>
           <w:color w:val="0F4761" w:themeColor="accent1" w:themeShade="BF"/>
-        </w:rPr>
-        <w:lastRenderedPageBreak/>
+          <w:sz w:val="18"/>
+          <w:szCs w:val="18"/>
+        </w:rPr>
         <w:t>error_rate</w:t>
       </w:r>
       <w:proofErr w:type="spellEnd"/>
@@ -2741,6 +3223,8 @@
         <w:rPr>
           <w:rFonts w:asciiTheme="majorHAnsi" w:eastAsiaTheme="majorEastAsia" w:hAnsiTheme="majorHAnsi" w:cstheme="majorBidi"/>
           <w:color w:val="0F4761" w:themeColor="accent1" w:themeShade="BF"/>
+          <w:sz w:val="18"/>
+          <w:szCs w:val="18"/>
         </w:rPr>
         <w:t xml:space="preserve"> = errors / usage</w:t>
       </w:r>
@@ -2750,12 +3234,16 @@
         <w:rPr>
           <w:rFonts w:asciiTheme="majorHAnsi" w:eastAsiaTheme="majorEastAsia" w:hAnsiTheme="majorHAnsi" w:cstheme="majorBidi"/>
           <w:color w:val="0F4761" w:themeColor="accent1" w:themeShade="BF"/>
-        </w:rPr>
-      </w:pPr>
-      <w:r>
-        <w:rPr>
-          <w:rFonts w:asciiTheme="majorHAnsi" w:eastAsiaTheme="majorEastAsia" w:hAnsiTheme="majorHAnsi" w:cstheme="majorBidi"/>
-          <w:color w:val="0F4761" w:themeColor="accent1" w:themeShade="BF"/>
+          <w:sz w:val="18"/>
+          <w:szCs w:val="18"/>
+        </w:rPr>
+      </w:pPr>
+      <w:r>
+        <w:rPr>
+          <w:rFonts w:asciiTheme="majorHAnsi" w:eastAsiaTheme="majorEastAsia" w:hAnsiTheme="majorHAnsi" w:cstheme="majorBidi"/>
+          <w:color w:val="0F4761" w:themeColor="accent1" w:themeShade="BF"/>
+          <w:sz w:val="18"/>
+          <w:szCs w:val="18"/>
         </w:rPr>
         <w:t>Measures product reliability issues.</w:t>
       </w:r>
@@ -2765,12 +3253,16 @@
         <w:rPr>
           <w:rFonts w:asciiTheme="majorHAnsi" w:eastAsiaTheme="majorEastAsia" w:hAnsiTheme="majorHAnsi" w:cstheme="majorBidi"/>
           <w:color w:val="0F4761" w:themeColor="accent1" w:themeShade="BF"/>
-        </w:rPr>
-      </w:pPr>
-      <w:r>
-        <w:rPr>
-          <w:rFonts w:asciiTheme="majorHAnsi" w:eastAsiaTheme="majorEastAsia" w:hAnsiTheme="majorHAnsi" w:cstheme="majorBidi"/>
-          <w:color w:val="0F4761" w:themeColor="accent1" w:themeShade="BF"/>
+          <w:sz w:val="18"/>
+          <w:szCs w:val="18"/>
+        </w:rPr>
+      </w:pPr>
+      <w:r>
+        <w:rPr>
+          <w:rFonts w:asciiTheme="majorHAnsi" w:eastAsiaTheme="majorEastAsia" w:hAnsiTheme="majorHAnsi" w:cstheme="majorBidi"/>
+          <w:color w:val="0F4761" w:themeColor="accent1" w:themeShade="BF"/>
+          <w:sz w:val="18"/>
+          <w:szCs w:val="18"/>
         </w:rPr>
         <w:pict w14:anchorId="40DF1EC8">
           <v:rect id="_x0000_i1339" style="width:0;height:1.5pt" o:hralign="center" o:hrstd="t" o:hr="t" fillcolor="#a0a0a0" stroked="f"/>
@@ -2784,14 +3276,18 @@
           <w:b/>
           <w:bCs/>
           <w:color w:val="0F4761" w:themeColor="accent1" w:themeShade="BF"/>
-        </w:rPr>
-      </w:pPr>
-      <w:r>
-        <w:rPr>
-          <w:rFonts w:asciiTheme="majorHAnsi" w:eastAsiaTheme="majorEastAsia" w:hAnsiTheme="majorHAnsi" w:cstheme="majorBidi"/>
-          <w:b/>
-          <w:bCs/>
-          <w:color w:val="0F4761" w:themeColor="accent1" w:themeShade="BF"/>
+          <w:sz w:val="18"/>
+          <w:szCs w:val="18"/>
+        </w:rPr>
+      </w:pPr>
+      <w:r>
+        <w:rPr>
+          <w:rFonts w:asciiTheme="majorHAnsi" w:eastAsiaTheme="majorEastAsia" w:hAnsiTheme="majorHAnsi" w:cstheme="majorBidi"/>
+          <w:b/>
+          <w:bCs/>
+          <w:color w:val="0F4761" w:themeColor="accent1" w:themeShade="BF"/>
+          <w:sz w:val="18"/>
+          <w:szCs w:val="18"/>
         </w:rPr>
         <w:t>Revenue per seat</w:t>
       </w:r>
@@ -2801,6 +3297,8 @@
         <w:rPr>
           <w:rFonts w:asciiTheme="majorHAnsi" w:eastAsiaTheme="majorEastAsia" w:hAnsiTheme="majorHAnsi" w:cstheme="majorBidi"/>
           <w:color w:val="0F4761" w:themeColor="accent1" w:themeShade="BF"/>
+          <w:sz w:val="18"/>
+          <w:szCs w:val="18"/>
         </w:rPr>
       </w:pPr>
       <w:proofErr w:type="spellStart"/>
@@ -2808,6 +3306,8 @@
         <w:rPr>
           <w:rFonts w:asciiTheme="majorHAnsi" w:eastAsiaTheme="majorEastAsia" w:hAnsiTheme="majorHAnsi" w:cstheme="majorBidi"/>
           <w:color w:val="0F4761" w:themeColor="accent1" w:themeShade="BF"/>
+          <w:sz w:val="18"/>
+          <w:szCs w:val="18"/>
         </w:rPr>
         <w:t>mrr_per_seat</w:t>
       </w:r>
@@ -2818,12 +3318,16 @@
         <w:rPr>
           <w:rFonts w:asciiTheme="majorHAnsi" w:eastAsiaTheme="majorEastAsia" w:hAnsiTheme="majorHAnsi" w:cstheme="majorBidi"/>
           <w:color w:val="0F4761" w:themeColor="accent1" w:themeShade="BF"/>
-        </w:rPr>
-      </w:pPr>
-      <w:r>
-        <w:rPr>
-          <w:rFonts w:asciiTheme="majorHAnsi" w:eastAsiaTheme="majorEastAsia" w:hAnsiTheme="majorHAnsi" w:cstheme="majorBidi"/>
-          <w:color w:val="0F4761" w:themeColor="accent1" w:themeShade="BF"/>
+          <w:sz w:val="18"/>
+          <w:szCs w:val="18"/>
+        </w:rPr>
+      </w:pPr>
+      <w:r>
+        <w:rPr>
+          <w:rFonts w:asciiTheme="majorHAnsi" w:eastAsiaTheme="majorEastAsia" w:hAnsiTheme="majorHAnsi" w:cstheme="majorBidi"/>
+          <w:color w:val="0F4761" w:themeColor="accent1" w:themeShade="BF"/>
+          <w:sz w:val="18"/>
+          <w:szCs w:val="18"/>
         </w:rPr>
         <w:t>Measures account monetization efficiency.</w:t>
       </w:r>
@@ -2833,12 +3337,16 @@
         <w:rPr>
           <w:rFonts w:asciiTheme="majorHAnsi" w:eastAsiaTheme="majorEastAsia" w:hAnsiTheme="majorHAnsi" w:cstheme="majorBidi"/>
           <w:color w:val="0F4761" w:themeColor="accent1" w:themeShade="BF"/>
-        </w:rPr>
-      </w:pPr>
-      <w:r>
-        <w:rPr>
-          <w:rFonts w:asciiTheme="majorHAnsi" w:eastAsiaTheme="majorEastAsia" w:hAnsiTheme="majorHAnsi" w:cstheme="majorBidi"/>
-          <w:color w:val="0F4761" w:themeColor="accent1" w:themeShade="BF"/>
+          <w:sz w:val="18"/>
+          <w:szCs w:val="18"/>
+        </w:rPr>
+      </w:pPr>
+      <w:r>
+        <w:rPr>
+          <w:rFonts w:asciiTheme="majorHAnsi" w:eastAsiaTheme="majorEastAsia" w:hAnsiTheme="majorHAnsi" w:cstheme="majorBidi"/>
+          <w:color w:val="0F4761" w:themeColor="accent1" w:themeShade="BF"/>
+          <w:sz w:val="18"/>
+          <w:szCs w:val="18"/>
         </w:rPr>
         <w:pict w14:anchorId="4AACB3C6">
           <v:rect id="_x0000_i1340" style="width:0;height:1.5pt" o:hralign="center" o:hrstd="t" o:hr="t" fillcolor="#a0a0a0" stroked="f"/>
@@ -2850,12 +3358,16 @@
         <w:rPr>
           <w:rFonts w:asciiTheme="majorHAnsi" w:eastAsiaTheme="majorEastAsia" w:hAnsiTheme="majorHAnsi" w:cstheme="majorBidi"/>
           <w:color w:val="0F4761" w:themeColor="accent1" w:themeShade="BF"/>
-        </w:rPr>
-      </w:pPr>
-      <w:r>
-        <w:rPr>
-          <w:rFonts w:asciiTheme="majorHAnsi" w:eastAsiaTheme="majorEastAsia" w:hAnsiTheme="majorHAnsi" w:cstheme="majorBidi"/>
-          <w:color w:val="0F4761" w:themeColor="accent1" w:themeShade="BF"/>
+          <w:sz w:val="18"/>
+          <w:szCs w:val="18"/>
+        </w:rPr>
+      </w:pPr>
+      <w:r>
+        <w:rPr>
+          <w:rFonts w:asciiTheme="majorHAnsi" w:eastAsiaTheme="majorEastAsia" w:hAnsiTheme="majorHAnsi" w:cstheme="majorBidi"/>
+          <w:color w:val="0F4761" w:themeColor="accent1" w:themeShade="BF"/>
+          <w:sz w:val="18"/>
+          <w:szCs w:val="18"/>
         </w:rPr>
         <w:t xml:space="preserve">These engineered features help models detect </w:t>
       </w:r>
@@ -2865,6 +3377,8 @@
           <w:b/>
           <w:bCs/>
           <w:color w:val="0F4761" w:themeColor="accent1" w:themeShade="BF"/>
+          <w:sz w:val="18"/>
+          <w:szCs w:val="18"/>
         </w:rPr>
         <w:t>churn patterns</w:t>
       </w:r>
@@ -2872,6 +3386,8 @@
         <w:rPr>
           <w:rFonts w:asciiTheme="majorHAnsi" w:eastAsiaTheme="majorEastAsia" w:hAnsiTheme="majorHAnsi" w:cstheme="majorBidi"/>
           <w:color w:val="0F4761" w:themeColor="accent1" w:themeShade="BF"/>
+          <w:sz w:val="18"/>
+          <w:szCs w:val="18"/>
         </w:rPr>
         <w:t>.</w:t>
       </w:r>
@@ -2881,12 +3397,16 @@
         <w:rPr>
           <w:rFonts w:asciiTheme="majorHAnsi" w:eastAsiaTheme="majorEastAsia" w:hAnsiTheme="majorHAnsi" w:cstheme="majorBidi"/>
           <w:color w:val="0F4761" w:themeColor="accent1" w:themeShade="BF"/>
-        </w:rPr>
-      </w:pPr>
-      <w:r>
-        <w:rPr>
-          <w:rFonts w:asciiTheme="majorHAnsi" w:eastAsiaTheme="majorEastAsia" w:hAnsiTheme="majorHAnsi" w:cstheme="majorBidi"/>
-          <w:color w:val="0F4761" w:themeColor="accent1" w:themeShade="BF"/>
+          <w:sz w:val="18"/>
+          <w:szCs w:val="18"/>
+        </w:rPr>
+      </w:pPr>
+      <w:r>
+        <w:rPr>
+          <w:rFonts w:asciiTheme="majorHAnsi" w:eastAsiaTheme="majorEastAsia" w:hAnsiTheme="majorHAnsi" w:cstheme="majorBidi"/>
+          <w:color w:val="0F4761" w:themeColor="accent1" w:themeShade="BF"/>
+          <w:sz w:val="18"/>
+          <w:szCs w:val="18"/>
         </w:rPr>
         <w:pict w14:anchorId="5E7999F4">
           <v:rect id="_x0000_i1341" style="width:0;height:1.5pt" o:hralign="center" o:hrstd="t" o:hr="t" fillcolor="#a0a0a0" stroked="f"/>
@@ -2900,14 +3420,18 @@
           <w:b/>
           <w:bCs/>
           <w:color w:val="0F4761" w:themeColor="accent1" w:themeShade="BF"/>
-        </w:rPr>
-      </w:pPr>
-      <w:r>
-        <w:rPr>
-          <w:rFonts w:asciiTheme="majorHAnsi" w:eastAsiaTheme="majorEastAsia" w:hAnsiTheme="majorHAnsi" w:cstheme="majorBidi"/>
-          <w:b/>
-          <w:bCs/>
-          <w:color w:val="0F4761" w:themeColor="accent1" w:themeShade="BF"/>
+          <w:sz w:val="18"/>
+          <w:szCs w:val="18"/>
+        </w:rPr>
+      </w:pPr>
+      <w:r>
+        <w:rPr>
+          <w:rFonts w:asciiTheme="majorHAnsi" w:eastAsiaTheme="majorEastAsia" w:hAnsiTheme="majorHAnsi" w:cstheme="majorBidi"/>
+          <w:b/>
+          <w:bCs/>
+          <w:color w:val="0F4761" w:themeColor="accent1" w:themeShade="BF"/>
+          <w:sz w:val="18"/>
+          <w:szCs w:val="18"/>
         </w:rPr>
         <w:t>5. Machine Learning Model</w:t>
       </w:r>
@@ -2917,12 +3441,16 @@
         <w:rPr>
           <w:rFonts w:asciiTheme="majorHAnsi" w:eastAsiaTheme="majorEastAsia" w:hAnsiTheme="majorHAnsi" w:cstheme="majorBidi"/>
           <w:color w:val="0F4761" w:themeColor="accent1" w:themeShade="BF"/>
-        </w:rPr>
-      </w:pPr>
-      <w:r>
-        <w:rPr>
-          <w:rFonts w:asciiTheme="majorHAnsi" w:eastAsiaTheme="majorEastAsia" w:hAnsiTheme="majorHAnsi" w:cstheme="majorBidi"/>
-          <w:color w:val="0F4761" w:themeColor="accent1" w:themeShade="BF"/>
+          <w:sz w:val="18"/>
+          <w:szCs w:val="18"/>
+        </w:rPr>
+      </w:pPr>
+      <w:r>
+        <w:rPr>
+          <w:rFonts w:asciiTheme="majorHAnsi" w:eastAsiaTheme="majorEastAsia" w:hAnsiTheme="majorHAnsi" w:cstheme="majorBidi"/>
+          <w:color w:val="0F4761" w:themeColor="accent1" w:themeShade="BF"/>
+          <w:sz w:val="18"/>
+          <w:szCs w:val="18"/>
         </w:rPr>
         <w:t>File:</w:t>
       </w:r>
@@ -2932,12 +3460,16 @@
         <w:rPr>
           <w:rFonts w:asciiTheme="majorHAnsi" w:eastAsiaTheme="majorEastAsia" w:hAnsiTheme="majorHAnsi" w:cstheme="majorBidi"/>
           <w:color w:val="0F4761" w:themeColor="accent1" w:themeShade="BF"/>
-        </w:rPr>
-      </w:pPr>
-      <w:r>
-        <w:rPr>
-          <w:rFonts w:asciiTheme="majorHAnsi" w:eastAsiaTheme="majorEastAsia" w:hAnsiTheme="majorHAnsi" w:cstheme="majorBidi"/>
-          <w:color w:val="0F4761" w:themeColor="accent1" w:themeShade="BF"/>
+          <w:sz w:val="18"/>
+          <w:szCs w:val="18"/>
+        </w:rPr>
+      </w:pPr>
+      <w:r>
+        <w:rPr>
+          <w:rFonts w:asciiTheme="majorHAnsi" w:eastAsiaTheme="majorEastAsia" w:hAnsiTheme="majorHAnsi" w:cstheme="majorBidi"/>
+          <w:color w:val="0F4761" w:themeColor="accent1" w:themeShade="BF"/>
+          <w:sz w:val="18"/>
+          <w:szCs w:val="18"/>
         </w:rPr>
         <w:t>train_model.py</w:t>
       </w:r>
@@ -2947,12 +3479,16 @@
         <w:rPr>
           <w:rFonts w:asciiTheme="majorHAnsi" w:eastAsiaTheme="majorEastAsia" w:hAnsiTheme="majorHAnsi" w:cstheme="majorBidi"/>
           <w:color w:val="0F4761" w:themeColor="accent1" w:themeShade="BF"/>
-        </w:rPr>
-      </w:pPr>
-      <w:r>
-        <w:rPr>
-          <w:rFonts w:asciiTheme="majorHAnsi" w:eastAsiaTheme="majorEastAsia" w:hAnsiTheme="majorHAnsi" w:cstheme="majorBidi"/>
-          <w:color w:val="0F4761" w:themeColor="accent1" w:themeShade="BF"/>
+          <w:sz w:val="18"/>
+          <w:szCs w:val="18"/>
+        </w:rPr>
+      </w:pPr>
+      <w:r>
+        <w:rPr>
+          <w:rFonts w:asciiTheme="majorHAnsi" w:eastAsiaTheme="majorEastAsia" w:hAnsiTheme="majorHAnsi" w:cstheme="majorBidi"/>
+          <w:color w:val="0F4761" w:themeColor="accent1" w:themeShade="BF"/>
+          <w:sz w:val="18"/>
+          <w:szCs w:val="18"/>
         </w:rPr>
         <w:t>Goal:</w:t>
       </w:r>
@@ -2962,12 +3498,16 @@
         <w:rPr>
           <w:rFonts w:asciiTheme="majorHAnsi" w:eastAsiaTheme="majorEastAsia" w:hAnsiTheme="majorHAnsi" w:cstheme="majorBidi"/>
           <w:color w:val="0F4761" w:themeColor="accent1" w:themeShade="BF"/>
-        </w:rPr>
-      </w:pPr>
-      <w:r>
-        <w:rPr>
-          <w:rFonts w:asciiTheme="majorHAnsi" w:eastAsiaTheme="majorEastAsia" w:hAnsiTheme="majorHAnsi" w:cstheme="majorBidi"/>
-          <w:color w:val="0F4761" w:themeColor="accent1" w:themeShade="BF"/>
+          <w:sz w:val="18"/>
+          <w:szCs w:val="18"/>
+        </w:rPr>
+      </w:pPr>
+      <w:r>
+        <w:rPr>
+          <w:rFonts w:asciiTheme="majorHAnsi" w:eastAsiaTheme="majorEastAsia" w:hAnsiTheme="majorHAnsi" w:cstheme="majorBidi"/>
+          <w:color w:val="0F4761" w:themeColor="accent1" w:themeShade="BF"/>
+          <w:sz w:val="18"/>
+          <w:szCs w:val="18"/>
         </w:rPr>
         <w:t xml:space="preserve">Predict </w:t>
       </w:r>
@@ -2977,6 +3517,8 @@
           <w:b/>
           <w:bCs/>
           <w:color w:val="0F4761" w:themeColor="accent1" w:themeShade="BF"/>
+          <w:sz w:val="18"/>
+          <w:szCs w:val="18"/>
         </w:rPr>
         <w:t>probability of churn</w:t>
       </w:r>
@@ -2984,6 +3526,8 @@
         <w:rPr>
           <w:rFonts w:asciiTheme="majorHAnsi" w:eastAsiaTheme="majorEastAsia" w:hAnsiTheme="majorHAnsi" w:cstheme="majorBidi"/>
           <w:color w:val="0F4761" w:themeColor="accent1" w:themeShade="BF"/>
+          <w:sz w:val="18"/>
+          <w:szCs w:val="18"/>
         </w:rPr>
         <w:t>.</w:t>
       </w:r>
@@ -2993,12 +3537,16 @@
         <w:rPr>
           <w:rFonts w:asciiTheme="majorHAnsi" w:eastAsiaTheme="majorEastAsia" w:hAnsiTheme="majorHAnsi" w:cstheme="majorBidi"/>
           <w:color w:val="0F4761" w:themeColor="accent1" w:themeShade="BF"/>
-        </w:rPr>
-      </w:pPr>
-      <w:r>
-        <w:rPr>
-          <w:rFonts w:asciiTheme="majorHAnsi" w:eastAsiaTheme="majorEastAsia" w:hAnsiTheme="majorHAnsi" w:cstheme="majorBidi"/>
-          <w:color w:val="0F4761" w:themeColor="accent1" w:themeShade="BF"/>
+          <w:sz w:val="18"/>
+          <w:szCs w:val="18"/>
+        </w:rPr>
+      </w:pPr>
+      <w:r>
+        <w:rPr>
+          <w:rFonts w:asciiTheme="majorHAnsi" w:eastAsiaTheme="majorEastAsia" w:hAnsiTheme="majorHAnsi" w:cstheme="majorBidi"/>
+          <w:color w:val="0F4761" w:themeColor="accent1" w:themeShade="BF"/>
+          <w:sz w:val="18"/>
+          <w:szCs w:val="18"/>
         </w:rPr>
         <w:t>Target variable:</w:t>
       </w:r>
@@ -3008,12 +3556,16 @@
         <w:rPr>
           <w:rFonts w:asciiTheme="majorHAnsi" w:eastAsiaTheme="majorEastAsia" w:hAnsiTheme="majorHAnsi" w:cstheme="majorBidi"/>
           <w:color w:val="0F4761" w:themeColor="accent1" w:themeShade="BF"/>
-        </w:rPr>
-      </w:pPr>
-      <w:r>
-        <w:rPr>
-          <w:rFonts w:asciiTheme="majorHAnsi" w:eastAsiaTheme="majorEastAsia" w:hAnsiTheme="majorHAnsi" w:cstheme="majorBidi"/>
-          <w:color w:val="0F4761" w:themeColor="accent1" w:themeShade="BF"/>
+          <w:sz w:val="18"/>
+          <w:szCs w:val="18"/>
+        </w:rPr>
+      </w:pPr>
+      <w:r>
+        <w:rPr>
+          <w:rFonts w:asciiTheme="majorHAnsi" w:eastAsiaTheme="majorEastAsia" w:hAnsiTheme="majorHAnsi" w:cstheme="majorBidi"/>
+          <w:color w:val="0F4761" w:themeColor="accent1" w:themeShade="BF"/>
+          <w:sz w:val="18"/>
+          <w:szCs w:val="18"/>
         </w:rPr>
         <w:t>churned</w:t>
       </w:r>
@@ -3023,12 +3575,16 @@
         <w:rPr>
           <w:rFonts w:asciiTheme="majorHAnsi" w:eastAsiaTheme="majorEastAsia" w:hAnsiTheme="majorHAnsi" w:cstheme="majorBidi"/>
           <w:color w:val="0F4761" w:themeColor="accent1" w:themeShade="BF"/>
-        </w:rPr>
-      </w:pPr>
-      <w:r>
-        <w:rPr>
-          <w:rFonts w:asciiTheme="majorHAnsi" w:eastAsiaTheme="majorEastAsia" w:hAnsiTheme="majorHAnsi" w:cstheme="majorBidi"/>
-          <w:color w:val="0F4761" w:themeColor="accent1" w:themeShade="BF"/>
+          <w:sz w:val="18"/>
+          <w:szCs w:val="18"/>
+        </w:rPr>
+      </w:pPr>
+      <w:r>
+        <w:rPr>
+          <w:rFonts w:asciiTheme="majorHAnsi" w:eastAsiaTheme="majorEastAsia" w:hAnsiTheme="majorHAnsi" w:cstheme="majorBidi"/>
+          <w:color w:val="0F4761" w:themeColor="accent1" w:themeShade="BF"/>
+          <w:sz w:val="18"/>
+          <w:szCs w:val="18"/>
         </w:rPr>
         <w:pict w14:anchorId="7A141C79">
           <v:rect id="_x0000_i1342" style="width:0;height:1.5pt" o:hralign="center" o:hrstd="t" o:hr="t" fillcolor="#a0a0a0" stroked="f"/>
@@ -3042,14 +3598,18 @@
           <w:b/>
           <w:bCs/>
           <w:color w:val="0F4761" w:themeColor="accent1" w:themeShade="BF"/>
-        </w:rPr>
-      </w:pPr>
-      <w:r>
-        <w:rPr>
-          <w:rFonts w:asciiTheme="majorHAnsi" w:eastAsiaTheme="majorEastAsia" w:hAnsiTheme="majorHAnsi" w:cstheme="majorBidi"/>
-          <w:b/>
-          <w:bCs/>
-          <w:color w:val="0F4761" w:themeColor="accent1" w:themeShade="BF"/>
+          <w:sz w:val="18"/>
+          <w:szCs w:val="18"/>
+        </w:rPr>
+      </w:pPr>
+      <w:r>
+        <w:rPr>
+          <w:rFonts w:asciiTheme="majorHAnsi" w:eastAsiaTheme="majorEastAsia" w:hAnsiTheme="majorHAnsi" w:cstheme="majorBidi"/>
+          <w:b/>
+          <w:bCs/>
+          <w:color w:val="0F4761" w:themeColor="accent1" w:themeShade="BF"/>
+          <w:sz w:val="18"/>
+          <w:szCs w:val="18"/>
         </w:rPr>
         <w:t>Models trained</w:t>
       </w:r>
@@ -3061,14 +3621,18 @@
           <w:b/>
           <w:bCs/>
           <w:color w:val="0F4761" w:themeColor="accent1" w:themeShade="BF"/>
-        </w:rPr>
-      </w:pPr>
-      <w:r>
-        <w:rPr>
-          <w:rFonts w:asciiTheme="majorHAnsi" w:eastAsiaTheme="majorEastAsia" w:hAnsiTheme="majorHAnsi" w:cstheme="majorBidi"/>
-          <w:b/>
-          <w:bCs/>
-          <w:color w:val="0F4761" w:themeColor="accent1" w:themeShade="BF"/>
+          <w:sz w:val="18"/>
+          <w:szCs w:val="18"/>
+        </w:rPr>
+      </w:pPr>
+      <w:r>
+        <w:rPr>
+          <w:rFonts w:asciiTheme="majorHAnsi" w:eastAsiaTheme="majorEastAsia" w:hAnsiTheme="majorHAnsi" w:cstheme="majorBidi"/>
+          <w:b/>
+          <w:bCs/>
+          <w:color w:val="0F4761" w:themeColor="accent1" w:themeShade="BF"/>
+          <w:sz w:val="18"/>
+          <w:szCs w:val="18"/>
         </w:rPr>
         <w:t>Logistic Regression</w:t>
       </w:r>
@@ -3078,12 +3642,16 @@
         <w:rPr>
           <w:rFonts w:asciiTheme="majorHAnsi" w:eastAsiaTheme="majorEastAsia" w:hAnsiTheme="majorHAnsi" w:cstheme="majorBidi"/>
           <w:color w:val="0F4761" w:themeColor="accent1" w:themeShade="BF"/>
-        </w:rPr>
-      </w:pPr>
-      <w:r>
-        <w:rPr>
-          <w:rFonts w:asciiTheme="majorHAnsi" w:eastAsiaTheme="majorEastAsia" w:hAnsiTheme="majorHAnsi" w:cstheme="majorBidi"/>
-          <w:color w:val="0F4761" w:themeColor="accent1" w:themeShade="BF"/>
+          <w:sz w:val="18"/>
+          <w:szCs w:val="18"/>
+        </w:rPr>
+      </w:pPr>
+      <w:r>
+        <w:rPr>
+          <w:rFonts w:asciiTheme="majorHAnsi" w:eastAsiaTheme="majorEastAsia" w:hAnsiTheme="majorHAnsi" w:cstheme="majorBidi"/>
+          <w:color w:val="0F4761" w:themeColor="accent1" w:themeShade="BF"/>
+          <w:sz w:val="18"/>
+          <w:szCs w:val="18"/>
         </w:rPr>
         <w:t>Baseline linear classifier.</w:t>
       </w:r>
@@ -3093,12 +3661,16 @@
         <w:rPr>
           <w:rFonts w:asciiTheme="majorHAnsi" w:eastAsiaTheme="majorEastAsia" w:hAnsiTheme="majorHAnsi" w:cstheme="majorBidi"/>
           <w:color w:val="0F4761" w:themeColor="accent1" w:themeShade="BF"/>
-        </w:rPr>
-      </w:pPr>
-      <w:r>
-        <w:rPr>
-          <w:rFonts w:asciiTheme="majorHAnsi" w:eastAsiaTheme="majorEastAsia" w:hAnsiTheme="majorHAnsi" w:cstheme="majorBidi"/>
-          <w:color w:val="0F4761" w:themeColor="accent1" w:themeShade="BF"/>
+          <w:sz w:val="18"/>
+          <w:szCs w:val="18"/>
+        </w:rPr>
+      </w:pPr>
+      <w:r>
+        <w:rPr>
+          <w:rFonts w:asciiTheme="majorHAnsi" w:eastAsiaTheme="majorEastAsia" w:hAnsiTheme="majorHAnsi" w:cstheme="majorBidi"/>
+          <w:color w:val="0F4761" w:themeColor="accent1" w:themeShade="BF"/>
+          <w:sz w:val="18"/>
+          <w:szCs w:val="18"/>
         </w:rPr>
         <w:t>Used to establish baseline performance.</w:t>
       </w:r>
@@ -3108,12 +3680,16 @@
         <w:rPr>
           <w:rFonts w:asciiTheme="majorHAnsi" w:eastAsiaTheme="majorEastAsia" w:hAnsiTheme="majorHAnsi" w:cstheme="majorBidi"/>
           <w:color w:val="0F4761" w:themeColor="accent1" w:themeShade="BF"/>
-        </w:rPr>
-      </w:pPr>
-      <w:r>
-        <w:rPr>
-          <w:rFonts w:asciiTheme="majorHAnsi" w:eastAsiaTheme="majorEastAsia" w:hAnsiTheme="majorHAnsi" w:cstheme="majorBidi"/>
-          <w:color w:val="0F4761" w:themeColor="accent1" w:themeShade="BF"/>
+          <w:sz w:val="18"/>
+          <w:szCs w:val="18"/>
+        </w:rPr>
+      </w:pPr>
+      <w:r>
+        <w:rPr>
+          <w:rFonts w:asciiTheme="majorHAnsi" w:eastAsiaTheme="majorEastAsia" w:hAnsiTheme="majorHAnsi" w:cstheme="majorBidi"/>
+          <w:color w:val="0F4761" w:themeColor="accent1" w:themeShade="BF"/>
+          <w:sz w:val="18"/>
+          <w:szCs w:val="18"/>
         </w:rPr>
         <w:pict w14:anchorId="7095514E">
           <v:rect id="_x0000_i1343" style="width:0;height:1.5pt" o:hralign="center" o:hrstd="t" o:hr="t" fillcolor="#a0a0a0" stroked="f"/>
@@ -3127,14 +3703,18 @@
           <w:b/>
           <w:bCs/>
           <w:color w:val="0F4761" w:themeColor="accent1" w:themeShade="BF"/>
-        </w:rPr>
-      </w:pPr>
-      <w:r>
-        <w:rPr>
-          <w:rFonts w:asciiTheme="majorHAnsi" w:eastAsiaTheme="majorEastAsia" w:hAnsiTheme="majorHAnsi" w:cstheme="majorBidi"/>
-          <w:b/>
-          <w:bCs/>
-          <w:color w:val="0F4761" w:themeColor="accent1" w:themeShade="BF"/>
+          <w:sz w:val="18"/>
+          <w:szCs w:val="18"/>
+        </w:rPr>
+      </w:pPr>
+      <w:r>
+        <w:rPr>
+          <w:rFonts w:asciiTheme="majorHAnsi" w:eastAsiaTheme="majorEastAsia" w:hAnsiTheme="majorHAnsi" w:cstheme="majorBidi"/>
+          <w:b/>
+          <w:bCs/>
+          <w:color w:val="0F4761" w:themeColor="accent1" w:themeShade="BF"/>
+          <w:sz w:val="18"/>
+          <w:szCs w:val="18"/>
         </w:rPr>
         <w:t>Random Forest</w:t>
       </w:r>
@@ -3144,12 +3724,16 @@
         <w:rPr>
           <w:rFonts w:asciiTheme="majorHAnsi" w:eastAsiaTheme="majorEastAsia" w:hAnsiTheme="majorHAnsi" w:cstheme="majorBidi"/>
           <w:color w:val="0F4761" w:themeColor="accent1" w:themeShade="BF"/>
-        </w:rPr>
-      </w:pPr>
-      <w:r>
-        <w:rPr>
-          <w:rFonts w:asciiTheme="majorHAnsi" w:eastAsiaTheme="majorEastAsia" w:hAnsiTheme="majorHAnsi" w:cstheme="majorBidi"/>
-          <w:color w:val="0F4761" w:themeColor="accent1" w:themeShade="BF"/>
+          <w:sz w:val="18"/>
+          <w:szCs w:val="18"/>
+        </w:rPr>
+      </w:pPr>
+      <w:r>
+        <w:rPr>
+          <w:rFonts w:asciiTheme="majorHAnsi" w:eastAsiaTheme="majorEastAsia" w:hAnsiTheme="majorHAnsi" w:cstheme="majorBidi"/>
+          <w:color w:val="0F4761" w:themeColor="accent1" w:themeShade="BF"/>
+          <w:sz w:val="18"/>
+          <w:szCs w:val="18"/>
         </w:rPr>
         <w:t>Tree ensemble model.</w:t>
       </w:r>
@@ -3159,12 +3743,16 @@
         <w:rPr>
           <w:rFonts w:asciiTheme="majorHAnsi" w:eastAsiaTheme="majorEastAsia" w:hAnsiTheme="majorHAnsi" w:cstheme="majorBidi"/>
           <w:color w:val="0F4761" w:themeColor="accent1" w:themeShade="BF"/>
-        </w:rPr>
-      </w:pPr>
-      <w:r>
-        <w:rPr>
-          <w:rFonts w:asciiTheme="majorHAnsi" w:eastAsiaTheme="majorEastAsia" w:hAnsiTheme="majorHAnsi" w:cstheme="majorBidi"/>
-          <w:color w:val="0F4761" w:themeColor="accent1" w:themeShade="BF"/>
+          <w:sz w:val="18"/>
+          <w:szCs w:val="18"/>
+        </w:rPr>
+      </w:pPr>
+      <w:r>
+        <w:rPr>
+          <w:rFonts w:asciiTheme="majorHAnsi" w:eastAsiaTheme="majorEastAsia" w:hAnsiTheme="majorHAnsi" w:cstheme="majorBidi"/>
+          <w:color w:val="0F4761" w:themeColor="accent1" w:themeShade="BF"/>
+          <w:sz w:val="18"/>
+          <w:szCs w:val="18"/>
         </w:rPr>
         <w:t>Captures nonlinear relationships between features.</w:t>
       </w:r>
@@ -3174,12 +3762,16 @@
         <w:rPr>
           <w:rFonts w:asciiTheme="majorHAnsi" w:eastAsiaTheme="majorEastAsia" w:hAnsiTheme="majorHAnsi" w:cstheme="majorBidi"/>
           <w:color w:val="0F4761" w:themeColor="accent1" w:themeShade="BF"/>
-        </w:rPr>
-      </w:pPr>
-      <w:r>
-        <w:rPr>
-          <w:rFonts w:asciiTheme="majorHAnsi" w:eastAsiaTheme="majorEastAsia" w:hAnsiTheme="majorHAnsi" w:cstheme="majorBidi"/>
-          <w:color w:val="0F4761" w:themeColor="accent1" w:themeShade="BF"/>
+          <w:sz w:val="18"/>
+          <w:szCs w:val="18"/>
+        </w:rPr>
+      </w:pPr>
+      <w:r>
+        <w:rPr>
+          <w:rFonts w:asciiTheme="majorHAnsi" w:eastAsiaTheme="majorEastAsia" w:hAnsiTheme="majorHAnsi" w:cstheme="majorBidi"/>
+          <w:color w:val="0F4761" w:themeColor="accent1" w:themeShade="BF"/>
+          <w:sz w:val="18"/>
+          <w:szCs w:val="18"/>
         </w:rPr>
         <w:pict w14:anchorId="2B5D0736">
           <v:rect id="_x0000_i1344" style="width:0;height:1.5pt" o:hralign="center" o:hrstd="t" o:hr="t" fillcolor="#a0a0a0" stroked="f"/>
@@ -3193,6 +3785,8 @@
           <w:b/>
           <w:bCs/>
           <w:color w:val="0F4761" w:themeColor="accent1" w:themeShade="BF"/>
+          <w:sz w:val="18"/>
+          <w:szCs w:val="18"/>
         </w:rPr>
       </w:pPr>
       <w:proofErr w:type="spellStart"/>
@@ -3202,8 +3796,9 @@
           <w:b/>
           <w:bCs/>
           <w:color w:val="0F4761" w:themeColor="accent1" w:themeShade="BF"/>
-        </w:rPr>
-        <w:lastRenderedPageBreak/>
+          <w:sz w:val="18"/>
+          <w:szCs w:val="18"/>
+        </w:rPr>
         <w:t>XGBoost</w:t>
       </w:r>
       <w:proofErr w:type="spellEnd"/>
@@ -3213,12 +3808,16 @@
         <w:rPr>
           <w:rFonts w:asciiTheme="majorHAnsi" w:eastAsiaTheme="majorEastAsia" w:hAnsiTheme="majorHAnsi" w:cstheme="majorBidi"/>
           <w:color w:val="0F4761" w:themeColor="accent1" w:themeShade="BF"/>
-        </w:rPr>
-      </w:pPr>
-      <w:r>
-        <w:rPr>
-          <w:rFonts w:asciiTheme="majorHAnsi" w:eastAsiaTheme="majorEastAsia" w:hAnsiTheme="majorHAnsi" w:cstheme="majorBidi"/>
-          <w:color w:val="0F4761" w:themeColor="accent1" w:themeShade="BF"/>
+          <w:sz w:val="18"/>
+          <w:szCs w:val="18"/>
+        </w:rPr>
+      </w:pPr>
+      <w:r>
+        <w:rPr>
+          <w:rFonts w:asciiTheme="majorHAnsi" w:eastAsiaTheme="majorEastAsia" w:hAnsiTheme="majorHAnsi" w:cstheme="majorBidi"/>
+          <w:color w:val="0F4761" w:themeColor="accent1" w:themeShade="BF"/>
+          <w:sz w:val="18"/>
+          <w:szCs w:val="18"/>
         </w:rPr>
         <w:t>Gradient boosting algorithm widely used for tabular data.</w:t>
       </w:r>
@@ -3228,12 +3827,16 @@
         <w:rPr>
           <w:rFonts w:asciiTheme="majorHAnsi" w:eastAsiaTheme="majorEastAsia" w:hAnsiTheme="majorHAnsi" w:cstheme="majorBidi"/>
           <w:color w:val="0F4761" w:themeColor="accent1" w:themeShade="BF"/>
-        </w:rPr>
-      </w:pPr>
-      <w:r>
-        <w:rPr>
-          <w:rFonts w:asciiTheme="majorHAnsi" w:eastAsiaTheme="majorEastAsia" w:hAnsiTheme="majorHAnsi" w:cstheme="majorBidi"/>
-          <w:color w:val="0F4761" w:themeColor="accent1" w:themeShade="BF"/>
+          <w:sz w:val="18"/>
+          <w:szCs w:val="18"/>
+        </w:rPr>
+      </w:pPr>
+      <w:r>
+        <w:rPr>
+          <w:rFonts w:asciiTheme="majorHAnsi" w:eastAsiaTheme="majorEastAsia" w:hAnsiTheme="majorHAnsi" w:cstheme="majorBidi"/>
+          <w:color w:val="0F4761" w:themeColor="accent1" w:themeShade="BF"/>
+          <w:sz w:val="18"/>
+          <w:szCs w:val="18"/>
         </w:rPr>
         <w:t>Often achieves best performance.</w:t>
       </w:r>
@@ -3243,12 +3846,16 @@
         <w:rPr>
           <w:rFonts w:asciiTheme="majorHAnsi" w:eastAsiaTheme="majorEastAsia" w:hAnsiTheme="majorHAnsi" w:cstheme="majorBidi"/>
           <w:color w:val="0F4761" w:themeColor="accent1" w:themeShade="BF"/>
-        </w:rPr>
-      </w:pPr>
-      <w:r>
-        <w:rPr>
-          <w:rFonts w:asciiTheme="majorHAnsi" w:eastAsiaTheme="majorEastAsia" w:hAnsiTheme="majorHAnsi" w:cstheme="majorBidi"/>
-          <w:color w:val="0F4761" w:themeColor="accent1" w:themeShade="BF"/>
+          <w:sz w:val="18"/>
+          <w:szCs w:val="18"/>
+        </w:rPr>
+      </w:pPr>
+      <w:r>
+        <w:rPr>
+          <w:rFonts w:asciiTheme="majorHAnsi" w:eastAsiaTheme="majorEastAsia" w:hAnsiTheme="majorHAnsi" w:cstheme="majorBidi"/>
+          <w:color w:val="0F4761" w:themeColor="accent1" w:themeShade="BF"/>
+          <w:sz w:val="18"/>
+          <w:szCs w:val="18"/>
         </w:rPr>
         <w:pict w14:anchorId="2AEA6F6C">
           <v:rect id="_x0000_i1345" style="width:0;height:1.5pt" o:hralign="center" o:hrstd="t" o:hr="t" fillcolor="#a0a0a0" stroked="f"/>
@@ -3262,14 +3869,18 @@
           <w:b/>
           <w:bCs/>
           <w:color w:val="0F4761" w:themeColor="accent1" w:themeShade="BF"/>
-        </w:rPr>
-      </w:pPr>
-      <w:r>
-        <w:rPr>
-          <w:rFonts w:asciiTheme="majorHAnsi" w:eastAsiaTheme="majorEastAsia" w:hAnsiTheme="majorHAnsi" w:cstheme="majorBidi"/>
-          <w:b/>
-          <w:bCs/>
-          <w:color w:val="0F4761" w:themeColor="accent1" w:themeShade="BF"/>
+          <w:sz w:val="18"/>
+          <w:szCs w:val="18"/>
+        </w:rPr>
+      </w:pPr>
+      <w:r>
+        <w:rPr>
+          <w:rFonts w:asciiTheme="majorHAnsi" w:eastAsiaTheme="majorEastAsia" w:hAnsiTheme="majorHAnsi" w:cstheme="majorBidi"/>
+          <w:b/>
+          <w:bCs/>
+          <w:color w:val="0F4761" w:themeColor="accent1" w:themeShade="BF"/>
+          <w:sz w:val="18"/>
+          <w:szCs w:val="18"/>
         </w:rPr>
         <w:t>Model Evaluation</w:t>
       </w:r>
@@ -3279,12 +3890,16 @@
         <w:rPr>
           <w:rFonts w:asciiTheme="majorHAnsi" w:eastAsiaTheme="majorEastAsia" w:hAnsiTheme="majorHAnsi" w:cstheme="majorBidi"/>
           <w:color w:val="0F4761" w:themeColor="accent1" w:themeShade="BF"/>
-        </w:rPr>
-      </w:pPr>
-      <w:r>
-        <w:rPr>
-          <w:rFonts w:asciiTheme="majorHAnsi" w:eastAsiaTheme="majorEastAsia" w:hAnsiTheme="majorHAnsi" w:cstheme="majorBidi"/>
-          <w:color w:val="0F4761" w:themeColor="accent1" w:themeShade="BF"/>
+          <w:sz w:val="18"/>
+          <w:szCs w:val="18"/>
+        </w:rPr>
+      </w:pPr>
+      <w:r>
+        <w:rPr>
+          <w:rFonts w:asciiTheme="majorHAnsi" w:eastAsiaTheme="majorEastAsia" w:hAnsiTheme="majorHAnsi" w:cstheme="majorBidi"/>
+          <w:color w:val="0F4761" w:themeColor="accent1" w:themeShade="BF"/>
+          <w:sz w:val="18"/>
+          <w:szCs w:val="18"/>
         </w:rPr>
         <w:t>Metric used:</w:t>
       </w:r>
@@ -3294,12 +3909,16 @@
         <w:rPr>
           <w:rFonts w:asciiTheme="majorHAnsi" w:eastAsiaTheme="majorEastAsia" w:hAnsiTheme="majorHAnsi" w:cstheme="majorBidi"/>
           <w:color w:val="0F4761" w:themeColor="accent1" w:themeShade="BF"/>
-        </w:rPr>
-      </w:pPr>
-      <w:r>
-        <w:rPr>
-          <w:rFonts w:asciiTheme="majorHAnsi" w:eastAsiaTheme="majorEastAsia" w:hAnsiTheme="majorHAnsi" w:cstheme="majorBidi"/>
-          <w:color w:val="0F4761" w:themeColor="accent1" w:themeShade="BF"/>
+          <w:sz w:val="18"/>
+          <w:szCs w:val="18"/>
+        </w:rPr>
+      </w:pPr>
+      <w:r>
+        <w:rPr>
+          <w:rFonts w:asciiTheme="majorHAnsi" w:eastAsiaTheme="majorEastAsia" w:hAnsiTheme="majorHAnsi" w:cstheme="majorBidi"/>
+          <w:color w:val="0F4761" w:themeColor="accent1" w:themeShade="BF"/>
+          <w:sz w:val="18"/>
+          <w:szCs w:val="18"/>
         </w:rPr>
         <w:t>ROC-AUC</w:t>
       </w:r>
@@ -3309,12 +3928,16 @@
         <w:rPr>
           <w:rFonts w:asciiTheme="majorHAnsi" w:eastAsiaTheme="majorEastAsia" w:hAnsiTheme="majorHAnsi" w:cstheme="majorBidi"/>
           <w:color w:val="0F4761" w:themeColor="accent1" w:themeShade="BF"/>
-        </w:rPr>
-      </w:pPr>
-      <w:r>
-        <w:rPr>
-          <w:rFonts w:asciiTheme="majorHAnsi" w:eastAsiaTheme="majorEastAsia" w:hAnsiTheme="majorHAnsi" w:cstheme="majorBidi"/>
-          <w:color w:val="0F4761" w:themeColor="accent1" w:themeShade="BF"/>
+          <w:sz w:val="18"/>
+          <w:szCs w:val="18"/>
+        </w:rPr>
+      </w:pPr>
+      <w:r>
+        <w:rPr>
+          <w:rFonts w:asciiTheme="majorHAnsi" w:eastAsiaTheme="majorEastAsia" w:hAnsiTheme="majorHAnsi" w:cstheme="majorBidi"/>
+          <w:color w:val="0F4761" w:themeColor="accent1" w:themeShade="BF"/>
+          <w:sz w:val="18"/>
+          <w:szCs w:val="18"/>
         </w:rPr>
         <w:t>AUC measures how well the model separates:</w:t>
       </w:r>
@@ -3324,12 +3947,16 @@
         <w:rPr>
           <w:rFonts w:asciiTheme="majorHAnsi" w:eastAsiaTheme="majorEastAsia" w:hAnsiTheme="majorHAnsi" w:cstheme="majorBidi"/>
           <w:color w:val="0F4761" w:themeColor="accent1" w:themeShade="BF"/>
-        </w:rPr>
-      </w:pPr>
-      <w:r>
-        <w:rPr>
-          <w:rFonts w:asciiTheme="majorHAnsi" w:eastAsiaTheme="majorEastAsia" w:hAnsiTheme="majorHAnsi" w:cstheme="majorBidi"/>
-          <w:color w:val="0F4761" w:themeColor="accent1" w:themeShade="BF"/>
+          <w:sz w:val="18"/>
+          <w:szCs w:val="18"/>
+        </w:rPr>
+      </w:pPr>
+      <w:r>
+        <w:rPr>
+          <w:rFonts w:asciiTheme="majorHAnsi" w:eastAsiaTheme="majorEastAsia" w:hAnsiTheme="majorHAnsi" w:cstheme="majorBidi"/>
+          <w:color w:val="0F4761" w:themeColor="accent1" w:themeShade="BF"/>
+          <w:sz w:val="18"/>
+          <w:szCs w:val="18"/>
         </w:rPr>
         <w:t>churned customers</w:t>
       </w:r>
@@ -3337,6 +3964,8 @@
         <w:rPr>
           <w:rFonts w:asciiTheme="majorHAnsi" w:eastAsiaTheme="majorEastAsia" w:hAnsiTheme="majorHAnsi" w:cstheme="majorBidi"/>
           <w:color w:val="0F4761" w:themeColor="accent1" w:themeShade="BF"/>
+          <w:sz w:val="18"/>
+          <w:szCs w:val="18"/>
         </w:rPr>
         <w:br/>
         <w:t>vs</w:t>
@@ -3345,6 +3974,8 @@
         <w:rPr>
           <w:rFonts w:asciiTheme="majorHAnsi" w:eastAsiaTheme="majorEastAsia" w:hAnsiTheme="majorHAnsi" w:cstheme="majorBidi"/>
           <w:color w:val="0F4761" w:themeColor="accent1" w:themeShade="BF"/>
+          <w:sz w:val="18"/>
+          <w:szCs w:val="18"/>
         </w:rPr>
         <w:br/>
       </w:r>
@@ -3353,6 +3984,8 @@
         <w:rPr>
           <w:rFonts w:asciiTheme="majorHAnsi" w:eastAsiaTheme="majorEastAsia" w:hAnsiTheme="majorHAnsi" w:cstheme="majorBidi"/>
           <w:color w:val="0F4761" w:themeColor="accent1" w:themeShade="BF"/>
+          <w:sz w:val="18"/>
+          <w:szCs w:val="18"/>
         </w:rPr>
         <w:t>active</w:t>
       </w:r>
@@ -3361,6 +3994,8 @@
         <w:rPr>
           <w:rFonts w:asciiTheme="majorHAnsi" w:eastAsiaTheme="majorEastAsia" w:hAnsiTheme="majorHAnsi" w:cstheme="majorBidi"/>
           <w:color w:val="0F4761" w:themeColor="accent1" w:themeShade="BF"/>
+          <w:sz w:val="18"/>
+          <w:szCs w:val="18"/>
         </w:rPr>
         <w:t xml:space="preserve"> customers</w:t>
       </w:r>
@@ -3370,12 +4005,16 @@
         <w:rPr>
           <w:rFonts w:asciiTheme="majorHAnsi" w:eastAsiaTheme="majorEastAsia" w:hAnsiTheme="majorHAnsi" w:cstheme="majorBidi"/>
           <w:color w:val="0F4761" w:themeColor="accent1" w:themeShade="BF"/>
-        </w:rPr>
-      </w:pPr>
-      <w:r>
-        <w:rPr>
-          <w:rFonts w:asciiTheme="majorHAnsi" w:eastAsiaTheme="majorEastAsia" w:hAnsiTheme="majorHAnsi" w:cstheme="majorBidi"/>
-          <w:color w:val="0F4761" w:themeColor="accent1" w:themeShade="BF"/>
+          <w:sz w:val="18"/>
+          <w:szCs w:val="18"/>
+        </w:rPr>
+      </w:pPr>
+      <w:r>
+        <w:rPr>
+          <w:rFonts w:asciiTheme="majorHAnsi" w:eastAsiaTheme="majorEastAsia" w:hAnsiTheme="majorHAnsi" w:cstheme="majorBidi"/>
+          <w:color w:val="0F4761" w:themeColor="accent1" w:themeShade="BF"/>
+          <w:sz w:val="18"/>
+          <w:szCs w:val="18"/>
         </w:rPr>
         <w:t>Range:</w:t>
       </w:r>
@@ -3385,12 +4024,16 @@
         <w:rPr>
           <w:rFonts w:asciiTheme="majorHAnsi" w:eastAsiaTheme="majorEastAsia" w:hAnsiTheme="majorHAnsi" w:cstheme="majorBidi"/>
           <w:color w:val="0F4761" w:themeColor="accent1" w:themeShade="BF"/>
-        </w:rPr>
-      </w:pPr>
-      <w:r>
-        <w:rPr>
-          <w:rFonts w:asciiTheme="majorHAnsi" w:eastAsiaTheme="majorEastAsia" w:hAnsiTheme="majorHAnsi" w:cstheme="majorBidi"/>
-          <w:color w:val="0F4761" w:themeColor="accent1" w:themeShade="BF"/>
+          <w:sz w:val="18"/>
+          <w:szCs w:val="18"/>
+        </w:rPr>
+      </w:pPr>
+      <w:r>
+        <w:rPr>
+          <w:rFonts w:asciiTheme="majorHAnsi" w:eastAsiaTheme="majorEastAsia" w:hAnsiTheme="majorHAnsi" w:cstheme="majorBidi"/>
+          <w:color w:val="0F4761" w:themeColor="accent1" w:themeShade="BF"/>
+          <w:sz w:val="18"/>
+          <w:szCs w:val="18"/>
         </w:rPr>
         <w:t>0.5 = random guessing</w:t>
       </w:r>
@@ -3398,6 +4041,8 @@
         <w:rPr>
           <w:rFonts w:asciiTheme="majorHAnsi" w:eastAsiaTheme="majorEastAsia" w:hAnsiTheme="majorHAnsi" w:cstheme="majorBidi"/>
           <w:color w:val="0F4761" w:themeColor="accent1" w:themeShade="BF"/>
+          <w:sz w:val="18"/>
+          <w:szCs w:val="18"/>
         </w:rPr>
         <w:br/>
         <w:t>1.0 = perfect prediction</w:t>
@@ -3408,12 +4053,16 @@
         <w:rPr>
           <w:rFonts w:asciiTheme="majorHAnsi" w:eastAsiaTheme="majorEastAsia" w:hAnsiTheme="majorHAnsi" w:cstheme="majorBidi"/>
           <w:color w:val="0F4761" w:themeColor="accent1" w:themeShade="BF"/>
-        </w:rPr>
-      </w:pPr>
-      <w:r>
-        <w:rPr>
-          <w:rFonts w:asciiTheme="majorHAnsi" w:eastAsiaTheme="majorEastAsia" w:hAnsiTheme="majorHAnsi" w:cstheme="majorBidi"/>
-          <w:color w:val="0F4761" w:themeColor="accent1" w:themeShade="BF"/>
+          <w:sz w:val="18"/>
+          <w:szCs w:val="18"/>
+        </w:rPr>
+      </w:pPr>
+      <w:r>
+        <w:rPr>
+          <w:rFonts w:asciiTheme="majorHAnsi" w:eastAsiaTheme="majorEastAsia" w:hAnsiTheme="majorHAnsi" w:cstheme="majorBidi"/>
+          <w:color w:val="0F4761" w:themeColor="accent1" w:themeShade="BF"/>
+          <w:sz w:val="18"/>
+          <w:szCs w:val="18"/>
         </w:rPr>
         <w:pict w14:anchorId="7EC13CAD">
           <v:rect id="_x0000_i1346" style="width:0;height:1.5pt" o:hralign="center" o:hrstd="t" o:hr="t" fillcolor="#a0a0a0" stroked="f"/>
@@ -3427,14 +4076,18 @@
           <w:b/>
           <w:bCs/>
           <w:color w:val="0F4761" w:themeColor="accent1" w:themeShade="BF"/>
-        </w:rPr>
-      </w:pPr>
-      <w:r>
-        <w:rPr>
-          <w:rFonts w:asciiTheme="majorHAnsi" w:eastAsiaTheme="majorEastAsia" w:hAnsiTheme="majorHAnsi" w:cstheme="majorBidi"/>
-          <w:b/>
-          <w:bCs/>
-          <w:color w:val="0F4761" w:themeColor="accent1" w:themeShade="BF"/>
+          <w:sz w:val="18"/>
+          <w:szCs w:val="18"/>
+        </w:rPr>
+      </w:pPr>
+      <w:r>
+        <w:rPr>
+          <w:rFonts w:asciiTheme="majorHAnsi" w:eastAsiaTheme="majorEastAsia" w:hAnsiTheme="majorHAnsi" w:cstheme="majorBidi"/>
+          <w:b/>
+          <w:bCs/>
+          <w:color w:val="0F4761" w:themeColor="accent1" w:themeShade="BF"/>
+          <w:sz w:val="18"/>
+          <w:szCs w:val="18"/>
         </w:rPr>
         <w:t>6. Risk Scoring</w:t>
       </w:r>
@@ -3444,12 +4097,16 @@
         <w:rPr>
           <w:rFonts w:asciiTheme="majorHAnsi" w:eastAsiaTheme="majorEastAsia" w:hAnsiTheme="majorHAnsi" w:cstheme="majorBidi"/>
           <w:color w:val="0F4761" w:themeColor="accent1" w:themeShade="BF"/>
-        </w:rPr>
-      </w:pPr>
-      <w:r>
-        <w:rPr>
-          <w:rFonts w:asciiTheme="majorHAnsi" w:eastAsiaTheme="majorEastAsia" w:hAnsiTheme="majorHAnsi" w:cstheme="majorBidi"/>
-          <w:color w:val="0F4761" w:themeColor="accent1" w:themeShade="BF"/>
+          <w:sz w:val="18"/>
+          <w:szCs w:val="18"/>
+        </w:rPr>
+      </w:pPr>
+      <w:r>
+        <w:rPr>
+          <w:rFonts w:asciiTheme="majorHAnsi" w:eastAsiaTheme="majorEastAsia" w:hAnsiTheme="majorHAnsi" w:cstheme="majorBidi"/>
+          <w:color w:val="0F4761" w:themeColor="accent1" w:themeShade="BF"/>
+          <w:sz w:val="18"/>
+          <w:szCs w:val="18"/>
         </w:rPr>
         <w:t xml:space="preserve">After training, the model predicts </w:t>
       </w:r>
@@ -3459,6 +4116,8 @@
           <w:b/>
           <w:bCs/>
           <w:color w:val="0F4761" w:themeColor="accent1" w:themeShade="BF"/>
+          <w:sz w:val="18"/>
+          <w:szCs w:val="18"/>
         </w:rPr>
         <w:t>churn probability</w:t>
       </w:r>
@@ -3466,6 +4125,8 @@
         <w:rPr>
           <w:rFonts w:asciiTheme="majorHAnsi" w:eastAsiaTheme="majorEastAsia" w:hAnsiTheme="majorHAnsi" w:cstheme="majorBidi"/>
           <w:color w:val="0F4761" w:themeColor="accent1" w:themeShade="BF"/>
+          <w:sz w:val="18"/>
+          <w:szCs w:val="18"/>
         </w:rPr>
         <w:t xml:space="preserve"> for every account.</w:t>
       </w:r>
@@ -3475,13 +4136,18 @@
         <w:rPr>
           <w:rFonts w:asciiTheme="majorHAnsi" w:eastAsiaTheme="majorEastAsia" w:hAnsiTheme="majorHAnsi" w:cstheme="majorBidi"/>
           <w:color w:val="0F4761" w:themeColor="accent1" w:themeShade="BF"/>
-        </w:rPr>
-      </w:pPr>
-      <w:r>
-        <w:rPr>
-          <w:rFonts w:asciiTheme="majorHAnsi" w:eastAsiaTheme="majorEastAsia" w:hAnsiTheme="majorHAnsi" w:cstheme="majorBidi"/>
-          <w:color w:val="0F4761" w:themeColor="accent1" w:themeShade="BF"/>
-        </w:rPr>
+          <w:sz w:val="18"/>
+          <w:szCs w:val="18"/>
+        </w:rPr>
+      </w:pPr>
+      <w:r>
+        <w:rPr>
+          <w:rFonts w:asciiTheme="majorHAnsi" w:eastAsiaTheme="majorEastAsia" w:hAnsiTheme="majorHAnsi" w:cstheme="majorBidi"/>
+          <w:color w:val="0F4761" w:themeColor="accent1" w:themeShade="BF"/>
+          <w:sz w:val="18"/>
+          <w:szCs w:val="18"/>
+        </w:rPr>
+        <w:lastRenderedPageBreak/>
         <w:t>Example:</w:t>
       </w:r>
     </w:p>
@@ -3490,12 +4156,16 @@
         <w:rPr>
           <w:rFonts w:asciiTheme="majorHAnsi" w:eastAsiaTheme="majorEastAsia" w:hAnsiTheme="majorHAnsi" w:cstheme="majorBidi"/>
           <w:color w:val="0F4761" w:themeColor="accent1" w:themeShade="BF"/>
-        </w:rPr>
-      </w:pPr>
-      <w:r>
-        <w:rPr>
-          <w:rFonts w:asciiTheme="majorHAnsi" w:eastAsiaTheme="majorEastAsia" w:hAnsiTheme="majorHAnsi" w:cstheme="majorBidi"/>
-          <w:color w:val="0F4761" w:themeColor="accent1" w:themeShade="BF"/>
+          <w:sz w:val="18"/>
+          <w:szCs w:val="18"/>
+        </w:rPr>
+      </w:pPr>
+      <w:r>
+        <w:rPr>
+          <w:rFonts w:asciiTheme="majorHAnsi" w:eastAsiaTheme="majorEastAsia" w:hAnsiTheme="majorHAnsi" w:cstheme="majorBidi"/>
+          <w:color w:val="0F4761" w:themeColor="accent1" w:themeShade="BF"/>
+          <w:sz w:val="18"/>
+          <w:szCs w:val="18"/>
         </w:rPr>
         <w:t>Company A → 0.82</w:t>
       </w:r>
@@ -3503,6 +4173,8 @@
         <w:rPr>
           <w:rFonts w:asciiTheme="majorHAnsi" w:eastAsiaTheme="majorEastAsia" w:hAnsiTheme="majorHAnsi" w:cstheme="majorBidi"/>
           <w:color w:val="0F4761" w:themeColor="accent1" w:themeShade="BF"/>
+          <w:sz w:val="18"/>
+          <w:szCs w:val="18"/>
         </w:rPr>
         <w:br/>
         <w:t>Company B → 0.18</w:t>
@@ -3511,6 +4183,8 @@
         <w:rPr>
           <w:rFonts w:asciiTheme="majorHAnsi" w:eastAsiaTheme="majorEastAsia" w:hAnsiTheme="majorHAnsi" w:cstheme="majorBidi"/>
           <w:color w:val="0F4761" w:themeColor="accent1" w:themeShade="BF"/>
+          <w:sz w:val="18"/>
+          <w:szCs w:val="18"/>
         </w:rPr>
         <w:br/>
         <w:t>Company C → 0.63</w:t>
@@ -3521,12 +4195,16 @@
         <w:rPr>
           <w:rFonts w:asciiTheme="majorHAnsi" w:eastAsiaTheme="majorEastAsia" w:hAnsiTheme="majorHAnsi" w:cstheme="majorBidi"/>
           <w:color w:val="0F4761" w:themeColor="accent1" w:themeShade="BF"/>
-        </w:rPr>
-      </w:pPr>
-      <w:r>
-        <w:rPr>
-          <w:rFonts w:asciiTheme="majorHAnsi" w:eastAsiaTheme="majorEastAsia" w:hAnsiTheme="majorHAnsi" w:cstheme="majorBidi"/>
-          <w:color w:val="0F4761" w:themeColor="accent1" w:themeShade="BF"/>
+          <w:sz w:val="18"/>
+          <w:szCs w:val="18"/>
+        </w:rPr>
+      </w:pPr>
+      <w:r>
+        <w:rPr>
+          <w:rFonts w:asciiTheme="majorHAnsi" w:eastAsiaTheme="majorEastAsia" w:hAnsiTheme="majorHAnsi" w:cstheme="majorBidi"/>
+          <w:color w:val="0F4761" w:themeColor="accent1" w:themeShade="BF"/>
+          <w:sz w:val="18"/>
+          <w:szCs w:val="18"/>
         </w:rPr>
         <w:t>These probabilities become:</w:t>
       </w:r>
@@ -3536,6 +4214,8 @@
         <w:rPr>
           <w:rFonts w:asciiTheme="majorHAnsi" w:eastAsiaTheme="majorEastAsia" w:hAnsiTheme="majorHAnsi" w:cstheme="majorBidi"/>
           <w:color w:val="0F4761" w:themeColor="accent1" w:themeShade="BF"/>
+          <w:sz w:val="18"/>
+          <w:szCs w:val="18"/>
         </w:rPr>
       </w:pPr>
       <w:proofErr w:type="spellStart"/>
@@ -3543,6 +4223,8 @@
         <w:rPr>
           <w:rFonts w:asciiTheme="majorHAnsi" w:eastAsiaTheme="majorEastAsia" w:hAnsiTheme="majorHAnsi" w:cstheme="majorBidi"/>
           <w:color w:val="0F4761" w:themeColor="accent1" w:themeShade="BF"/>
+          <w:sz w:val="18"/>
+          <w:szCs w:val="18"/>
         </w:rPr>
         <w:t>churn_risk_score</w:t>
       </w:r>
@@ -3553,12 +4235,16 @@
         <w:rPr>
           <w:rFonts w:asciiTheme="majorHAnsi" w:eastAsiaTheme="majorEastAsia" w:hAnsiTheme="majorHAnsi" w:cstheme="majorBidi"/>
           <w:color w:val="0F4761" w:themeColor="accent1" w:themeShade="BF"/>
-        </w:rPr>
-      </w:pPr>
-      <w:r>
-        <w:rPr>
-          <w:rFonts w:asciiTheme="majorHAnsi" w:eastAsiaTheme="majorEastAsia" w:hAnsiTheme="majorHAnsi" w:cstheme="majorBidi"/>
-          <w:color w:val="0F4761" w:themeColor="accent1" w:themeShade="BF"/>
+          <w:sz w:val="18"/>
+          <w:szCs w:val="18"/>
+        </w:rPr>
+      </w:pPr>
+      <w:r>
+        <w:rPr>
+          <w:rFonts w:asciiTheme="majorHAnsi" w:eastAsiaTheme="majorEastAsia" w:hAnsiTheme="majorHAnsi" w:cstheme="majorBidi"/>
+          <w:color w:val="0F4761" w:themeColor="accent1" w:themeShade="BF"/>
+          <w:sz w:val="18"/>
+          <w:szCs w:val="18"/>
         </w:rPr>
         <w:t>Risk segmentation:</w:t>
       </w:r>
@@ -3576,8 +4262,8 @@
         <w:tblLook w:val="04A0" w:firstRow="1" w:lastRow="0" w:firstColumn="1" w:lastColumn="0" w:noHBand="0" w:noVBand="1"/>
       </w:tblPr>
       <w:tblGrid>
-        <w:gridCol w:w="806"/>
-        <w:gridCol w:w="1256"/>
+        <w:gridCol w:w="623"/>
+        <w:gridCol w:w="961"/>
       </w:tblGrid>
       <w:tr>
         <w:trPr>
@@ -3597,6 +4283,8 @@
                 <w:b/>
                 <w:bCs/>
                 <w:color w:val="0F4761" w:themeColor="accent1" w:themeShade="BF"/>
+                <w:sz w:val="18"/>
+                <w:szCs w:val="18"/>
               </w:rPr>
             </w:pPr>
             <w:r>
@@ -3605,6 +4293,8 @@
                 <w:b/>
                 <w:bCs/>
                 <w:color w:val="0F4761" w:themeColor="accent1" w:themeShade="BF"/>
+                <w:sz w:val="18"/>
+                <w:szCs w:val="18"/>
               </w:rPr>
               <w:t>Score</w:t>
             </w:r>
@@ -3623,6 +4313,8 @@
                 <w:b/>
                 <w:bCs/>
                 <w:color w:val="0F4761" w:themeColor="accent1" w:themeShade="BF"/>
+                <w:sz w:val="18"/>
+                <w:szCs w:val="18"/>
               </w:rPr>
             </w:pPr>
             <w:r>
@@ -3631,6 +4323,8 @@
                 <w:b/>
                 <w:bCs/>
                 <w:color w:val="0F4761" w:themeColor="accent1" w:themeShade="BF"/>
+                <w:sz w:val="18"/>
+                <w:szCs w:val="18"/>
               </w:rPr>
               <w:t>Meaning</w:t>
             </w:r>
@@ -3652,12 +4346,16 @@
               <w:rPr>
                 <w:rFonts w:asciiTheme="majorHAnsi" w:eastAsiaTheme="majorEastAsia" w:hAnsiTheme="majorHAnsi" w:cstheme="majorBidi"/>
                 <w:color w:val="0F4761" w:themeColor="accent1" w:themeShade="BF"/>
+                <w:sz w:val="18"/>
+                <w:szCs w:val="18"/>
               </w:rPr>
             </w:pPr>
             <w:r>
               <w:rPr>
                 <w:rFonts w:asciiTheme="majorHAnsi" w:eastAsiaTheme="majorEastAsia" w:hAnsiTheme="majorHAnsi" w:cstheme="majorBidi"/>
                 <w:color w:val="0F4761" w:themeColor="accent1" w:themeShade="BF"/>
+                <w:sz w:val="18"/>
+                <w:szCs w:val="18"/>
               </w:rPr>
               <w:t>0–0.3</w:t>
             </w:r>
@@ -3674,12 +4372,16 @@
               <w:rPr>
                 <w:rFonts w:asciiTheme="majorHAnsi" w:eastAsiaTheme="majorEastAsia" w:hAnsiTheme="majorHAnsi" w:cstheme="majorBidi"/>
                 <w:color w:val="0F4761" w:themeColor="accent1" w:themeShade="BF"/>
+                <w:sz w:val="18"/>
+                <w:szCs w:val="18"/>
               </w:rPr>
             </w:pPr>
             <w:r>
               <w:rPr>
                 <w:rFonts w:asciiTheme="majorHAnsi" w:eastAsiaTheme="majorEastAsia" w:hAnsiTheme="majorHAnsi" w:cstheme="majorBidi"/>
                 <w:color w:val="0F4761" w:themeColor="accent1" w:themeShade="BF"/>
+                <w:sz w:val="18"/>
+                <w:szCs w:val="18"/>
               </w:rPr>
               <w:t>Low risk</w:t>
             </w:r>
@@ -3701,12 +4403,16 @@
               <w:rPr>
                 <w:rFonts w:asciiTheme="majorHAnsi" w:eastAsiaTheme="majorEastAsia" w:hAnsiTheme="majorHAnsi" w:cstheme="majorBidi"/>
                 <w:color w:val="0F4761" w:themeColor="accent1" w:themeShade="BF"/>
+                <w:sz w:val="18"/>
+                <w:szCs w:val="18"/>
               </w:rPr>
             </w:pPr>
             <w:r>
               <w:rPr>
                 <w:rFonts w:asciiTheme="majorHAnsi" w:eastAsiaTheme="majorEastAsia" w:hAnsiTheme="majorHAnsi" w:cstheme="majorBidi"/>
                 <w:color w:val="0F4761" w:themeColor="accent1" w:themeShade="BF"/>
+                <w:sz w:val="18"/>
+                <w:szCs w:val="18"/>
               </w:rPr>
               <w:t>0.3–0.6</w:t>
             </w:r>
@@ -3723,12 +4429,16 @@
               <w:rPr>
                 <w:rFonts w:asciiTheme="majorHAnsi" w:eastAsiaTheme="majorEastAsia" w:hAnsiTheme="majorHAnsi" w:cstheme="majorBidi"/>
                 <w:color w:val="0F4761" w:themeColor="accent1" w:themeShade="BF"/>
+                <w:sz w:val="18"/>
+                <w:szCs w:val="18"/>
               </w:rPr>
             </w:pPr>
             <w:r>
               <w:rPr>
                 <w:rFonts w:asciiTheme="majorHAnsi" w:eastAsiaTheme="majorEastAsia" w:hAnsiTheme="majorHAnsi" w:cstheme="majorBidi"/>
                 <w:color w:val="0F4761" w:themeColor="accent1" w:themeShade="BF"/>
+                <w:sz w:val="18"/>
+                <w:szCs w:val="18"/>
               </w:rPr>
               <w:t>Medium risk</w:t>
             </w:r>
@@ -3750,14 +4460,17 @@
               <w:rPr>
                 <w:rFonts w:asciiTheme="majorHAnsi" w:eastAsiaTheme="majorEastAsia" w:hAnsiTheme="majorHAnsi" w:cstheme="majorBidi"/>
                 <w:color w:val="0F4761" w:themeColor="accent1" w:themeShade="BF"/>
+                <w:sz w:val="18"/>
+                <w:szCs w:val="18"/>
               </w:rPr>
             </w:pPr>
             <w:r>
               <w:rPr>
                 <w:rFonts w:asciiTheme="majorHAnsi" w:eastAsiaTheme="majorEastAsia" w:hAnsiTheme="majorHAnsi" w:cstheme="majorBidi"/>
                 <w:color w:val="0F4761" w:themeColor="accent1" w:themeShade="BF"/>
+                <w:sz w:val="18"/>
+                <w:szCs w:val="18"/>
               </w:rPr>
-              <w:lastRenderedPageBreak/>
               <w:t>0.6–1</w:t>
             </w:r>
           </w:p>
@@ -3773,12 +4486,16 @@
               <w:rPr>
                 <w:rFonts w:asciiTheme="majorHAnsi" w:eastAsiaTheme="majorEastAsia" w:hAnsiTheme="majorHAnsi" w:cstheme="majorBidi"/>
                 <w:color w:val="0F4761" w:themeColor="accent1" w:themeShade="BF"/>
+                <w:sz w:val="18"/>
+                <w:szCs w:val="18"/>
               </w:rPr>
             </w:pPr>
             <w:r>
               <w:rPr>
                 <w:rFonts w:asciiTheme="majorHAnsi" w:eastAsiaTheme="majorEastAsia" w:hAnsiTheme="majorHAnsi" w:cstheme="majorBidi"/>
                 <w:color w:val="0F4761" w:themeColor="accent1" w:themeShade="BF"/>
+                <w:sz w:val="18"/>
+                <w:szCs w:val="18"/>
               </w:rPr>
               <w:t>High risk</w:t>
             </w:r>
@@ -3791,12 +4508,16 @@
         <w:rPr>
           <w:rFonts w:asciiTheme="majorHAnsi" w:eastAsiaTheme="majorEastAsia" w:hAnsiTheme="majorHAnsi" w:cstheme="majorBidi"/>
           <w:color w:val="0F4761" w:themeColor="accent1" w:themeShade="BF"/>
-        </w:rPr>
-      </w:pPr>
-      <w:r>
-        <w:rPr>
-          <w:rFonts w:asciiTheme="majorHAnsi" w:eastAsiaTheme="majorEastAsia" w:hAnsiTheme="majorHAnsi" w:cstheme="majorBidi"/>
-          <w:color w:val="0F4761" w:themeColor="accent1" w:themeShade="BF"/>
+          <w:sz w:val="18"/>
+          <w:szCs w:val="18"/>
+        </w:rPr>
+      </w:pPr>
+      <w:r>
+        <w:rPr>
+          <w:rFonts w:asciiTheme="majorHAnsi" w:eastAsiaTheme="majorEastAsia" w:hAnsiTheme="majorHAnsi" w:cstheme="majorBidi"/>
+          <w:color w:val="0F4761" w:themeColor="accent1" w:themeShade="BF"/>
+          <w:sz w:val="18"/>
+          <w:szCs w:val="18"/>
         </w:rPr>
         <w:t xml:space="preserve">Customer success teams can focus on </w:t>
       </w:r>
@@ -3806,6 +4527,8 @@
           <w:b/>
           <w:bCs/>
           <w:color w:val="0F4761" w:themeColor="accent1" w:themeShade="BF"/>
+          <w:sz w:val="18"/>
+          <w:szCs w:val="18"/>
         </w:rPr>
         <w:t>high-risk accounts</w:t>
       </w:r>
@@ -3813,6 +4536,8 @@
         <w:rPr>
           <w:rFonts w:asciiTheme="majorHAnsi" w:eastAsiaTheme="majorEastAsia" w:hAnsiTheme="majorHAnsi" w:cstheme="majorBidi"/>
           <w:color w:val="0F4761" w:themeColor="accent1" w:themeShade="BF"/>
+          <w:sz w:val="18"/>
+          <w:szCs w:val="18"/>
         </w:rPr>
         <w:t>.</w:t>
       </w:r>
@@ -3822,12 +4547,16 @@
         <w:rPr>
           <w:rFonts w:asciiTheme="majorHAnsi" w:eastAsiaTheme="majorEastAsia" w:hAnsiTheme="majorHAnsi" w:cstheme="majorBidi"/>
           <w:color w:val="0F4761" w:themeColor="accent1" w:themeShade="BF"/>
-        </w:rPr>
-      </w:pPr>
-      <w:r>
-        <w:rPr>
-          <w:rFonts w:asciiTheme="majorHAnsi" w:eastAsiaTheme="majorEastAsia" w:hAnsiTheme="majorHAnsi" w:cstheme="majorBidi"/>
-          <w:color w:val="0F4761" w:themeColor="accent1" w:themeShade="BF"/>
+          <w:sz w:val="18"/>
+          <w:szCs w:val="18"/>
+        </w:rPr>
+      </w:pPr>
+      <w:r>
+        <w:rPr>
+          <w:rFonts w:asciiTheme="majorHAnsi" w:eastAsiaTheme="majorEastAsia" w:hAnsiTheme="majorHAnsi" w:cstheme="majorBidi"/>
+          <w:color w:val="0F4761" w:themeColor="accent1" w:themeShade="BF"/>
+          <w:sz w:val="18"/>
+          <w:szCs w:val="18"/>
         </w:rPr>
         <w:pict w14:anchorId="5641ACC3">
           <v:rect id="_x0000_i1347" style="width:0;height:1.5pt" o:hralign="center" o:hrstd="t" o:hr="t" fillcolor="#a0a0a0" stroked="f"/>
@@ -3841,14 +4570,18 @@
           <w:b/>
           <w:bCs/>
           <w:color w:val="0F4761" w:themeColor="accent1" w:themeShade="BF"/>
-        </w:rPr>
-      </w:pPr>
-      <w:r>
-        <w:rPr>
-          <w:rFonts w:asciiTheme="majorHAnsi" w:eastAsiaTheme="majorEastAsia" w:hAnsiTheme="majorHAnsi" w:cstheme="majorBidi"/>
-          <w:b/>
-          <w:bCs/>
-          <w:color w:val="0F4761" w:themeColor="accent1" w:themeShade="BF"/>
+          <w:sz w:val="18"/>
+          <w:szCs w:val="18"/>
+        </w:rPr>
+      </w:pPr>
+      <w:r>
+        <w:rPr>
+          <w:rFonts w:asciiTheme="majorHAnsi" w:eastAsiaTheme="majorEastAsia" w:hAnsiTheme="majorHAnsi" w:cstheme="majorBidi"/>
+          <w:b/>
+          <w:bCs/>
+          <w:color w:val="0F4761" w:themeColor="accent1" w:themeShade="BF"/>
+          <w:sz w:val="18"/>
+          <w:szCs w:val="18"/>
         </w:rPr>
         <w:t>7. Analytics Dashboard</w:t>
       </w:r>
@@ -3858,12 +4591,16 @@
         <w:rPr>
           <w:rFonts w:asciiTheme="majorHAnsi" w:eastAsiaTheme="majorEastAsia" w:hAnsiTheme="majorHAnsi" w:cstheme="majorBidi"/>
           <w:color w:val="0F4761" w:themeColor="accent1" w:themeShade="BF"/>
-        </w:rPr>
-      </w:pPr>
-      <w:r>
-        <w:rPr>
-          <w:rFonts w:asciiTheme="majorHAnsi" w:eastAsiaTheme="majorEastAsia" w:hAnsiTheme="majorHAnsi" w:cstheme="majorBidi"/>
-          <w:color w:val="0F4761" w:themeColor="accent1" w:themeShade="BF"/>
+          <w:sz w:val="18"/>
+          <w:szCs w:val="18"/>
+        </w:rPr>
+      </w:pPr>
+      <w:r>
+        <w:rPr>
+          <w:rFonts w:asciiTheme="majorHAnsi" w:eastAsiaTheme="majorEastAsia" w:hAnsiTheme="majorHAnsi" w:cstheme="majorBidi"/>
+          <w:color w:val="0F4761" w:themeColor="accent1" w:themeShade="BF"/>
+          <w:sz w:val="18"/>
+          <w:szCs w:val="18"/>
         </w:rPr>
         <w:t>Built using:</w:t>
       </w:r>
@@ -3873,6 +4610,8 @@
         <w:rPr>
           <w:rFonts w:asciiTheme="majorHAnsi" w:eastAsiaTheme="majorEastAsia" w:hAnsiTheme="majorHAnsi" w:cstheme="majorBidi"/>
           <w:color w:val="0F4761" w:themeColor="accent1" w:themeShade="BF"/>
+          <w:sz w:val="18"/>
+          <w:szCs w:val="18"/>
         </w:rPr>
       </w:pPr>
       <w:proofErr w:type="spellStart"/>
@@ -3880,6 +4619,8 @@
         <w:rPr>
           <w:rFonts w:asciiTheme="majorHAnsi" w:eastAsiaTheme="majorEastAsia" w:hAnsiTheme="majorHAnsi" w:cstheme="majorBidi"/>
           <w:color w:val="0F4761" w:themeColor="accent1" w:themeShade="BF"/>
+          <w:sz w:val="18"/>
+          <w:szCs w:val="18"/>
         </w:rPr>
         <w:t>Streamlit</w:t>
       </w:r>
@@ -3888,6 +4629,8 @@
         <w:rPr>
           <w:rFonts w:asciiTheme="majorHAnsi" w:eastAsiaTheme="majorEastAsia" w:hAnsiTheme="majorHAnsi" w:cstheme="majorBidi"/>
           <w:color w:val="0F4761" w:themeColor="accent1" w:themeShade="BF"/>
+          <w:sz w:val="18"/>
+          <w:szCs w:val="18"/>
         </w:rPr>
         <w:br/>
       </w:r>
@@ -3896,6 +4639,8 @@
         <w:rPr>
           <w:rFonts w:asciiTheme="majorHAnsi" w:eastAsiaTheme="majorEastAsia" w:hAnsiTheme="majorHAnsi" w:cstheme="majorBidi"/>
           <w:color w:val="0F4761" w:themeColor="accent1" w:themeShade="BF"/>
+          <w:sz w:val="18"/>
+          <w:szCs w:val="18"/>
         </w:rPr>
         <w:t>Plotly</w:t>
       </w:r>
@@ -3906,12 +4651,16 @@
         <w:rPr>
           <w:rFonts w:asciiTheme="majorHAnsi" w:eastAsiaTheme="majorEastAsia" w:hAnsiTheme="majorHAnsi" w:cstheme="majorBidi"/>
           <w:color w:val="0F4761" w:themeColor="accent1" w:themeShade="BF"/>
-        </w:rPr>
-      </w:pPr>
-      <w:r>
-        <w:rPr>
-          <w:rFonts w:asciiTheme="majorHAnsi" w:eastAsiaTheme="majorEastAsia" w:hAnsiTheme="majorHAnsi" w:cstheme="majorBidi"/>
-          <w:color w:val="0F4761" w:themeColor="accent1" w:themeShade="BF"/>
+          <w:sz w:val="18"/>
+          <w:szCs w:val="18"/>
+        </w:rPr>
+      </w:pPr>
+      <w:r>
+        <w:rPr>
+          <w:rFonts w:asciiTheme="majorHAnsi" w:eastAsiaTheme="majorEastAsia" w:hAnsiTheme="majorHAnsi" w:cstheme="majorBidi"/>
+          <w:color w:val="0F4761" w:themeColor="accent1" w:themeShade="BF"/>
+          <w:sz w:val="18"/>
+          <w:szCs w:val="18"/>
         </w:rPr>
         <w:t>The dashboard provides interactive insights.</w:t>
       </w:r>
@@ -3921,12 +4670,16 @@
         <w:rPr>
           <w:rFonts w:asciiTheme="majorHAnsi" w:eastAsiaTheme="majorEastAsia" w:hAnsiTheme="majorHAnsi" w:cstheme="majorBidi"/>
           <w:color w:val="0F4761" w:themeColor="accent1" w:themeShade="BF"/>
-        </w:rPr>
-      </w:pPr>
-      <w:r>
-        <w:rPr>
-          <w:rFonts w:asciiTheme="majorHAnsi" w:eastAsiaTheme="majorEastAsia" w:hAnsiTheme="majorHAnsi" w:cstheme="majorBidi"/>
-          <w:color w:val="0F4761" w:themeColor="accent1" w:themeShade="BF"/>
+          <w:sz w:val="18"/>
+          <w:szCs w:val="18"/>
+        </w:rPr>
+      </w:pPr>
+      <w:r>
+        <w:rPr>
+          <w:rFonts w:asciiTheme="majorHAnsi" w:eastAsiaTheme="majorEastAsia" w:hAnsiTheme="majorHAnsi" w:cstheme="majorBidi"/>
+          <w:color w:val="0F4761" w:themeColor="accent1" w:themeShade="BF"/>
+          <w:sz w:val="18"/>
+          <w:szCs w:val="18"/>
         </w:rPr>
         <w:pict w14:anchorId="308D8EAE">
           <v:rect id="_x0000_i1348" style="width:0;height:1.5pt" o:hralign="center" o:hrstd="t" o:hr="t" fillcolor="#a0a0a0" stroked="f"/>
@@ -3940,14 +4693,18 @@
           <w:b/>
           <w:bCs/>
           <w:color w:val="0F4761" w:themeColor="accent1" w:themeShade="BF"/>
-        </w:rPr>
-      </w:pPr>
-      <w:r>
-        <w:rPr>
-          <w:rFonts w:asciiTheme="majorHAnsi" w:eastAsiaTheme="majorEastAsia" w:hAnsiTheme="majorHAnsi" w:cstheme="majorBidi"/>
-          <w:b/>
-          <w:bCs/>
-          <w:color w:val="0F4761" w:themeColor="accent1" w:themeShade="BF"/>
+          <w:sz w:val="18"/>
+          <w:szCs w:val="18"/>
+        </w:rPr>
+      </w:pPr>
+      <w:r>
+        <w:rPr>
+          <w:rFonts w:asciiTheme="majorHAnsi" w:eastAsiaTheme="majorEastAsia" w:hAnsiTheme="majorHAnsi" w:cstheme="majorBidi"/>
+          <w:b/>
+          <w:bCs/>
+          <w:color w:val="0F4761" w:themeColor="accent1" w:themeShade="BF"/>
+          <w:sz w:val="18"/>
+          <w:szCs w:val="18"/>
         </w:rPr>
         <w:t>KPIs</w:t>
       </w:r>
@@ -3957,12 +4714,16 @@
         <w:rPr>
           <w:rFonts w:asciiTheme="majorHAnsi" w:eastAsiaTheme="majorEastAsia" w:hAnsiTheme="majorHAnsi" w:cstheme="majorBidi"/>
           <w:color w:val="0F4761" w:themeColor="accent1" w:themeShade="BF"/>
-        </w:rPr>
-      </w:pPr>
-      <w:r>
-        <w:rPr>
-          <w:rFonts w:asciiTheme="majorHAnsi" w:eastAsiaTheme="majorEastAsia" w:hAnsiTheme="majorHAnsi" w:cstheme="majorBidi"/>
-          <w:color w:val="0F4761" w:themeColor="accent1" w:themeShade="BF"/>
+          <w:sz w:val="18"/>
+          <w:szCs w:val="18"/>
+        </w:rPr>
+      </w:pPr>
+      <w:r>
+        <w:rPr>
+          <w:rFonts w:asciiTheme="majorHAnsi" w:eastAsiaTheme="majorEastAsia" w:hAnsiTheme="majorHAnsi" w:cstheme="majorBidi"/>
+          <w:color w:val="0F4761" w:themeColor="accent1" w:themeShade="BF"/>
+          <w:sz w:val="18"/>
+          <w:szCs w:val="18"/>
         </w:rPr>
         <w:t>Top metrics:</w:t>
       </w:r>
@@ -3972,12 +4733,16 @@
         <w:rPr>
           <w:rFonts w:asciiTheme="majorHAnsi" w:eastAsiaTheme="majorEastAsia" w:hAnsiTheme="majorHAnsi" w:cstheme="majorBidi"/>
           <w:color w:val="0F4761" w:themeColor="accent1" w:themeShade="BF"/>
-        </w:rPr>
-      </w:pPr>
-      <w:r>
-        <w:rPr>
-          <w:rFonts w:asciiTheme="majorHAnsi" w:eastAsiaTheme="majorEastAsia" w:hAnsiTheme="majorHAnsi" w:cstheme="majorBidi"/>
-          <w:color w:val="0F4761" w:themeColor="accent1" w:themeShade="BF"/>
+          <w:sz w:val="18"/>
+          <w:szCs w:val="18"/>
+        </w:rPr>
+      </w:pPr>
+      <w:r>
+        <w:rPr>
+          <w:rFonts w:asciiTheme="majorHAnsi" w:eastAsiaTheme="majorEastAsia" w:hAnsiTheme="majorHAnsi" w:cstheme="majorBidi"/>
+          <w:color w:val="0F4761" w:themeColor="accent1" w:themeShade="BF"/>
+          <w:sz w:val="18"/>
+          <w:szCs w:val="18"/>
         </w:rPr>
         <w:t>Total accounts</w:t>
       </w:r>
@@ -3985,6 +4750,8 @@
         <w:rPr>
           <w:rFonts w:asciiTheme="majorHAnsi" w:eastAsiaTheme="majorEastAsia" w:hAnsiTheme="majorHAnsi" w:cstheme="majorBidi"/>
           <w:color w:val="0F4761" w:themeColor="accent1" w:themeShade="BF"/>
+          <w:sz w:val="18"/>
+          <w:szCs w:val="18"/>
         </w:rPr>
         <w:br/>
         <w:t>Churn rate</w:t>
@@ -3993,6 +4760,8 @@
         <w:rPr>
           <w:rFonts w:asciiTheme="majorHAnsi" w:eastAsiaTheme="majorEastAsia" w:hAnsiTheme="majorHAnsi" w:cstheme="majorBidi"/>
           <w:color w:val="0F4761" w:themeColor="accent1" w:themeShade="BF"/>
+          <w:sz w:val="18"/>
+          <w:szCs w:val="18"/>
         </w:rPr>
         <w:br/>
         <w:t>Average MRR</w:t>
@@ -4003,12 +4772,16 @@
         <w:rPr>
           <w:rFonts w:asciiTheme="majorHAnsi" w:eastAsiaTheme="majorEastAsia" w:hAnsiTheme="majorHAnsi" w:cstheme="majorBidi"/>
           <w:color w:val="0F4761" w:themeColor="accent1" w:themeShade="BF"/>
-        </w:rPr>
-      </w:pPr>
-      <w:r>
-        <w:rPr>
-          <w:rFonts w:asciiTheme="majorHAnsi" w:eastAsiaTheme="majorEastAsia" w:hAnsiTheme="majorHAnsi" w:cstheme="majorBidi"/>
-          <w:color w:val="0F4761" w:themeColor="accent1" w:themeShade="BF"/>
+          <w:sz w:val="18"/>
+          <w:szCs w:val="18"/>
+        </w:rPr>
+      </w:pPr>
+      <w:r>
+        <w:rPr>
+          <w:rFonts w:asciiTheme="majorHAnsi" w:eastAsiaTheme="majorEastAsia" w:hAnsiTheme="majorHAnsi" w:cstheme="majorBidi"/>
+          <w:color w:val="0F4761" w:themeColor="accent1" w:themeShade="BF"/>
+          <w:sz w:val="18"/>
+          <w:szCs w:val="18"/>
         </w:rPr>
         <w:pict w14:anchorId="41A77AE2">
           <v:rect id="_x0000_i1349" style="width:0;height:1.5pt" o:hralign="center" o:hrstd="t" o:hr="t" fillcolor="#a0a0a0" stroked="f"/>
@@ -4022,14 +4795,18 @@
           <w:b/>
           <w:bCs/>
           <w:color w:val="0F4761" w:themeColor="accent1" w:themeShade="BF"/>
-        </w:rPr>
-      </w:pPr>
-      <w:r>
-        <w:rPr>
-          <w:rFonts w:asciiTheme="majorHAnsi" w:eastAsiaTheme="majorEastAsia" w:hAnsiTheme="majorHAnsi" w:cstheme="majorBidi"/>
-          <w:b/>
-          <w:bCs/>
-          <w:color w:val="0F4761" w:themeColor="accent1" w:themeShade="BF"/>
+          <w:sz w:val="18"/>
+          <w:szCs w:val="18"/>
+        </w:rPr>
+      </w:pPr>
+      <w:r>
+        <w:rPr>
+          <w:rFonts w:asciiTheme="majorHAnsi" w:eastAsiaTheme="majorEastAsia" w:hAnsiTheme="majorHAnsi" w:cstheme="majorBidi"/>
+          <w:b/>
+          <w:bCs/>
+          <w:color w:val="0F4761" w:themeColor="accent1" w:themeShade="BF"/>
+          <w:sz w:val="18"/>
+          <w:szCs w:val="18"/>
         </w:rPr>
         <w:t>Customer Distribution</w:t>
       </w:r>
@@ -4039,12 +4816,16 @@
         <w:rPr>
           <w:rFonts w:asciiTheme="majorHAnsi" w:eastAsiaTheme="majorEastAsia" w:hAnsiTheme="majorHAnsi" w:cstheme="majorBidi"/>
           <w:color w:val="0F4761" w:themeColor="accent1" w:themeShade="BF"/>
-        </w:rPr>
-      </w:pPr>
-      <w:r>
-        <w:rPr>
-          <w:rFonts w:asciiTheme="majorHAnsi" w:eastAsiaTheme="majorEastAsia" w:hAnsiTheme="majorHAnsi" w:cstheme="majorBidi"/>
-          <w:color w:val="0F4761" w:themeColor="accent1" w:themeShade="BF"/>
+          <w:sz w:val="18"/>
+          <w:szCs w:val="18"/>
+        </w:rPr>
+      </w:pPr>
+      <w:r>
+        <w:rPr>
+          <w:rFonts w:asciiTheme="majorHAnsi" w:eastAsiaTheme="majorEastAsia" w:hAnsiTheme="majorHAnsi" w:cstheme="majorBidi"/>
+          <w:color w:val="0F4761" w:themeColor="accent1" w:themeShade="BF"/>
+          <w:sz w:val="18"/>
+          <w:szCs w:val="18"/>
         </w:rPr>
         <w:t>Shows:</w:t>
       </w:r>
@@ -4054,12 +4835,16 @@
         <w:rPr>
           <w:rFonts w:asciiTheme="majorHAnsi" w:eastAsiaTheme="majorEastAsia" w:hAnsiTheme="majorHAnsi" w:cstheme="majorBidi"/>
           <w:color w:val="0F4761" w:themeColor="accent1" w:themeShade="BF"/>
-        </w:rPr>
-      </w:pPr>
-      <w:r>
-        <w:rPr>
-          <w:rFonts w:asciiTheme="majorHAnsi" w:eastAsiaTheme="majorEastAsia" w:hAnsiTheme="majorHAnsi" w:cstheme="majorBidi"/>
-          <w:color w:val="0F4761" w:themeColor="accent1" w:themeShade="BF"/>
+          <w:sz w:val="18"/>
+          <w:szCs w:val="18"/>
+        </w:rPr>
+      </w:pPr>
+      <w:r>
+        <w:rPr>
+          <w:rFonts w:asciiTheme="majorHAnsi" w:eastAsiaTheme="majorEastAsia" w:hAnsiTheme="majorHAnsi" w:cstheme="majorBidi"/>
+          <w:color w:val="0F4761" w:themeColor="accent1" w:themeShade="BF"/>
+          <w:sz w:val="18"/>
+          <w:szCs w:val="18"/>
         </w:rPr>
         <w:t>Active vs Churned customers</w:t>
       </w:r>
@@ -4069,12 +4854,16 @@
         <w:rPr>
           <w:rFonts w:asciiTheme="majorHAnsi" w:eastAsiaTheme="majorEastAsia" w:hAnsiTheme="majorHAnsi" w:cstheme="majorBidi"/>
           <w:color w:val="0F4761" w:themeColor="accent1" w:themeShade="BF"/>
-        </w:rPr>
-      </w:pPr>
-      <w:r>
-        <w:rPr>
-          <w:rFonts w:asciiTheme="majorHAnsi" w:eastAsiaTheme="majorEastAsia" w:hAnsiTheme="majorHAnsi" w:cstheme="majorBidi"/>
-          <w:color w:val="0F4761" w:themeColor="accent1" w:themeShade="BF"/>
+          <w:sz w:val="18"/>
+          <w:szCs w:val="18"/>
+        </w:rPr>
+      </w:pPr>
+      <w:r>
+        <w:rPr>
+          <w:rFonts w:asciiTheme="majorHAnsi" w:eastAsiaTheme="majorEastAsia" w:hAnsiTheme="majorHAnsi" w:cstheme="majorBidi"/>
+          <w:color w:val="0F4761" w:themeColor="accent1" w:themeShade="BF"/>
+          <w:sz w:val="18"/>
+          <w:szCs w:val="18"/>
         </w:rPr>
         <w:pict w14:anchorId="5122097E">
           <v:rect id="_x0000_i1350" style="width:0;height:1.5pt" o:hralign="center" o:hrstd="t" o:hr="t" fillcolor="#a0a0a0" stroked="f"/>
@@ -4088,14 +4877,18 @@
           <w:b/>
           <w:bCs/>
           <w:color w:val="0F4761" w:themeColor="accent1" w:themeShade="BF"/>
-        </w:rPr>
-      </w:pPr>
-      <w:r>
-        <w:rPr>
-          <w:rFonts w:asciiTheme="majorHAnsi" w:eastAsiaTheme="majorEastAsia" w:hAnsiTheme="majorHAnsi" w:cstheme="majorBidi"/>
-          <w:b/>
-          <w:bCs/>
-          <w:color w:val="0F4761" w:themeColor="accent1" w:themeShade="BF"/>
+          <w:sz w:val="18"/>
+          <w:szCs w:val="18"/>
+        </w:rPr>
+      </w:pPr>
+      <w:r>
+        <w:rPr>
+          <w:rFonts w:asciiTheme="majorHAnsi" w:eastAsiaTheme="majorEastAsia" w:hAnsiTheme="majorHAnsi" w:cstheme="majorBidi"/>
+          <w:b/>
+          <w:bCs/>
+          <w:color w:val="0F4761" w:themeColor="accent1" w:themeShade="BF"/>
+          <w:sz w:val="18"/>
+          <w:szCs w:val="18"/>
         </w:rPr>
         <w:t>Churn by Industry</w:t>
       </w:r>
@@ -4105,12 +4898,16 @@
         <w:rPr>
           <w:rFonts w:asciiTheme="majorHAnsi" w:eastAsiaTheme="majorEastAsia" w:hAnsiTheme="majorHAnsi" w:cstheme="majorBidi"/>
           <w:color w:val="0F4761" w:themeColor="accent1" w:themeShade="BF"/>
-        </w:rPr>
-      </w:pPr>
-      <w:r>
-        <w:rPr>
-          <w:rFonts w:asciiTheme="majorHAnsi" w:eastAsiaTheme="majorEastAsia" w:hAnsiTheme="majorHAnsi" w:cstheme="majorBidi"/>
-          <w:color w:val="0F4761" w:themeColor="accent1" w:themeShade="BF"/>
+          <w:sz w:val="18"/>
+          <w:szCs w:val="18"/>
+        </w:rPr>
+      </w:pPr>
+      <w:r>
+        <w:rPr>
+          <w:rFonts w:asciiTheme="majorHAnsi" w:eastAsiaTheme="majorEastAsia" w:hAnsiTheme="majorHAnsi" w:cstheme="majorBidi"/>
+          <w:color w:val="0F4761" w:themeColor="accent1" w:themeShade="BF"/>
+          <w:sz w:val="18"/>
+          <w:szCs w:val="18"/>
         </w:rPr>
         <w:t>Identifies industries with higher churn.</w:t>
       </w:r>
@@ -4120,12 +4917,16 @@
         <w:rPr>
           <w:rFonts w:asciiTheme="majorHAnsi" w:eastAsiaTheme="majorEastAsia" w:hAnsiTheme="majorHAnsi" w:cstheme="majorBidi"/>
           <w:color w:val="0F4761" w:themeColor="accent1" w:themeShade="BF"/>
-        </w:rPr>
-      </w:pPr>
-      <w:r>
-        <w:rPr>
-          <w:rFonts w:asciiTheme="majorHAnsi" w:eastAsiaTheme="majorEastAsia" w:hAnsiTheme="majorHAnsi" w:cstheme="majorBidi"/>
-          <w:color w:val="0F4761" w:themeColor="accent1" w:themeShade="BF"/>
+          <w:sz w:val="18"/>
+          <w:szCs w:val="18"/>
+        </w:rPr>
+      </w:pPr>
+      <w:r>
+        <w:rPr>
+          <w:rFonts w:asciiTheme="majorHAnsi" w:eastAsiaTheme="majorEastAsia" w:hAnsiTheme="majorHAnsi" w:cstheme="majorBidi"/>
+          <w:color w:val="0F4761" w:themeColor="accent1" w:themeShade="BF"/>
+          <w:sz w:val="18"/>
+          <w:szCs w:val="18"/>
         </w:rPr>
         <w:pict w14:anchorId="21D2F500">
           <v:rect id="_x0000_i1351" style="width:0;height:1.5pt" o:hralign="center" o:hrstd="t" o:hr="t" fillcolor="#a0a0a0" stroked="f"/>
@@ -4139,14 +4940,18 @@
           <w:b/>
           <w:bCs/>
           <w:color w:val="0F4761" w:themeColor="accent1" w:themeShade="BF"/>
-        </w:rPr>
-      </w:pPr>
-      <w:r>
-        <w:rPr>
-          <w:rFonts w:asciiTheme="majorHAnsi" w:eastAsiaTheme="majorEastAsia" w:hAnsiTheme="majorHAnsi" w:cstheme="majorBidi"/>
-          <w:b/>
-          <w:bCs/>
-          <w:color w:val="0F4761" w:themeColor="accent1" w:themeShade="BF"/>
+          <w:sz w:val="18"/>
+          <w:szCs w:val="18"/>
+        </w:rPr>
+      </w:pPr>
+      <w:r>
+        <w:rPr>
+          <w:rFonts w:asciiTheme="majorHAnsi" w:eastAsiaTheme="majorEastAsia" w:hAnsiTheme="majorHAnsi" w:cstheme="majorBidi"/>
+          <w:b/>
+          <w:bCs/>
+          <w:color w:val="0F4761" w:themeColor="accent1" w:themeShade="BF"/>
+          <w:sz w:val="18"/>
+          <w:szCs w:val="18"/>
         </w:rPr>
         <w:t>Feature Usage vs Churn</w:t>
       </w:r>
@@ -4156,12 +4961,16 @@
         <w:rPr>
           <w:rFonts w:asciiTheme="majorHAnsi" w:eastAsiaTheme="majorEastAsia" w:hAnsiTheme="majorHAnsi" w:cstheme="majorBidi"/>
           <w:color w:val="0F4761" w:themeColor="accent1" w:themeShade="BF"/>
-        </w:rPr>
-      </w:pPr>
-      <w:r>
-        <w:rPr>
-          <w:rFonts w:asciiTheme="majorHAnsi" w:eastAsiaTheme="majorEastAsia" w:hAnsiTheme="majorHAnsi" w:cstheme="majorBidi"/>
-          <w:color w:val="0F4761" w:themeColor="accent1" w:themeShade="BF"/>
+          <w:sz w:val="18"/>
+          <w:szCs w:val="18"/>
+        </w:rPr>
+      </w:pPr>
+      <w:r>
+        <w:rPr>
+          <w:rFonts w:asciiTheme="majorHAnsi" w:eastAsiaTheme="majorEastAsia" w:hAnsiTheme="majorHAnsi" w:cstheme="majorBidi"/>
+          <w:color w:val="0F4761" w:themeColor="accent1" w:themeShade="BF"/>
+          <w:sz w:val="18"/>
+          <w:szCs w:val="18"/>
         </w:rPr>
         <w:t xml:space="preserve">Helps understand if </w:t>
       </w:r>
@@ -4171,6 +4980,8 @@
           <w:b/>
           <w:bCs/>
           <w:color w:val="0F4761" w:themeColor="accent1" w:themeShade="BF"/>
+          <w:sz w:val="18"/>
+          <w:szCs w:val="18"/>
         </w:rPr>
         <w:t>low product usage leads to churn</w:t>
       </w:r>
@@ -4178,6 +4989,8 @@
         <w:rPr>
           <w:rFonts w:asciiTheme="majorHAnsi" w:eastAsiaTheme="majorEastAsia" w:hAnsiTheme="majorHAnsi" w:cstheme="majorBidi"/>
           <w:color w:val="0F4761" w:themeColor="accent1" w:themeShade="BF"/>
+          <w:sz w:val="18"/>
+          <w:szCs w:val="18"/>
         </w:rPr>
         <w:t>.</w:t>
       </w:r>
@@ -4187,12 +5000,16 @@
         <w:rPr>
           <w:rFonts w:asciiTheme="majorHAnsi" w:eastAsiaTheme="majorEastAsia" w:hAnsiTheme="majorHAnsi" w:cstheme="majorBidi"/>
           <w:color w:val="0F4761" w:themeColor="accent1" w:themeShade="BF"/>
-        </w:rPr>
-      </w:pPr>
-      <w:r>
-        <w:rPr>
-          <w:rFonts w:asciiTheme="majorHAnsi" w:eastAsiaTheme="majorEastAsia" w:hAnsiTheme="majorHAnsi" w:cstheme="majorBidi"/>
-          <w:color w:val="0F4761" w:themeColor="accent1" w:themeShade="BF"/>
+          <w:sz w:val="18"/>
+          <w:szCs w:val="18"/>
+        </w:rPr>
+      </w:pPr>
+      <w:r>
+        <w:rPr>
+          <w:rFonts w:asciiTheme="majorHAnsi" w:eastAsiaTheme="majorEastAsia" w:hAnsiTheme="majorHAnsi" w:cstheme="majorBidi"/>
+          <w:color w:val="0F4761" w:themeColor="accent1" w:themeShade="BF"/>
+          <w:sz w:val="18"/>
+          <w:szCs w:val="18"/>
         </w:rPr>
         <w:pict w14:anchorId="350DCCC1">
           <v:rect id="_x0000_i1352" style="width:0;height:1.5pt" o:hralign="center" o:hrstd="t" o:hr="t" fillcolor="#a0a0a0" stroked="f"/>
@@ -4206,14 +5023,18 @@
           <w:b/>
           <w:bCs/>
           <w:color w:val="0F4761" w:themeColor="accent1" w:themeShade="BF"/>
-        </w:rPr>
-      </w:pPr>
-      <w:r>
-        <w:rPr>
-          <w:rFonts w:asciiTheme="majorHAnsi" w:eastAsiaTheme="majorEastAsia" w:hAnsiTheme="majorHAnsi" w:cstheme="majorBidi"/>
-          <w:b/>
-          <w:bCs/>
-          <w:color w:val="0F4761" w:themeColor="accent1" w:themeShade="BF"/>
+          <w:sz w:val="18"/>
+          <w:szCs w:val="18"/>
+        </w:rPr>
+      </w:pPr>
+      <w:r>
+        <w:rPr>
+          <w:rFonts w:asciiTheme="majorHAnsi" w:eastAsiaTheme="majorEastAsia" w:hAnsiTheme="majorHAnsi" w:cstheme="majorBidi"/>
+          <w:b/>
+          <w:bCs/>
+          <w:color w:val="0F4761" w:themeColor="accent1" w:themeShade="BF"/>
+          <w:sz w:val="18"/>
+          <w:szCs w:val="18"/>
         </w:rPr>
         <w:t>Support Tickets vs Churn</w:t>
       </w:r>
@@ -4223,14 +5044,17 @@
         <w:rPr>
           <w:rFonts w:asciiTheme="majorHAnsi" w:eastAsiaTheme="majorEastAsia" w:hAnsiTheme="majorHAnsi" w:cstheme="majorBidi"/>
           <w:color w:val="0F4761" w:themeColor="accent1" w:themeShade="BF"/>
-        </w:rPr>
-      </w:pPr>
-      <w:r>
-        <w:rPr>
-          <w:rFonts w:asciiTheme="majorHAnsi" w:eastAsiaTheme="majorEastAsia" w:hAnsiTheme="majorHAnsi" w:cstheme="majorBidi"/>
-          <w:color w:val="0F4761" w:themeColor="accent1" w:themeShade="BF"/>
-        </w:rPr>
-        <w:lastRenderedPageBreak/>
+          <w:sz w:val="18"/>
+          <w:szCs w:val="18"/>
+        </w:rPr>
+      </w:pPr>
+      <w:r>
+        <w:rPr>
+          <w:rFonts w:asciiTheme="majorHAnsi" w:eastAsiaTheme="majorEastAsia" w:hAnsiTheme="majorHAnsi" w:cstheme="majorBidi"/>
+          <w:color w:val="0F4761" w:themeColor="accent1" w:themeShade="BF"/>
+          <w:sz w:val="18"/>
+          <w:szCs w:val="18"/>
+        </w:rPr>
         <w:t xml:space="preserve">Tests whether </w:t>
       </w:r>
       <w:r>
@@ -4239,6 +5063,8 @@
           <w:b/>
           <w:bCs/>
           <w:color w:val="0F4761" w:themeColor="accent1" w:themeShade="BF"/>
+          <w:sz w:val="18"/>
+          <w:szCs w:val="18"/>
         </w:rPr>
         <w:t>support issues correlate with churn</w:t>
       </w:r>
@@ -4246,6 +5072,8 @@
         <w:rPr>
           <w:rFonts w:asciiTheme="majorHAnsi" w:eastAsiaTheme="majorEastAsia" w:hAnsiTheme="majorHAnsi" w:cstheme="majorBidi"/>
           <w:color w:val="0F4761" w:themeColor="accent1" w:themeShade="BF"/>
+          <w:sz w:val="18"/>
+          <w:szCs w:val="18"/>
         </w:rPr>
         <w:t>.</w:t>
       </w:r>
@@ -4255,12 +5083,16 @@
         <w:rPr>
           <w:rFonts w:asciiTheme="majorHAnsi" w:eastAsiaTheme="majorEastAsia" w:hAnsiTheme="majorHAnsi" w:cstheme="majorBidi"/>
           <w:color w:val="0F4761" w:themeColor="accent1" w:themeShade="BF"/>
-        </w:rPr>
-      </w:pPr>
-      <w:r>
-        <w:rPr>
-          <w:rFonts w:asciiTheme="majorHAnsi" w:eastAsiaTheme="majorEastAsia" w:hAnsiTheme="majorHAnsi" w:cstheme="majorBidi"/>
-          <w:color w:val="0F4761" w:themeColor="accent1" w:themeShade="BF"/>
+          <w:sz w:val="18"/>
+          <w:szCs w:val="18"/>
+        </w:rPr>
+      </w:pPr>
+      <w:r>
+        <w:rPr>
+          <w:rFonts w:asciiTheme="majorHAnsi" w:eastAsiaTheme="majorEastAsia" w:hAnsiTheme="majorHAnsi" w:cstheme="majorBidi"/>
+          <w:color w:val="0F4761" w:themeColor="accent1" w:themeShade="BF"/>
+          <w:sz w:val="18"/>
+          <w:szCs w:val="18"/>
         </w:rPr>
         <w:pict w14:anchorId="6D74D417">
           <v:rect id="_x0000_i1353" style="width:0;height:1.5pt" o:hralign="center" o:hrstd="t" o:hr="t" fillcolor="#a0a0a0" stroked="f"/>
@@ -4274,14 +5106,18 @@
           <w:b/>
           <w:bCs/>
           <w:color w:val="0F4761" w:themeColor="accent1" w:themeShade="BF"/>
-        </w:rPr>
-      </w:pPr>
-      <w:r>
-        <w:rPr>
-          <w:rFonts w:asciiTheme="majorHAnsi" w:eastAsiaTheme="majorEastAsia" w:hAnsiTheme="majorHAnsi" w:cstheme="majorBidi"/>
-          <w:b/>
-          <w:bCs/>
-          <w:color w:val="0F4761" w:themeColor="accent1" w:themeShade="BF"/>
+          <w:sz w:val="18"/>
+          <w:szCs w:val="18"/>
+        </w:rPr>
+      </w:pPr>
+      <w:r>
+        <w:rPr>
+          <w:rFonts w:asciiTheme="majorHAnsi" w:eastAsiaTheme="majorEastAsia" w:hAnsiTheme="majorHAnsi" w:cstheme="majorBidi"/>
+          <w:b/>
+          <w:bCs/>
+          <w:color w:val="0F4761" w:themeColor="accent1" w:themeShade="BF"/>
+          <w:sz w:val="18"/>
+          <w:szCs w:val="18"/>
         </w:rPr>
         <w:t>Risk Distribution</w:t>
       </w:r>
@@ -4291,12 +5127,16 @@
         <w:rPr>
           <w:rFonts w:asciiTheme="majorHAnsi" w:eastAsiaTheme="majorEastAsia" w:hAnsiTheme="majorHAnsi" w:cstheme="majorBidi"/>
           <w:color w:val="0F4761" w:themeColor="accent1" w:themeShade="BF"/>
-        </w:rPr>
-      </w:pPr>
-      <w:r>
-        <w:rPr>
-          <w:rFonts w:asciiTheme="majorHAnsi" w:eastAsiaTheme="majorEastAsia" w:hAnsiTheme="majorHAnsi" w:cstheme="majorBidi"/>
-          <w:color w:val="0F4761" w:themeColor="accent1" w:themeShade="BF"/>
+          <w:sz w:val="18"/>
+          <w:szCs w:val="18"/>
+        </w:rPr>
+      </w:pPr>
+      <w:r>
+        <w:rPr>
+          <w:rFonts w:asciiTheme="majorHAnsi" w:eastAsiaTheme="majorEastAsia" w:hAnsiTheme="majorHAnsi" w:cstheme="majorBidi"/>
+          <w:color w:val="0F4761" w:themeColor="accent1" w:themeShade="BF"/>
+          <w:sz w:val="18"/>
+          <w:szCs w:val="18"/>
         </w:rPr>
         <w:t xml:space="preserve">Histogram </w:t>
       </w:r>
@@ -4305,6 +5145,8 @@
         <w:rPr>
           <w:rFonts w:asciiTheme="majorHAnsi" w:eastAsiaTheme="majorEastAsia" w:hAnsiTheme="majorHAnsi" w:cstheme="majorBidi"/>
           <w:color w:val="0F4761" w:themeColor="accent1" w:themeShade="BF"/>
+          <w:sz w:val="18"/>
+          <w:szCs w:val="18"/>
         </w:rPr>
         <w:t>showing</w:t>
       </w:r>
@@ -4313,6 +5155,8 @@
         <w:rPr>
           <w:rFonts w:asciiTheme="majorHAnsi" w:eastAsiaTheme="majorEastAsia" w:hAnsiTheme="majorHAnsi" w:cstheme="majorBidi"/>
           <w:color w:val="0F4761" w:themeColor="accent1" w:themeShade="BF"/>
+          <w:sz w:val="18"/>
+          <w:szCs w:val="18"/>
         </w:rPr>
         <w:t xml:space="preserve"> churn risk across customers.</w:t>
       </w:r>
@@ -4322,12 +5166,16 @@
         <w:rPr>
           <w:rFonts w:asciiTheme="majorHAnsi" w:eastAsiaTheme="majorEastAsia" w:hAnsiTheme="majorHAnsi" w:cstheme="majorBidi"/>
           <w:color w:val="0F4761" w:themeColor="accent1" w:themeShade="BF"/>
-        </w:rPr>
-      </w:pPr>
-      <w:r>
-        <w:rPr>
-          <w:rFonts w:asciiTheme="majorHAnsi" w:eastAsiaTheme="majorEastAsia" w:hAnsiTheme="majorHAnsi" w:cstheme="majorBidi"/>
-          <w:color w:val="0F4761" w:themeColor="accent1" w:themeShade="BF"/>
+          <w:sz w:val="18"/>
+          <w:szCs w:val="18"/>
+        </w:rPr>
+      </w:pPr>
+      <w:r>
+        <w:rPr>
+          <w:rFonts w:asciiTheme="majorHAnsi" w:eastAsiaTheme="majorEastAsia" w:hAnsiTheme="majorHAnsi" w:cstheme="majorBidi"/>
+          <w:color w:val="0F4761" w:themeColor="accent1" w:themeShade="BF"/>
+          <w:sz w:val="18"/>
+          <w:szCs w:val="18"/>
         </w:rPr>
         <w:pict w14:anchorId="35F9573D">
           <v:rect id="_x0000_i1354" style="width:0;height:1.5pt" o:hralign="center" o:hrstd="t" o:hr="t" fillcolor="#a0a0a0" stroked="f"/>
@@ -4341,14 +5189,18 @@
           <w:b/>
           <w:bCs/>
           <w:color w:val="0F4761" w:themeColor="accent1" w:themeShade="BF"/>
-        </w:rPr>
-      </w:pPr>
-      <w:r>
-        <w:rPr>
-          <w:rFonts w:asciiTheme="majorHAnsi" w:eastAsiaTheme="majorEastAsia" w:hAnsiTheme="majorHAnsi" w:cstheme="majorBidi"/>
-          <w:b/>
-          <w:bCs/>
-          <w:color w:val="0F4761" w:themeColor="accent1" w:themeShade="BF"/>
+          <w:sz w:val="18"/>
+          <w:szCs w:val="18"/>
+        </w:rPr>
+      </w:pPr>
+      <w:r>
+        <w:rPr>
+          <w:rFonts w:asciiTheme="majorHAnsi" w:eastAsiaTheme="majorEastAsia" w:hAnsiTheme="majorHAnsi" w:cstheme="majorBidi"/>
+          <w:b/>
+          <w:bCs/>
+          <w:color w:val="0F4761" w:themeColor="accent1" w:themeShade="BF"/>
+          <w:sz w:val="18"/>
+          <w:szCs w:val="18"/>
         </w:rPr>
         <w:t>High Risk Accounts</w:t>
       </w:r>
@@ -4358,12 +5210,16 @@
         <w:rPr>
           <w:rFonts w:asciiTheme="majorHAnsi" w:eastAsiaTheme="majorEastAsia" w:hAnsiTheme="majorHAnsi" w:cstheme="majorBidi"/>
           <w:color w:val="0F4761" w:themeColor="accent1" w:themeShade="BF"/>
-        </w:rPr>
-      </w:pPr>
-      <w:r>
-        <w:rPr>
-          <w:rFonts w:asciiTheme="majorHAnsi" w:eastAsiaTheme="majorEastAsia" w:hAnsiTheme="majorHAnsi" w:cstheme="majorBidi"/>
-          <w:color w:val="0F4761" w:themeColor="accent1" w:themeShade="BF"/>
+          <w:sz w:val="18"/>
+          <w:szCs w:val="18"/>
+        </w:rPr>
+      </w:pPr>
+      <w:r>
+        <w:rPr>
+          <w:rFonts w:asciiTheme="majorHAnsi" w:eastAsiaTheme="majorEastAsia" w:hAnsiTheme="majorHAnsi" w:cstheme="majorBidi"/>
+          <w:color w:val="0F4761" w:themeColor="accent1" w:themeShade="BF"/>
+          <w:sz w:val="18"/>
+          <w:szCs w:val="18"/>
         </w:rPr>
         <w:t>Lists customers most likely to churn.</w:t>
       </w:r>
@@ -4373,12 +5229,16 @@
         <w:rPr>
           <w:rFonts w:asciiTheme="majorHAnsi" w:eastAsiaTheme="majorEastAsia" w:hAnsiTheme="majorHAnsi" w:cstheme="majorBidi"/>
           <w:color w:val="0F4761" w:themeColor="accent1" w:themeShade="BF"/>
-        </w:rPr>
-      </w:pPr>
-      <w:r>
-        <w:rPr>
-          <w:rFonts w:asciiTheme="majorHAnsi" w:eastAsiaTheme="majorEastAsia" w:hAnsiTheme="majorHAnsi" w:cstheme="majorBidi"/>
-          <w:color w:val="0F4761" w:themeColor="accent1" w:themeShade="BF"/>
+          <w:sz w:val="18"/>
+          <w:szCs w:val="18"/>
+        </w:rPr>
+      </w:pPr>
+      <w:r>
+        <w:rPr>
+          <w:rFonts w:asciiTheme="majorHAnsi" w:eastAsiaTheme="majorEastAsia" w:hAnsiTheme="majorHAnsi" w:cstheme="majorBidi"/>
+          <w:color w:val="0F4761" w:themeColor="accent1" w:themeShade="BF"/>
+          <w:sz w:val="18"/>
+          <w:szCs w:val="18"/>
         </w:rPr>
         <w:t xml:space="preserve">Useful for </w:t>
       </w:r>
@@ -4388,6 +5248,8 @@
           <w:b/>
           <w:bCs/>
           <w:color w:val="0F4761" w:themeColor="accent1" w:themeShade="BF"/>
+          <w:sz w:val="18"/>
+          <w:szCs w:val="18"/>
         </w:rPr>
         <w:t>customer success teams</w:t>
       </w:r>
@@ -4395,6 +5257,8 @@
         <w:rPr>
           <w:rFonts w:asciiTheme="majorHAnsi" w:eastAsiaTheme="majorEastAsia" w:hAnsiTheme="majorHAnsi" w:cstheme="majorBidi"/>
           <w:color w:val="0F4761" w:themeColor="accent1" w:themeShade="BF"/>
+          <w:sz w:val="18"/>
+          <w:szCs w:val="18"/>
         </w:rPr>
         <w:t>.</w:t>
       </w:r>
@@ -4404,12 +5268,16 @@
         <w:rPr>
           <w:rFonts w:asciiTheme="majorHAnsi" w:eastAsiaTheme="majorEastAsia" w:hAnsiTheme="majorHAnsi" w:cstheme="majorBidi"/>
           <w:color w:val="0F4761" w:themeColor="accent1" w:themeShade="BF"/>
-        </w:rPr>
-      </w:pPr>
-      <w:r>
-        <w:rPr>
-          <w:rFonts w:asciiTheme="majorHAnsi" w:eastAsiaTheme="majorEastAsia" w:hAnsiTheme="majorHAnsi" w:cstheme="majorBidi"/>
-          <w:color w:val="0F4761" w:themeColor="accent1" w:themeShade="BF"/>
+          <w:sz w:val="18"/>
+          <w:szCs w:val="18"/>
+        </w:rPr>
+      </w:pPr>
+      <w:r>
+        <w:rPr>
+          <w:rFonts w:asciiTheme="majorHAnsi" w:eastAsiaTheme="majorEastAsia" w:hAnsiTheme="majorHAnsi" w:cstheme="majorBidi"/>
+          <w:color w:val="0F4761" w:themeColor="accent1" w:themeShade="BF"/>
+          <w:sz w:val="18"/>
+          <w:szCs w:val="18"/>
         </w:rPr>
         <w:pict w14:anchorId="399493C1">
           <v:rect id="_x0000_i1355" style="width:0;height:1.5pt" o:hralign="center" o:hrstd="t" o:hr="t" fillcolor="#a0a0a0" stroked="f"/>
@@ -4423,14 +5291,18 @@
           <w:b/>
           <w:bCs/>
           <w:color w:val="0F4761" w:themeColor="accent1" w:themeShade="BF"/>
-        </w:rPr>
-      </w:pPr>
-      <w:r>
-        <w:rPr>
-          <w:rFonts w:asciiTheme="majorHAnsi" w:eastAsiaTheme="majorEastAsia" w:hAnsiTheme="majorHAnsi" w:cstheme="majorBidi"/>
-          <w:b/>
-          <w:bCs/>
-          <w:color w:val="0F4761" w:themeColor="accent1" w:themeShade="BF"/>
+          <w:sz w:val="18"/>
+          <w:szCs w:val="18"/>
+        </w:rPr>
+      </w:pPr>
+      <w:r>
+        <w:rPr>
+          <w:rFonts w:asciiTheme="majorHAnsi" w:eastAsiaTheme="majorEastAsia" w:hAnsiTheme="majorHAnsi" w:cstheme="majorBidi"/>
+          <w:b/>
+          <w:bCs/>
+          <w:color w:val="0F4761" w:themeColor="accent1" w:themeShade="BF"/>
+          <w:sz w:val="18"/>
+          <w:szCs w:val="18"/>
         </w:rPr>
         <w:t>8. Retention Campaign A/B Test</w:t>
       </w:r>
@@ -4440,12 +5312,16 @@
         <w:rPr>
           <w:rFonts w:asciiTheme="majorHAnsi" w:eastAsiaTheme="majorEastAsia" w:hAnsiTheme="majorHAnsi" w:cstheme="majorBidi"/>
           <w:color w:val="0F4761" w:themeColor="accent1" w:themeShade="BF"/>
-        </w:rPr>
-      </w:pPr>
-      <w:r>
-        <w:rPr>
-          <w:rFonts w:asciiTheme="majorHAnsi" w:eastAsiaTheme="majorEastAsia" w:hAnsiTheme="majorHAnsi" w:cstheme="majorBidi"/>
-          <w:color w:val="0F4761" w:themeColor="accent1" w:themeShade="BF"/>
+          <w:sz w:val="18"/>
+          <w:szCs w:val="18"/>
+        </w:rPr>
+      </w:pPr>
+      <w:r>
+        <w:rPr>
+          <w:rFonts w:asciiTheme="majorHAnsi" w:eastAsiaTheme="majorEastAsia" w:hAnsiTheme="majorHAnsi" w:cstheme="majorBidi"/>
+          <w:color w:val="0F4761" w:themeColor="accent1" w:themeShade="BF"/>
+          <w:sz w:val="18"/>
+          <w:szCs w:val="18"/>
         </w:rPr>
         <w:t>You simulated a retention experiment.</w:t>
       </w:r>
@@ -4455,12 +5331,16 @@
         <w:rPr>
           <w:rFonts w:asciiTheme="majorHAnsi" w:eastAsiaTheme="majorEastAsia" w:hAnsiTheme="majorHAnsi" w:cstheme="majorBidi"/>
           <w:color w:val="0F4761" w:themeColor="accent1" w:themeShade="BF"/>
-        </w:rPr>
-      </w:pPr>
-      <w:r>
-        <w:rPr>
-          <w:rFonts w:asciiTheme="majorHAnsi" w:eastAsiaTheme="majorEastAsia" w:hAnsiTheme="majorHAnsi" w:cstheme="majorBidi"/>
-          <w:color w:val="0F4761" w:themeColor="accent1" w:themeShade="BF"/>
+          <w:sz w:val="18"/>
+          <w:szCs w:val="18"/>
+        </w:rPr>
+      </w:pPr>
+      <w:r>
+        <w:rPr>
+          <w:rFonts w:asciiTheme="majorHAnsi" w:eastAsiaTheme="majorEastAsia" w:hAnsiTheme="majorHAnsi" w:cstheme="majorBidi"/>
+          <w:color w:val="0F4761" w:themeColor="accent1" w:themeShade="BF"/>
+          <w:sz w:val="18"/>
+          <w:szCs w:val="18"/>
         </w:rPr>
         <w:t>Steps:</w:t>
       </w:r>
@@ -4472,14 +5352,18 @@
           <w:b/>
           <w:bCs/>
           <w:color w:val="0F4761" w:themeColor="accent1" w:themeShade="BF"/>
-        </w:rPr>
-      </w:pPr>
-      <w:r>
-        <w:rPr>
-          <w:rFonts w:asciiTheme="majorHAnsi" w:eastAsiaTheme="majorEastAsia" w:hAnsiTheme="majorHAnsi" w:cstheme="majorBidi"/>
-          <w:b/>
-          <w:bCs/>
-          <w:color w:val="0F4761" w:themeColor="accent1" w:themeShade="BF"/>
+          <w:sz w:val="18"/>
+          <w:szCs w:val="18"/>
+        </w:rPr>
+      </w:pPr>
+      <w:r>
+        <w:rPr>
+          <w:rFonts w:asciiTheme="majorHAnsi" w:eastAsiaTheme="majorEastAsia" w:hAnsiTheme="majorHAnsi" w:cstheme="majorBidi"/>
+          <w:b/>
+          <w:bCs/>
+          <w:color w:val="0F4761" w:themeColor="accent1" w:themeShade="BF"/>
+          <w:sz w:val="18"/>
+          <w:szCs w:val="18"/>
         </w:rPr>
         <w:t>Step 1</w:t>
       </w:r>
@@ -4489,12 +5373,16 @@
         <w:rPr>
           <w:rFonts w:asciiTheme="majorHAnsi" w:eastAsiaTheme="majorEastAsia" w:hAnsiTheme="majorHAnsi" w:cstheme="majorBidi"/>
           <w:color w:val="0F4761" w:themeColor="accent1" w:themeShade="BF"/>
-        </w:rPr>
-      </w:pPr>
-      <w:r>
-        <w:rPr>
-          <w:rFonts w:asciiTheme="majorHAnsi" w:eastAsiaTheme="majorEastAsia" w:hAnsiTheme="majorHAnsi" w:cstheme="majorBidi"/>
-          <w:color w:val="0F4761" w:themeColor="accent1" w:themeShade="BF"/>
+          <w:sz w:val="18"/>
+          <w:szCs w:val="18"/>
+        </w:rPr>
+      </w:pPr>
+      <w:r>
+        <w:rPr>
+          <w:rFonts w:asciiTheme="majorHAnsi" w:eastAsiaTheme="majorEastAsia" w:hAnsiTheme="majorHAnsi" w:cstheme="majorBidi"/>
+          <w:color w:val="0F4761" w:themeColor="accent1" w:themeShade="BF"/>
+          <w:sz w:val="18"/>
+          <w:szCs w:val="18"/>
         </w:rPr>
         <w:t>Select high-risk customers:</w:t>
       </w:r>
@@ -4504,6 +5392,8 @@
         <w:rPr>
           <w:rFonts w:asciiTheme="majorHAnsi" w:eastAsiaTheme="majorEastAsia" w:hAnsiTheme="majorHAnsi" w:cstheme="majorBidi"/>
           <w:color w:val="0F4761" w:themeColor="accent1" w:themeShade="BF"/>
+          <w:sz w:val="18"/>
+          <w:szCs w:val="18"/>
         </w:rPr>
       </w:pPr>
       <w:proofErr w:type="spellStart"/>
@@ -4511,6 +5401,8 @@
         <w:rPr>
           <w:rFonts w:asciiTheme="majorHAnsi" w:eastAsiaTheme="majorEastAsia" w:hAnsiTheme="majorHAnsi" w:cstheme="majorBidi"/>
           <w:color w:val="0F4761" w:themeColor="accent1" w:themeShade="BF"/>
+          <w:sz w:val="18"/>
+          <w:szCs w:val="18"/>
         </w:rPr>
         <w:t>risk_score</w:t>
       </w:r>
@@ -4519,6 +5411,8 @@
         <w:rPr>
           <w:rFonts w:asciiTheme="majorHAnsi" w:eastAsiaTheme="majorEastAsia" w:hAnsiTheme="majorHAnsi" w:cstheme="majorBidi"/>
           <w:color w:val="0F4761" w:themeColor="accent1" w:themeShade="BF"/>
+          <w:sz w:val="18"/>
+          <w:szCs w:val="18"/>
         </w:rPr>
         <w:t xml:space="preserve"> &gt; 0.6</w:t>
       </w:r>
@@ -4528,12 +5422,16 @@
         <w:rPr>
           <w:rFonts w:asciiTheme="majorHAnsi" w:eastAsiaTheme="majorEastAsia" w:hAnsiTheme="majorHAnsi" w:cstheme="majorBidi"/>
           <w:color w:val="0F4761" w:themeColor="accent1" w:themeShade="BF"/>
-        </w:rPr>
-      </w:pPr>
-      <w:r>
-        <w:rPr>
-          <w:rFonts w:asciiTheme="majorHAnsi" w:eastAsiaTheme="majorEastAsia" w:hAnsiTheme="majorHAnsi" w:cstheme="majorBidi"/>
-          <w:color w:val="0F4761" w:themeColor="accent1" w:themeShade="BF"/>
+          <w:sz w:val="18"/>
+          <w:szCs w:val="18"/>
+        </w:rPr>
+      </w:pPr>
+      <w:r>
+        <w:rPr>
+          <w:rFonts w:asciiTheme="majorHAnsi" w:eastAsiaTheme="majorEastAsia" w:hAnsiTheme="majorHAnsi" w:cstheme="majorBidi"/>
+          <w:color w:val="0F4761" w:themeColor="accent1" w:themeShade="BF"/>
+          <w:sz w:val="18"/>
+          <w:szCs w:val="18"/>
         </w:rPr>
         <w:pict w14:anchorId="13F52FBA">
           <v:rect id="_x0000_i1356" style="width:0;height:1.5pt" o:hralign="center" o:hrstd="t" o:hr="t" fillcolor="#a0a0a0" stroked="f"/>
@@ -4547,14 +5445,18 @@
           <w:b/>
           <w:bCs/>
           <w:color w:val="0F4761" w:themeColor="accent1" w:themeShade="BF"/>
-        </w:rPr>
-      </w:pPr>
-      <w:r>
-        <w:rPr>
-          <w:rFonts w:asciiTheme="majorHAnsi" w:eastAsiaTheme="majorEastAsia" w:hAnsiTheme="majorHAnsi" w:cstheme="majorBidi"/>
-          <w:b/>
-          <w:bCs/>
-          <w:color w:val="0F4761" w:themeColor="accent1" w:themeShade="BF"/>
+          <w:sz w:val="18"/>
+          <w:szCs w:val="18"/>
+        </w:rPr>
+      </w:pPr>
+      <w:r>
+        <w:rPr>
+          <w:rFonts w:asciiTheme="majorHAnsi" w:eastAsiaTheme="majorEastAsia" w:hAnsiTheme="majorHAnsi" w:cstheme="majorBidi"/>
+          <w:b/>
+          <w:bCs/>
+          <w:color w:val="0F4761" w:themeColor="accent1" w:themeShade="BF"/>
+          <w:sz w:val="18"/>
+          <w:szCs w:val="18"/>
         </w:rPr>
         <w:t>Step 2</w:t>
       </w:r>
@@ -4564,12 +5466,16 @@
         <w:rPr>
           <w:rFonts w:asciiTheme="majorHAnsi" w:eastAsiaTheme="majorEastAsia" w:hAnsiTheme="majorHAnsi" w:cstheme="majorBidi"/>
           <w:color w:val="0F4761" w:themeColor="accent1" w:themeShade="BF"/>
-        </w:rPr>
-      </w:pPr>
-      <w:r>
-        <w:rPr>
-          <w:rFonts w:asciiTheme="majorHAnsi" w:eastAsiaTheme="majorEastAsia" w:hAnsiTheme="majorHAnsi" w:cstheme="majorBidi"/>
-          <w:color w:val="0F4761" w:themeColor="accent1" w:themeShade="BF"/>
+          <w:sz w:val="18"/>
+          <w:szCs w:val="18"/>
+        </w:rPr>
+      </w:pPr>
+      <w:r>
+        <w:rPr>
+          <w:rFonts w:asciiTheme="majorHAnsi" w:eastAsiaTheme="majorEastAsia" w:hAnsiTheme="majorHAnsi" w:cstheme="majorBidi"/>
+          <w:color w:val="0F4761" w:themeColor="accent1" w:themeShade="BF"/>
+          <w:sz w:val="18"/>
+          <w:szCs w:val="18"/>
         </w:rPr>
         <w:t>Split into two groups:</w:t>
       </w:r>
@@ -4579,12 +5485,16 @@
         <w:rPr>
           <w:rFonts w:asciiTheme="majorHAnsi" w:eastAsiaTheme="majorEastAsia" w:hAnsiTheme="majorHAnsi" w:cstheme="majorBidi"/>
           <w:color w:val="0F4761" w:themeColor="accent1" w:themeShade="BF"/>
-        </w:rPr>
-      </w:pPr>
-      <w:r>
-        <w:rPr>
-          <w:rFonts w:asciiTheme="majorHAnsi" w:eastAsiaTheme="majorEastAsia" w:hAnsiTheme="majorHAnsi" w:cstheme="majorBidi"/>
-          <w:color w:val="0F4761" w:themeColor="accent1" w:themeShade="BF"/>
+          <w:sz w:val="18"/>
+          <w:szCs w:val="18"/>
+        </w:rPr>
+      </w:pPr>
+      <w:r>
+        <w:rPr>
+          <w:rFonts w:asciiTheme="majorHAnsi" w:eastAsiaTheme="majorEastAsia" w:hAnsiTheme="majorHAnsi" w:cstheme="majorBidi"/>
+          <w:color w:val="0F4761" w:themeColor="accent1" w:themeShade="BF"/>
+          <w:sz w:val="18"/>
+          <w:szCs w:val="18"/>
         </w:rPr>
         <w:t>Control</w:t>
       </w:r>
@@ -4592,6 +5502,8 @@
         <w:rPr>
           <w:rFonts w:asciiTheme="majorHAnsi" w:eastAsiaTheme="majorEastAsia" w:hAnsiTheme="majorHAnsi" w:cstheme="majorBidi"/>
           <w:color w:val="0F4761" w:themeColor="accent1" w:themeShade="BF"/>
+          <w:sz w:val="18"/>
+          <w:szCs w:val="18"/>
         </w:rPr>
         <w:br/>
         <w:t>Treatment</w:t>
@@ -4602,12 +5514,16 @@
         <w:rPr>
           <w:rFonts w:asciiTheme="majorHAnsi" w:eastAsiaTheme="majorEastAsia" w:hAnsiTheme="majorHAnsi" w:cstheme="majorBidi"/>
           <w:color w:val="0F4761" w:themeColor="accent1" w:themeShade="BF"/>
-        </w:rPr>
-      </w:pPr>
-      <w:r>
-        <w:rPr>
-          <w:rFonts w:asciiTheme="majorHAnsi" w:eastAsiaTheme="majorEastAsia" w:hAnsiTheme="majorHAnsi" w:cstheme="majorBidi"/>
-          <w:color w:val="0F4761" w:themeColor="accent1" w:themeShade="BF"/>
+          <w:sz w:val="18"/>
+          <w:szCs w:val="18"/>
+        </w:rPr>
+      </w:pPr>
+      <w:r>
+        <w:rPr>
+          <w:rFonts w:asciiTheme="majorHAnsi" w:eastAsiaTheme="majorEastAsia" w:hAnsiTheme="majorHAnsi" w:cstheme="majorBidi"/>
+          <w:color w:val="0F4761" w:themeColor="accent1" w:themeShade="BF"/>
+          <w:sz w:val="18"/>
+          <w:szCs w:val="18"/>
         </w:rPr>
         <w:pict w14:anchorId="4034B987">
           <v:rect id="_x0000_i1357" style="width:0;height:1.5pt" o:hralign="center" o:hrstd="t" o:hr="t" fillcolor="#a0a0a0" stroked="f"/>
@@ -4621,14 +5537,18 @@
           <w:b/>
           <w:bCs/>
           <w:color w:val="0F4761" w:themeColor="accent1" w:themeShade="BF"/>
-        </w:rPr>
-      </w:pPr>
-      <w:r>
-        <w:rPr>
-          <w:rFonts w:asciiTheme="majorHAnsi" w:eastAsiaTheme="majorEastAsia" w:hAnsiTheme="majorHAnsi" w:cstheme="majorBidi"/>
-          <w:b/>
-          <w:bCs/>
-          <w:color w:val="0F4761" w:themeColor="accent1" w:themeShade="BF"/>
+          <w:sz w:val="18"/>
+          <w:szCs w:val="18"/>
+        </w:rPr>
+      </w:pPr>
+      <w:r>
+        <w:rPr>
+          <w:rFonts w:asciiTheme="majorHAnsi" w:eastAsiaTheme="majorEastAsia" w:hAnsiTheme="majorHAnsi" w:cstheme="majorBidi"/>
+          <w:b/>
+          <w:bCs/>
+          <w:color w:val="0F4761" w:themeColor="accent1" w:themeShade="BF"/>
+          <w:sz w:val="18"/>
+          <w:szCs w:val="18"/>
         </w:rPr>
         <w:t>Step 3</w:t>
       </w:r>
@@ -4638,12 +5558,16 @@
         <w:rPr>
           <w:rFonts w:asciiTheme="majorHAnsi" w:eastAsiaTheme="majorEastAsia" w:hAnsiTheme="majorHAnsi" w:cstheme="majorBidi"/>
           <w:color w:val="0F4761" w:themeColor="accent1" w:themeShade="BF"/>
-        </w:rPr>
-      </w:pPr>
-      <w:r>
-        <w:rPr>
-          <w:rFonts w:asciiTheme="majorHAnsi" w:eastAsiaTheme="majorEastAsia" w:hAnsiTheme="majorHAnsi" w:cstheme="majorBidi"/>
-          <w:color w:val="0F4761" w:themeColor="accent1" w:themeShade="BF"/>
+          <w:sz w:val="18"/>
+          <w:szCs w:val="18"/>
+        </w:rPr>
+      </w:pPr>
+      <w:r>
+        <w:rPr>
+          <w:rFonts w:asciiTheme="majorHAnsi" w:eastAsiaTheme="majorEastAsia" w:hAnsiTheme="majorHAnsi" w:cstheme="majorBidi"/>
+          <w:color w:val="0F4761" w:themeColor="accent1" w:themeShade="BF"/>
+          <w:sz w:val="18"/>
+          <w:szCs w:val="18"/>
         </w:rPr>
         <w:t>Simulate intervention.</w:t>
       </w:r>
@@ -4653,12 +5577,16 @@
         <w:rPr>
           <w:rFonts w:asciiTheme="majorHAnsi" w:eastAsiaTheme="majorEastAsia" w:hAnsiTheme="majorHAnsi" w:cstheme="majorBidi"/>
           <w:color w:val="0F4761" w:themeColor="accent1" w:themeShade="BF"/>
-        </w:rPr>
-      </w:pPr>
-      <w:r>
-        <w:rPr>
-          <w:rFonts w:asciiTheme="majorHAnsi" w:eastAsiaTheme="majorEastAsia" w:hAnsiTheme="majorHAnsi" w:cstheme="majorBidi"/>
-          <w:color w:val="0F4761" w:themeColor="accent1" w:themeShade="BF"/>
+          <w:sz w:val="18"/>
+          <w:szCs w:val="18"/>
+        </w:rPr>
+      </w:pPr>
+      <w:r>
+        <w:rPr>
+          <w:rFonts w:asciiTheme="majorHAnsi" w:eastAsiaTheme="majorEastAsia" w:hAnsiTheme="majorHAnsi" w:cstheme="majorBidi"/>
+          <w:color w:val="0F4761" w:themeColor="accent1" w:themeShade="BF"/>
+          <w:sz w:val="18"/>
+          <w:szCs w:val="18"/>
         </w:rPr>
         <w:t>Example:</w:t>
       </w:r>
@@ -4668,12 +5596,16 @@
         <w:rPr>
           <w:rFonts w:asciiTheme="majorHAnsi" w:eastAsiaTheme="majorEastAsia" w:hAnsiTheme="majorHAnsi" w:cstheme="majorBidi"/>
           <w:color w:val="0F4761" w:themeColor="accent1" w:themeShade="BF"/>
-        </w:rPr>
-      </w:pPr>
-      <w:r>
-        <w:rPr>
-          <w:rFonts w:asciiTheme="majorHAnsi" w:eastAsiaTheme="majorEastAsia" w:hAnsiTheme="majorHAnsi" w:cstheme="majorBidi"/>
-          <w:color w:val="0F4761" w:themeColor="accent1" w:themeShade="BF"/>
+          <w:sz w:val="18"/>
+          <w:szCs w:val="18"/>
+        </w:rPr>
+      </w:pPr>
+      <w:r>
+        <w:rPr>
+          <w:rFonts w:asciiTheme="majorHAnsi" w:eastAsiaTheme="majorEastAsia" w:hAnsiTheme="majorHAnsi" w:cstheme="majorBidi"/>
+          <w:color w:val="0F4761" w:themeColor="accent1" w:themeShade="BF"/>
+          <w:sz w:val="18"/>
+          <w:szCs w:val="18"/>
         </w:rPr>
         <w:t>discount offer</w:t>
       </w:r>
@@ -4681,6 +5613,8 @@
         <w:rPr>
           <w:rFonts w:asciiTheme="majorHAnsi" w:eastAsiaTheme="majorEastAsia" w:hAnsiTheme="majorHAnsi" w:cstheme="majorBidi"/>
           <w:color w:val="0F4761" w:themeColor="accent1" w:themeShade="BF"/>
+          <w:sz w:val="18"/>
+          <w:szCs w:val="18"/>
         </w:rPr>
         <w:br/>
         <w:t>customer success outreach</w:t>
@@ -4691,12 +5625,16 @@
         <w:rPr>
           <w:rFonts w:asciiTheme="majorHAnsi" w:eastAsiaTheme="majorEastAsia" w:hAnsiTheme="majorHAnsi" w:cstheme="majorBidi"/>
           <w:color w:val="0F4761" w:themeColor="accent1" w:themeShade="BF"/>
-        </w:rPr>
-      </w:pPr>
-      <w:r>
-        <w:rPr>
-          <w:rFonts w:asciiTheme="majorHAnsi" w:eastAsiaTheme="majorEastAsia" w:hAnsiTheme="majorHAnsi" w:cstheme="majorBidi"/>
-          <w:color w:val="0F4761" w:themeColor="accent1" w:themeShade="BF"/>
+          <w:sz w:val="18"/>
+          <w:szCs w:val="18"/>
+        </w:rPr>
+      </w:pPr>
+      <w:r>
+        <w:rPr>
+          <w:rFonts w:asciiTheme="majorHAnsi" w:eastAsiaTheme="majorEastAsia" w:hAnsiTheme="majorHAnsi" w:cstheme="majorBidi"/>
+          <w:color w:val="0F4761" w:themeColor="accent1" w:themeShade="BF"/>
+          <w:sz w:val="18"/>
+          <w:szCs w:val="18"/>
         </w:rPr>
         <w:pict w14:anchorId="41BE4A68">
           <v:rect id="_x0000_i1358" style="width:0;height:1.5pt" o:hralign="center" o:hrstd="t" o:hr="t" fillcolor="#a0a0a0" stroked="f"/>
@@ -4710,16 +5648,19 @@
           <w:b/>
           <w:bCs/>
           <w:color w:val="0F4761" w:themeColor="accent1" w:themeShade="BF"/>
-        </w:rPr>
-      </w:pPr>
-      <w:r>
-        <w:rPr>
-          <w:rFonts w:asciiTheme="majorHAnsi" w:eastAsiaTheme="majorEastAsia" w:hAnsiTheme="majorHAnsi" w:cstheme="majorBidi"/>
-          <w:b/>
-          <w:bCs/>
-          <w:color w:val="0F4761" w:themeColor="accent1" w:themeShade="BF"/>
-        </w:rPr>
-        <w:lastRenderedPageBreak/>
+          <w:sz w:val="18"/>
+          <w:szCs w:val="18"/>
+        </w:rPr>
+      </w:pPr>
+      <w:r>
+        <w:rPr>
+          <w:rFonts w:asciiTheme="majorHAnsi" w:eastAsiaTheme="majorEastAsia" w:hAnsiTheme="majorHAnsi" w:cstheme="majorBidi"/>
+          <w:b/>
+          <w:bCs/>
+          <w:color w:val="0F4761" w:themeColor="accent1" w:themeShade="BF"/>
+          <w:sz w:val="18"/>
+          <w:szCs w:val="18"/>
+        </w:rPr>
         <w:t>Step 4</w:t>
       </w:r>
     </w:p>
@@ -4728,12 +5669,16 @@
         <w:rPr>
           <w:rFonts w:asciiTheme="majorHAnsi" w:eastAsiaTheme="majorEastAsia" w:hAnsiTheme="majorHAnsi" w:cstheme="majorBidi"/>
           <w:color w:val="0F4761" w:themeColor="accent1" w:themeShade="BF"/>
-        </w:rPr>
-      </w:pPr>
-      <w:r>
-        <w:rPr>
-          <w:rFonts w:asciiTheme="majorHAnsi" w:eastAsiaTheme="majorEastAsia" w:hAnsiTheme="majorHAnsi" w:cstheme="majorBidi"/>
-          <w:color w:val="0F4761" w:themeColor="accent1" w:themeShade="BF"/>
+          <w:sz w:val="18"/>
+          <w:szCs w:val="18"/>
+        </w:rPr>
+      </w:pPr>
+      <w:r>
+        <w:rPr>
+          <w:rFonts w:asciiTheme="majorHAnsi" w:eastAsiaTheme="majorEastAsia" w:hAnsiTheme="majorHAnsi" w:cstheme="majorBidi"/>
+          <w:color w:val="0F4761" w:themeColor="accent1" w:themeShade="BF"/>
+          <w:sz w:val="18"/>
+          <w:szCs w:val="18"/>
         </w:rPr>
         <w:t>Estimate impact:</w:t>
       </w:r>
@@ -4743,12 +5688,16 @@
         <w:rPr>
           <w:rFonts w:asciiTheme="majorHAnsi" w:eastAsiaTheme="majorEastAsia" w:hAnsiTheme="majorHAnsi" w:cstheme="majorBidi"/>
           <w:color w:val="0F4761" w:themeColor="accent1" w:themeShade="BF"/>
-        </w:rPr>
-      </w:pPr>
-      <w:r>
-        <w:rPr>
-          <w:rFonts w:asciiTheme="majorHAnsi" w:eastAsiaTheme="majorEastAsia" w:hAnsiTheme="majorHAnsi" w:cstheme="majorBidi"/>
-          <w:color w:val="0F4761" w:themeColor="accent1" w:themeShade="BF"/>
+          <w:sz w:val="18"/>
+          <w:szCs w:val="18"/>
+        </w:rPr>
+      </w:pPr>
+      <w:r>
+        <w:rPr>
+          <w:rFonts w:asciiTheme="majorHAnsi" w:eastAsiaTheme="majorEastAsia" w:hAnsiTheme="majorHAnsi" w:cstheme="majorBidi"/>
+          <w:color w:val="0F4761" w:themeColor="accent1" w:themeShade="BF"/>
+          <w:sz w:val="18"/>
+          <w:szCs w:val="18"/>
         </w:rPr>
         <w:t>churn reduction</w:t>
       </w:r>
@@ -4756,6 +5705,8 @@
         <w:rPr>
           <w:rFonts w:asciiTheme="majorHAnsi" w:eastAsiaTheme="majorEastAsia" w:hAnsiTheme="majorHAnsi" w:cstheme="majorBidi"/>
           <w:color w:val="0F4761" w:themeColor="accent1" w:themeShade="BF"/>
+          <w:sz w:val="18"/>
+          <w:szCs w:val="18"/>
         </w:rPr>
         <w:br/>
         <w:t>revenue saved</w:t>
@@ -4766,12 +5717,16 @@
         <w:rPr>
           <w:rFonts w:asciiTheme="majorHAnsi" w:eastAsiaTheme="majorEastAsia" w:hAnsiTheme="majorHAnsi" w:cstheme="majorBidi"/>
           <w:color w:val="0F4761" w:themeColor="accent1" w:themeShade="BF"/>
-        </w:rPr>
-      </w:pPr>
-      <w:r>
-        <w:rPr>
-          <w:rFonts w:asciiTheme="majorHAnsi" w:eastAsiaTheme="majorEastAsia" w:hAnsiTheme="majorHAnsi" w:cstheme="majorBidi"/>
-          <w:color w:val="0F4761" w:themeColor="accent1" w:themeShade="BF"/>
+          <w:sz w:val="18"/>
+          <w:szCs w:val="18"/>
+        </w:rPr>
+      </w:pPr>
+      <w:r>
+        <w:rPr>
+          <w:rFonts w:asciiTheme="majorHAnsi" w:eastAsiaTheme="majorEastAsia" w:hAnsiTheme="majorHAnsi" w:cstheme="majorBidi"/>
+          <w:color w:val="0F4761" w:themeColor="accent1" w:themeShade="BF"/>
+          <w:sz w:val="18"/>
+          <w:szCs w:val="18"/>
         </w:rPr>
         <w:t xml:space="preserve">This shows how ML predictions can support </w:t>
       </w:r>
@@ -4781,6 +5736,8 @@
           <w:b/>
           <w:bCs/>
           <w:color w:val="0F4761" w:themeColor="accent1" w:themeShade="BF"/>
+          <w:sz w:val="18"/>
+          <w:szCs w:val="18"/>
         </w:rPr>
         <w:t>business decision making</w:t>
       </w:r>
@@ -4788,6 +5745,8 @@
         <w:rPr>
           <w:rFonts w:asciiTheme="majorHAnsi" w:eastAsiaTheme="majorEastAsia" w:hAnsiTheme="majorHAnsi" w:cstheme="majorBidi"/>
           <w:color w:val="0F4761" w:themeColor="accent1" w:themeShade="BF"/>
+          <w:sz w:val="18"/>
+          <w:szCs w:val="18"/>
         </w:rPr>
         <w:t>.</w:t>
       </w:r>
@@ -4797,12 +5756,16 @@
         <w:rPr>
           <w:rFonts w:asciiTheme="majorHAnsi" w:eastAsiaTheme="majorEastAsia" w:hAnsiTheme="majorHAnsi" w:cstheme="majorBidi"/>
           <w:color w:val="0F4761" w:themeColor="accent1" w:themeShade="BF"/>
-        </w:rPr>
-      </w:pPr>
-      <w:r>
-        <w:rPr>
-          <w:rFonts w:asciiTheme="majorHAnsi" w:eastAsiaTheme="majorEastAsia" w:hAnsiTheme="majorHAnsi" w:cstheme="majorBidi"/>
-          <w:color w:val="0F4761" w:themeColor="accent1" w:themeShade="BF"/>
+          <w:sz w:val="18"/>
+          <w:szCs w:val="18"/>
+        </w:rPr>
+      </w:pPr>
+      <w:r>
+        <w:rPr>
+          <w:rFonts w:asciiTheme="majorHAnsi" w:eastAsiaTheme="majorEastAsia" w:hAnsiTheme="majorHAnsi" w:cstheme="majorBidi"/>
+          <w:color w:val="0F4761" w:themeColor="accent1" w:themeShade="BF"/>
+          <w:sz w:val="18"/>
+          <w:szCs w:val="18"/>
         </w:rPr>
         <w:pict w14:anchorId="3C3953DE">
           <v:rect id="_x0000_i1359" style="width:0;height:1.5pt" o:hralign="center" o:hrstd="t" o:hr="t" fillcolor="#a0a0a0" stroked="f"/>
@@ -4816,14 +5779,18 @@
           <w:b/>
           <w:bCs/>
           <w:color w:val="0F4761" w:themeColor="accent1" w:themeShade="BF"/>
-        </w:rPr>
-      </w:pPr>
-      <w:r>
-        <w:rPr>
-          <w:rFonts w:asciiTheme="majorHAnsi" w:eastAsiaTheme="majorEastAsia" w:hAnsiTheme="majorHAnsi" w:cstheme="majorBidi"/>
-          <w:b/>
-          <w:bCs/>
-          <w:color w:val="0F4761" w:themeColor="accent1" w:themeShade="BF"/>
+          <w:sz w:val="18"/>
+          <w:szCs w:val="18"/>
+        </w:rPr>
+      </w:pPr>
+      <w:r>
+        <w:rPr>
+          <w:rFonts w:asciiTheme="majorHAnsi" w:eastAsiaTheme="majorEastAsia" w:hAnsiTheme="majorHAnsi" w:cstheme="majorBidi"/>
+          <w:b/>
+          <w:bCs/>
+          <w:color w:val="0F4761" w:themeColor="accent1" w:themeShade="BF"/>
+          <w:sz w:val="18"/>
+          <w:szCs w:val="18"/>
         </w:rPr>
         <w:t>9. Resume Version (Very Important)</w:t>
       </w:r>
@@ -4833,12 +5800,16 @@
         <w:rPr>
           <w:rFonts w:asciiTheme="majorHAnsi" w:eastAsiaTheme="majorEastAsia" w:hAnsiTheme="majorHAnsi" w:cstheme="majorBidi"/>
           <w:color w:val="0F4761" w:themeColor="accent1" w:themeShade="BF"/>
-        </w:rPr>
-      </w:pPr>
-      <w:r>
-        <w:rPr>
-          <w:rFonts w:asciiTheme="majorHAnsi" w:eastAsiaTheme="majorEastAsia" w:hAnsiTheme="majorHAnsi" w:cstheme="majorBidi"/>
-          <w:color w:val="0F4761" w:themeColor="accent1" w:themeShade="BF"/>
+          <w:sz w:val="18"/>
+          <w:szCs w:val="18"/>
+        </w:rPr>
+      </w:pPr>
+      <w:r>
+        <w:rPr>
+          <w:rFonts w:asciiTheme="majorHAnsi" w:eastAsiaTheme="majorEastAsia" w:hAnsiTheme="majorHAnsi" w:cstheme="majorBidi"/>
+          <w:color w:val="0F4761" w:themeColor="accent1" w:themeShade="BF"/>
+          <w:sz w:val="18"/>
+          <w:szCs w:val="18"/>
         </w:rPr>
         <w:t xml:space="preserve">Use </w:t>
       </w:r>
@@ -4848,6 +5819,8 @@
           <w:b/>
           <w:bCs/>
           <w:color w:val="0F4761" w:themeColor="accent1" w:themeShade="BF"/>
+          <w:sz w:val="18"/>
+          <w:szCs w:val="18"/>
         </w:rPr>
         <w:t>3–4 strong bullets</w:t>
       </w:r>
@@ -4855,6 +5828,8 @@
         <w:rPr>
           <w:rFonts w:asciiTheme="majorHAnsi" w:eastAsiaTheme="majorEastAsia" w:hAnsiTheme="majorHAnsi" w:cstheme="majorBidi"/>
           <w:color w:val="0F4761" w:themeColor="accent1" w:themeShade="BF"/>
+          <w:sz w:val="18"/>
+          <w:szCs w:val="18"/>
         </w:rPr>
         <w:t>.</w:t>
       </w:r>
@@ -4864,12 +5839,16 @@
         <w:rPr>
           <w:rFonts w:asciiTheme="majorHAnsi" w:eastAsiaTheme="majorEastAsia" w:hAnsiTheme="majorHAnsi" w:cstheme="majorBidi"/>
           <w:color w:val="0F4761" w:themeColor="accent1" w:themeShade="BF"/>
-        </w:rPr>
-      </w:pPr>
-      <w:r>
-        <w:rPr>
-          <w:rFonts w:asciiTheme="majorHAnsi" w:eastAsiaTheme="majorEastAsia" w:hAnsiTheme="majorHAnsi" w:cstheme="majorBidi"/>
-          <w:color w:val="0F4761" w:themeColor="accent1" w:themeShade="BF"/>
+          <w:sz w:val="18"/>
+          <w:szCs w:val="18"/>
+        </w:rPr>
+      </w:pPr>
+      <w:r>
+        <w:rPr>
+          <w:rFonts w:asciiTheme="majorHAnsi" w:eastAsiaTheme="majorEastAsia" w:hAnsiTheme="majorHAnsi" w:cstheme="majorBidi"/>
+          <w:color w:val="0F4761" w:themeColor="accent1" w:themeShade="BF"/>
+          <w:sz w:val="18"/>
+          <w:szCs w:val="18"/>
         </w:rPr>
         <w:t>Example:</w:t>
       </w:r>
@@ -4879,14 +5858,18 @@
         <w:rPr>
           <w:rFonts w:asciiTheme="majorHAnsi" w:eastAsiaTheme="majorEastAsia" w:hAnsiTheme="majorHAnsi" w:cstheme="majorBidi"/>
           <w:color w:val="0F4761" w:themeColor="accent1" w:themeShade="BF"/>
-        </w:rPr>
-      </w:pPr>
-      <w:r>
-        <w:rPr>
-          <w:rFonts w:asciiTheme="majorHAnsi" w:eastAsiaTheme="majorEastAsia" w:hAnsiTheme="majorHAnsi" w:cstheme="majorBidi"/>
-          <w:b/>
-          <w:bCs/>
-          <w:color w:val="0F4761" w:themeColor="accent1" w:themeShade="BF"/>
+          <w:sz w:val="18"/>
+          <w:szCs w:val="18"/>
+        </w:rPr>
+      </w:pPr>
+      <w:r>
+        <w:rPr>
+          <w:rFonts w:asciiTheme="majorHAnsi" w:eastAsiaTheme="majorEastAsia" w:hAnsiTheme="majorHAnsi" w:cstheme="majorBidi"/>
+          <w:b/>
+          <w:bCs/>
+          <w:color w:val="0F4761" w:themeColor="accent1" w:themeShade="BF"/>
+          <w:sz w:val="18"/>
+          <w:szCs w:val="18"/>
         </w:rPr>
         <w:t>Project: SaaS Analytics Intelligence Platform</w:t>
       </w:r>
@@ -4896,12 +5879,16 @@
         <w:rPr>
           <w:rFonts w:asciiTheme="majorHAnsi" w:eastAsiaTheme="majorEastAsia" w:hAnsiTheme="majorHAnsi" w:cstheme="majorBidi"/>
           <w:color w:val="0F4761" w:themeColor="accent1" w:themeShade="BF"/>
-        </w:rPr>
-      </w:pPr>
-      <w:r>
-        <w:rPr>
-          <w:rFonts w:asciiTheme="majorHAnsi" w:eastAsiaTheme="majorEastAsia" w:hAnsiTheme="majorHAnsi" w:cstheme="majorBidi"/>
-          <w:color w:val="0F4761" w:themeColor="accent1" w:themeShade="BF"/>
+          <w:sz w:val="18"/>
+          <w:szCs w:val="18"/>
+        </w:rPr>
+      </w:pPr>
+      <w:r>
+        <w:rPr>
+          <w:rFonts w:asciiTheme="majorHAnsi" w:eastAsiaTheme="majorEastAsia" w:hAnsiTheme="majorHAnsi" w:cstheme="majorBidi"/>
+          <w:color w:val="0F4761" w:themeColor="accent1" w:themeShade="BF"/>
+          <w:sz w:val="18"/>
+          <w:szCs w:val="18"/>
         </w:rPr>
         <w:t>• Built an end-to-end analytics pipeline combining 5 SaaS operational datasets (accounts, subscriptions, usage, support, churn) into a unified customer intelligence dataset.</w:t>
       </w:r>
@@ -4911,12 +5898,16 @@
         <w:rPr>
           <w:rFonts w:asciiTheme="majorHAnsi" w:eastAsiaTheme="majorEastAsia" w:hAnsiTheme="majorHAnsi" w:cstheme="majorBidi"/>
           <w:color w:val="0F4761" w:themeColor="accent1" w:themeShade="BF"/>
-        </w:rPr>
-      </w:pPr>
-      <w:r>
-        <w:rPr>
-          <w:rFonts w:asciiTheme="majorHAnsi" w:eastAsiaTheme="majorEastAsia" w:hAnsiTheme="majorHAnsi" w:cstheme="majorBidi"/>
-          <w:color w:val="0F4761" w:themeColor="accent1" w:themeShade="BF"/>
+          <w:sz w:val="18"/>
+          <w:szCs w:val="18"/>
+        </w:rPr>
+      </w:pPr>
+      <w:r>
+        <w:rPr>
+          <w:rFonts w:asciiTheme="majorHAnsi" w:eastAsiaTheme="majorEastAsia" w:hAnsiTheme="majorHAnsi" w:cstheme="majorBidi"/>
+          <w:color w:val="0F4761" w:themeColor="accent1" w:themeShade="BF"/>
+          <w:sz w:val="18"/>
+          <w:szCs w:val="18"/>
         </w:rPr>
         <w:t>• Engineered behavioral features capturing engagement intensity, product reliability, and support activity to model churn risk.</w:t>
       </w:r>
@@ -4926,12 +5917,16 @@
         <w:rPr>
           <w:rFonts w:asciiTheme="majorHAnsi" w:eastAsiaTheme="majorEastAsia" w:hAnsiTheme="majorHAnsi" w:cstheme="majorBidi"/>
           <w:color w:val="0F4761" w:themeColor="accent1" w:themeShade="BF"/>
-        </w:rPr>
-      </w:pPr>
-      <w:r>
-        <w:rPr>
-          <w:rFonts w:asciiTheme="majorHAnsi" w:eastAsiaTheme="majorEastAsia" w:hAnsiTheme="majorHAnsi" w:cstheme="majorBidi"/>
-          <w:color w:val="0F4761" w:themeColor="accent1" w:themeShade="BF"/>
+          <w:sz w:val="18"/>
+          <w:szCs w:val="18"/>
+        </w:rPr>
+      </w:pPr>
+      <w:r>
+        <w:rPr>
+          <w:rFonts w:asciiTheme="majorHAnsi" w:eastAsiaTheme="majorEastAsia" w:hAnsiTheme="majorHAnsi" w:cstheme="majorBidi"/>
+          <w:color w:val="0F4761" w:themeColor="accent1" w:themeShade="BF"/>
+          <w:sz w:val="18"/>
+          <w:szCs w:val="18"/>
         </w:rPr>
         <w:t xml:space="preserve">• Developed churn prediction models using Logistic Regression, Random Forest, and </w:t>
       </w:r>
@@ -4940,6 +5935,8 @@
         <w:rPr>
           <w:rFonts w:asciiTheme="majorHAnsi" w:eastAsiaTheme="majorEastAsia" w:hAnsiTheme="majorHAnsi" w:cstheme="majorBidi"/>
           <w:color w:val="0F4761" w:themeColor="accent1" w:themeShade="BF"/>
+          <w:sz w:val="18"/>
+          <w:szCs w:val="18"/>
         </w:rPr>
         <w:t>XGBoost</w:t>
       </w:r>
@@ -4948,6 +5945,8 @@
         <w:rPr>
           <w:rFonts w:asciiTheme="majorHAnsi" w:eastAsiaTheme="majorEastAsia" w:hAnsiTheme="majorHAnsi" w:cstheme="majorBidi"/>
           <w:color w:val="0F4761" w:themeColor="accent1" w:themeShade="BF"/>
+          <w:sz w:val="18"/>
+          <w:szCs w:val="18"/>
         </w:rPr>
         <w:t>, generating risk scores for 500+ customer accounts.</w:t>
       </w:r>
@@ -4957,12 +5956,16 @@
         <w:rPr>
           <w:rFonts w:asciiTheme="majorHAnsi" w:eastAsiaTheme="majorEastAsia" w:hAnsiTheme="majorHAnsi" w:cstheme="majorBidi"/>
           <w:color w:val="0F4761" w:themeColor="accent1" w:themeShade="BF"/>
-        </w:rPr>
-      </w:pPr>
-      <w:r>
-        <w:rPr>
-          <w:rFonts w:asciiTheme="majorHAnsi" w:eastAsiaTheme="majorEastAsia" w:hAnsiTheme="majorHAnsi" w:cstheme="majorBidi"/>
-          <w:color w:val="0F4761" w:themeColor="accent1" w:themeShade="BF"/>
+          <w:sz w:val="18"/>
+          <w:szCs w:val="18"/>
+        </w:rPr>
+      </w:pPr>
+      <w:r>
+        <w:rPr>
+          <w:rFonts w:asciiTheme="majorHAnsi" w:eastAsiaTheme="majorEastAsia" w:hAnsiTheme="majorHAnsi" w:cstheme="majorBidi"/>
+          <w:color w:val="0F4761" w:themeColor="accent1" w:themeShade="BF"/>
+          <w:sz w:val="18"/>
+          <w:szCs w:val="18"/>
         </w:rPr>
         <w:t xml:space="preserve">• Built an interactive </w:t>
       </w:r>
@@ -4971,6 +5974,8 @@
         <w:rPr>
           <w:rFonts w:asciiTheme="majorHAnsi" w:eastAsiaTheme="majorEastAsia" w:hAnsiTheme="majorHAnsi" w:cstheme="majorBidi"/>
           <w:color w:val="0F4761" w:themeColor="accent1" w:themeShade="BF"/>
+          <w:sz w:val="18"/>
+          <w:szCs w:val="18"/>
         </w:rPr>
         <w:t>Streamlit</w:t>
       </w:r>
@@ -4979,6 +5984,8 @@
         <w:rPr>
           <w:rFonts w:asciiTheme="majorHAnsi" w:eastAsiaTheme="majorEastAsia" w:hAnsiTheme="majorHAnsi" w:cstheme="majorBidi"/>
           <w:color w:val="0F4761" w:themeColor="accent1" w:themeShade="BF"/>
+          <w:sz w:val="18"/>
+          <w:szCs w:val="18"/>
         </w:rPr>
         <w:t xml:space="preserve"> analytics dashboard to visualize churn drivers, customer segmentation, and high-risk accounts.</w:t>
       </w:r>
@@ -4988,12 +5995,16 @@
         <w:rPr>
           <w:rFonts w:asciiTheme="majorHAnsi" w:eastAsiaTheme="majorEastAsia" w:hAnsiTheme="majorHAnsi" w:cstheme="majorBidi"/>
           <w:color w:val="0F4761" w:themeColor="accent1" w:themeShade="BF"/>
-        </w:rPr>
-      </w:pPr>
-      <w:r>
-        <w:rPr>
-          <w:rFonts w:asciiTheme="majorHAnsi" w:eastAsiaTheme="majorEastAsia" w:hAnsiTheme="majorHAnsi" w:cstheme="majorBidi"/>
-          <w:color w:val="0F4761" w:themeColor="accent1" w:themeShade="BF"/>
+          <w:sz w:val="18"/>
+          <w:szCs w:val="18"/>
+        </w:rPr>
+      </w:pPr>
+      <w:r>
+        <w:rPr>
+          <w:rFonts w:asciiTheme="majorHAnsi" w:eastAsiaTheme="majorEastAsia" w:hAnsiTheme="majorHAnsi" w:cstheme="majorBidi"/>
+          <w:color w:val="0F4761" w:themeColor="accent1" w:themeShade="BF"/>
+          <w:sz w:val="18"/>
+          <w:szCs w:val="18"/>
         </w:rPr>
         <w:t>• Simulated retention campaign A/B testing to estimate churn reduction and potential revenue impact.</w:t>
       </w:r>
@@ -5003,12 +6014,16 @@
         <w:rPr>
           <w:rFonts w:asciiTheme="majorHAnsi" w:eastAsiaTheme="majorEastAsia" w:hAnsiTheme="majorHAnsi" w:cstheme="majorBidi"/>
           <w:color w:val="0F4761" w:themeColor="accent1" w:themeShade="BF"/>
-        </w:rPr>
-      </w:pPr>
-      <w:r>
-        <w:rPr>
-          <w:rFonts w:asciiTheme="majorHAnsi" w:eastAsiaTheme="majorEastAsia" w:hAnsiTheme="majorHAnsi" w:cstheme="majorBidi"/>
-          <w:color w:val="0F4761" w:themeColor="accent1" w:themeShade="BF"/>
+          <w:sz w:val="18"/>
+          <w:szCs w:val="18"/>
+        </w:rPr>
+      </w:pPr>
+      <w:r>
+        <w:rPr>
+          <w:rFonts w:asciiTheme="majorHAnsi" w:eastAsiaTheme="majorEastAsia" w:hAnsiTheme="majorHAnsi" w:cstheme="majorBidi"/>
+          <w:color w:val="0F4761" w:themeColor="accent1" w:themeShade="BF"/>
+          <w:sz w:val="18"/>
+          <w:szCs w:val="18"/>
         </w:rPr>
         <w:pict w14:anchorId="7E534E8D">
           <v:rect id="_x0000_i1360" style="width:0;height:1.5pt" o:hralign="center" o:hrstd="t" o:hr="t" fillcolor="#a0a0a0" stroked="f"/>
@@ -5022,15 +6037,20 @@
           <w:b/>
           <w:bCs/>
           <w:color w:val="0F4761" w:themeColor="accent1" w:themeShade="BF"/>
-        </w:rPr>
-      </w:pPr>
-      <w:r>
-        <w:rPr>
-          <w:rFonts w:asciiTheme="majorHAnsi" w:eastAsiaTheme="majorEastAsia" w:hAnsiTheme="majorHAnsi" w:cstheme="majorBidi"/>
-          <w:b/>
-          <w:bCs/>
-          <w:color w:val="0F4761" w:themeColor="accent1" w:themeShade="BF"/>
-        </w:rPr>
+          <w:sz w:val="18"/>
+          <w:szCs w:val="18"/>
+        </w:rPr>
+      </w:pPr>
+      <w:r>
+        <w:rPr>
+          <w:rFonts w:asciiTheme="majorHAnsi" w:eastAsiaTheme="majorEastAsia" w:hAnsiTheme="majorHAnsi" w:cstheme="majorBidi"/>
+          <w:b/>
+          <w:bCs/>
+          <w:color w:val="0F4761" w:themeColor="accent1" w:themeShade="BF"/>
+          <w:sz w:val="18"/>
+          <w:szCs w:val="18"/>
+        </w:rPr>
+        <w:lastRenderedPageBreak/>
         <w:t>10. 3 Small Improvements That Make This Project Much Stronger</w:t>
       </w:r>
     </w:p>
@@ -5041,14 +6061,18 @@
           <w:b/>
           <w:bCs/>
           <w:color w:val="0F4761" w:themeColor="accent1" w:themeShade="BF"/>
-        </w:rPr>
-      </w:pPr>
-      <w:r>
-        <w:rPr>
-          <w:rFonts w:asciiTheme="majorHAnsi" w:eastAsiaTheme="majorEastAsia" w:hAnsiTheme="majorHAnsi" w:cstheme="majorBidi"/>
-          <w:b/>
-          <w:bCs/>
-          <w:color w:val="0F4761" w:themeColor="accent1" w:themeShade="BF"/>
+          <w:sz w:val="18"/>
+          <w:szCs w:val="18"/>
+        </w:rPr>
+      </w:pPr>
+      <w:r>
+        <w:rPr>
+          <w:rFonts w:asciiTheme="majorHAnsi" w:eastAsiaTheme="majorEastAsia" w:hAnsiTheme="majorHAnsi" w:cstheme="majorBidi"/>
+          <w:b/>
+          <w:bCs/>
+          <w:color w:val="0F4761" w:themeColor="accent1" w:themeShade="BF"/>
+          <w:sz w:val="18"/>
+          <w:szCs w:val="18"/>
         </w:rPr>
         <w:t>Improvement 1 — Feature Importance Chart</w:t>
       </w:r>
@@ -5058,12 +6082,16 @@
         <w:rPr>
           <w:rFonts w:asciiTheme="majorHAnsi" w:eastAsiaTheme="majorEastAsia" w:hAnsiTheme="majorHAnsi" w:cstheme="majorBidi"/>
           <w:color w:val="0F4761" w:themeColor="accent1" w:themeShade="BF"/>
-        </w:rPr>
-      </w:pPr>
-      <w:r>
-        <w:rPr>
-          <w:rFonts w:asciiTheme="majorHAnsi" w:eastAsiaTheme="majorEastAsia" w:hAnsiTheme="majorHAnsi" w:cstheme="majorBidi"/>
-          <w:color w:val="0F4761" w:themeColor="accent1" w:themeShade="BF"/>
+          <w:sz w:val="18"/>
+          <w:szCs w:val="18"/>
+        </w:rPr>
+      </w:pPr>
+      <w:r>
+        <w:rPr>
+          <w:rFonts w:asciiTheme="majorHAnsi" w:eastAsiaTheme="majorEastAsia" w:hAnsiTheme="majorHAnsi" w:cstheme="majorBidi"/>
+          <w:color w:val="0F4761" w:themeColor="accent1" w:themeShade="BF"/>
+          <w:sz w:val="18"/>
+          <w:szCs w:val="18"/>
         </w:rPr>
         <w:t>Add to dashboard:</w:t>
       </w:r>
@@ -5073,12 +6101,16 @@
         <w:rPr>
           <w:rFonts w:asciiTheme="majorHAnsi" w:eastAsiaTheme="majorEastAsia" w:hAnsiTheme="majorHAnsi" w:cstheme="majorBidi"/>
           <w:color w:val="0F4761" w:themeColor="accent1" w:themeShade="BF"/>
-        </w:rPr>
-      </w:pPr>
-      <w:r>
-        <w:rPr>
-          <w:rFonts w:asciiTheme="majorHAnsi" w:eastAsiaTheme="majorEastAsia" w:hAnsiTheme="majorHAnsi" w:cstheme="majorBidi"/>
-          <w:color w:val="0F4761" w:themeColor="accent1" w:themeShade="BF"/>
+          <w:sz w:val="18"/>
+          <w:szCs w:val="18"/>
+        </w:rPr>
+      </w:pPr>
+      <w:r>
+        <w:rPr>
+          <w:rFonts w:asciiTheme="majorHAnsi" w:eastAsiaTheme="majorEastAsia" w:hAnsiTheme="majorHAnsi" w:cstheme="majorBidi"/>
+          <w:color w:val="0F4761" w:themeColor="accent1" w:themeShade="BF"/>
+          <w:sz w:val="18"/>
+          <w:szCs w:val="18"/>
         </w:rPr>
         <w:t>Top drivers of churn</w:t>
       </w:r>
@@ -5088,12 +6120,16 @@
         <w:rPr>
           <w:rFonts w:asciiTheme="majorHAnsi" w:eastAsiaTheme="majorEastAsia" w:hAnsiTheme="majorHAnsi" w:cstheme="majorBidi"/>
           <w:color w:val="0F4761" w:themeColor="accent1" w:themeShade="BF"/>
-        </w:rPr>
-      </w:pPr>
-      <w:r>
-        <w:rPr>
-          <w:rFonts w:asciiTheme="majorHAnsi" w:eastAsiaTheme="majorEastAsia" w:hAnsiTheme="majorHAnsi" w:cstheme="majorBidi"/>
-          <w:color w:val="0F4761" w:themeColor="accent1" w:themeShade="BF"/>
+          <w:sz w:val="18"/>
+          <w:szCs w:val="18"/>
+        </w:rPr>
+      </w:pPr>
+      <w:r>
+        <w:rPr>
+          <w:rFonts w:asciiTheme="majorHAnsi" w:eastAsiaTheme="majorEastAsia" w:hAnsiTheme="majorHAnsi" w:cstheme="majorBidi"/>
+          <w:color w:val="0F4761" w:themeColor="accent1" w:themeShade="BF"/>
+          <w:sz w:val="18"/>
+          <w:szCs w:val="18"/>
         </w:rPr>
         <w:t xml:space="preserve">This shows </w:t>
       </w:r>
@@ -5103,6 +6139,8 @@
           <w:b/>
           <w:bCs/>
           <w:color w:val="0F4761" w:themeColor="accent1" w:themeShade="BF"/>
+          <w:sz w:val="18"/>
+          <w:szCs w:val="18"/>
         </w:rPr>
         <w:t>what factors cause churn</w:t>
       </w:r>
@@ -5110,6 +6148,8 @@
         <w:rPr>
           <w:rFonts w:asciiTheme="majorHAnsi" w:eastAsiaTheme="majorEastAsia" w:hAnsiTheme="majorHAnsi" w:cstheme="majorBidi"/>
           <w:color w:val="0F4761" w:themeColor="accent1" w:themeShade="BF"/>
+          <w:sz w:val="18"/>
+          <w:szCs w:val="18"/>
         </w:rPr>
         <w:t>.</w:t>
       </w:r>
@@ -5119,12 +6159,16 @@
         <w:rPr>
           <w:rFonts w:asciiTheme="majorHAnsi" w:eastAsiaTheme="majorEastAsia" w:hAnsiTheme="majorHAnsi" w:cstheme="majorBidi"/>
           <w:color w:val="0F4761" w:themeColor="accent1" w:themeShade="BF"/>
-        </w:rPr>
-      </w:pPr>
-      <w:r>
-        <w:rPr>
-          <w:rFonts w:asciiTheme="majorHAnsi" w:eastAsiaTheme="majorEastAsia" w:hAnsiTheme="majorHAnsi" w:cstheme="majorBidi"/>
-          <w:color w:val="0F4761" w:themeColor="accent1" w:themeShade="BF"/>
+          <w:sz w:val="18"/>
+          <w:szCs w:val="18"/>
+        </w:rPr>
+      </w:pPr>
+      <w:r>
+        <w:rPr>
+          <w:rFonts w:asciiTheme="majorHAnsi" w:eastAsiaTheme="majorEastAsia" w:hAnsiTheme="majorHAnsi" w:cstheme="majorBidi"/>
+          <w:color w:val="0F4761" w:themeColor="accent1" w:themeShade="BF"/>
+          <w:sz w:val="18"/>
+          <w:szCs w:val="18"/>
         </w:rPr>
         <w:t>Example:</w:t>
       </w:r>
@@ -5134,6 +6178,8 @@
         <w:rPr>
           <w:rFonts w:asciiTheme="majorHAnsi" w:eastAsiaTheme="majorEastAsia" w:hAnsiTheme="majorHAnsi" w:cstheme="majorBidi"/>
           <w:color w:val="0F4761" w:themeColor="accent1" w:themeShade="BF"/>
+          <w:sz w:val="18"/>
+          <w:szCs w:val="18"/>
         </w:rPr>
       </w:pPr>
       <w:proofErr w:type="spellStart"/>
@@ -5141,8 +6187,9 @@
         <w:rPr>
           <w:rFonts w:asciiTheme="majorHAnsi" w:eastAsiaTheme="majorEastAsia" w:hAnsiTheme="majorHAnsi" w:cstheme="majorBidi"/>
           <w:color w:val="0F4761" w:themeColor="accent1" w:themeShade="BF"/>
-        </w:rPr>
-        <w:lastRenderedPageBreak/>
+          <w:sz w:val="18"/>
+          <w:szCs w:val="18"/>
+        </w:rPr>
         <w:t>error_rate</w:t>
       </w:r>
       <w:proofErr w:type="spellEnd"/>
@@ -5150,6 +6197,8 @@
         <w:rPr>
           <w:rFonts w:asciiTheme="majorHAnsi" w:eastAsiaTheme="majorEastAsia" w:hAnsiTheme="majorHAnsi" w:cstheme="majorBidi"/>
           <w:color w:val="0F4761" w:themeColor="accent1" w:themeShade="BF"/>
+          <w:sz w:val="18"/>
+          <w:szCs w:val="18"/>
         </w:rPr>
         <w:br/>
       </w:r>
@@ -5158,6 +6207,8 @@
         <w:rPr>
           <w:rFonts w:asciiTheme="majorHAnsi" w:eastAsiaTheme="majorEastAsia" w:hAnsiTheme="majorHAnsi" w:cstheme="majorBidi"/>
           <w:color w:val="0F4761" w:themeColor="accent1" w:themeShade="BF"/>
+          <w:sz w:val="18"/>
+          <w:szCs w:val="18"/>
         </w:rPr>
         <w:t>support_tickets</w:t>
       </w:r>
@@ -5166,6 +6217,8 @@
         <w:rPr>
           <w:rFonts w:asciiTheme="majorHAnsi" w:eastAsiaTheme="majorEastAsia" w:hAnsiTheme="majorHAnsi" w:cstheme="majorBidi"/>
           <w:color w:val="0F4761" w:themeColor="accent1" w:themeShade="BF"/>
+          <w:sz w:val="18"/>
+          <w:szCs w:val="18"/>
         </w:rPr>
         <w:br/>
       </w:r>
@@ -5174,6 +6227,8 @@
         <w:rPr>
           <w:rFonts w:asciiTheme="majorHAnsi" w:eastAsiaTheme="majorEastAsia" w:hAnsiTheme="majorHAnsi" w:cstheme="majorBidi"/>
           <w:color w:val="0F4761" w:themeColor="accent1" w:themeShade="BF"/>
+          <w:sz w:val="18"/>
+          <w:szCs w:val="18"/>
         </w:rPr>
         <w:t>low_usage</w:t>
       </w:r>
@@ -5184,12 +6239,16 @@
         <w:rPr>
           <w:rFonts w:asciiTheme="majorHAnsi" w:eastAsiaTheme="majorEastAsia" w:hAnsiTheme="majorHAnsi" w:cstheme="majorBidi"/>
           <w:color w:val="0F4761" w:themeColor="accent1" w:themeShade="BF"/>
-        </w:rPr>
-      </w:pPr>
-      <w:r>
-        <w:rPr>
-          <w:rFonts w:asciiTheme="majorHAnsi" w:eastAsiaTheme="majorEastAsia" w:hAnsiTheme="majorHAnsi" w:cstheme="majorBidi"/>
-          <w:color w:val="0F4761" w:themeColor="accent1" w:themeShade="BF"/>
+          <w:sz w:val="18"/>
+          <w:szCs w:val="18"/>
+        </w:rPr>
+      </w:pPr>
+      <w:r>
+        <w:rPr>
+          <w:rFonts w:asciiTheme="majorHAnsi" w:eastAsiaTheme="majorEastAsia" w:hAnsiTheme="majorHAnsi" w:cstheme="majorBidi"/>
+          <w:color w:val="0F4761" w:themeColor="accent1" w:themeShade="BF"/>
+          <w:sz w:val="18"/>
+          <w:szCs w:val="18"/>
         </w:rPr>
         <w:pict w14:anchorId="5CF96E6F">
           <v:rect id="_x0000_i1361" style="width:0;height:1.5pt" o:hralign="center" o:hrstd="t" o:hr="t" fillcolor="#a0a0a0" stroked="f"/>
@@ -5203,14 +6262,18 @@
           <w:b/>
           <w:bCs/>
           <w:color w:val="0F4761" w:themeColor="accent1" w:themeShade="BF"/>
-        </w:rPr>
-      </w:pPr>
-      <w:r>
-        <w:rPr>
-          <w:rFonts w:asciiTheme="majorHAnsi" w:eastAsiaTheme="majorEastAsia" w:hAnsiTheme="majorHAnsi" w:cstheme="majorBidi"/>
-          <w:b/>
-          <w:bCs/>
-          <w:color w:val="0F4761" w:themeColor="accent1" w:themeShade="BF"/>
+          <w:sz w:val="18"/>
+          <w:szCs w:val="18"/>
+        </w:rPr>
+      </w:pPr>
+      <w:r>
+        <w:rPr>
+          <w:rFonts w:asciiTheme="majorHAnsi" w:eastAsiaTheme="majorEastAsia" w:hAnsiTheme="majorHAnsi" w:cstheme="majorBidi"/>
+          <w:b/>
+          <w:bCs/>
+          <w:color w:val="0F4761" w:themeColor="accent1" w:themeShade="BF"/>
+          <w:sz w:val="18"/>
+          <w:szCs w:val="18"/>
         </w:rPr>
         <w:t>Improvement 2 — Account Risk Search</w:t>
       </w:r>
@@ -5220,12 +6283,16 @@
         <w:rPr>
           <w:rFonts w:asciiTheme="majorHAnsi" w:eastAsiaTheme="majorEastAsia" w:hAnsiTheme="majorHAnsi" w:cstheme="majorBidi"/>
           <w:color w:val="0F4761" w:themeColor="accent1" w:themeShade="BF"/>
-        </w:rPr>
-      </w:pPr>
-      <w:r>
-        <w:rPr>
-          <w:rFonts w:asciiTheme="majorHAnsi" w:eastAsiaTheme="majorEastAsia" w:hAnsiTheme="majorHAnsi" w:cstheme="majorBidi"/>
-          <w:color w:val="0F4761" w:themeColor="accent1" w:themeShade="BF"/>
+          <w:sz w:val="18"/>
+          <w:szCs w:val="18"/>
+        </w:rPr>
+      </w:pPr>
+      <w:r>
+        <w:rPr>
+          <w:rFonts w:asciiTheme="majorHAnsi" w:eastAsiaTheme="majorEastAsia" w:hAnsiTheme="majorHAnsi" w:cstheme="majorBidi"/>
+          <w:color w:val="0F4761" w:themeColor="accent1" w:themeShade="BF"/>
+          <w:sz w:val="18"/>
+          <w:szCs w:val="18"/>
         </w:rPr>
         <w:t>Add:</w:t>
       </w:r>
@@ -5235,6 +6302,8 @@
         <w:rPr>
           <w:rFonts w:asciiTheme="majorHAnsi" w:eastAsiaTheme="majorEastAsia" w:hAnsiTheme="majorHAnsi" w:cstheme="majorBidi"/>
           <w:color w:val="0F4761" w:themeColor="accent1" w:themeShade="BF"/>
+          <w:sz w:val="18"/>
+          <w:szCs w:val="18"/>
         </w:rPr>
       </w:pPr>
       <w:proofErr w:type="gramStart"/>
@@ -5242,6 +6311,8 @@
         <w:rPr>
           <w:rFonts w:asciiTheme="majorHAnsi" w:eastAsiaTheme="majorEastAsia" w:hAnsiTheme="majorHAnsi" w:cstheme="majorBidi"/>
           <w:color w:val="0F4761" w:themeColor="accent1" w:themeShade="BF"/>
+          <w:sz w:val="18"/>
+          <w:szCs w:val="18"/>
         </w:rPr>
         <w:t>search</w:t>
       </w:r>
@@ -5250,6 +6321,8 @@
         <w:rPr>
           <w:rFonts w:asciiTheme="majorHAnsi" w:eastAsiaTheme="majorEastAsia" w:hAnsiTheme="majorHAnsi" w:cstheme="majorBidi"/>
           <w:color w:val="0F4761" w:themeColor="accent1" w:themeShade="BF"/>
+          <w:sz w:val="18"/>
+          <w:szCs w:val="18"/>
         </w:rPr>
         <w:t xml:space="preserve"> account name</w:t>
       </w:r>
@@ -5259,12 +6332,16 @@
         <w:rPr>
           <w:rFonts w:asciiTheme="majorHAnsi" w:eastAsiaTheme="majorEastAsia" w:hAnsiTheme="majorHAnsi" w:cstheme="majorBidi"/>
           <w:color w:val="0F4761" w:themeColor="accent1" w:themeShade="BF"/>
-        </w:rPr>
-      </w:pPr>
-      <w:r>
-        <w:rPr>
-          <w:rFonts w:asciiTheme="majorHAnsi" w:eastAsiaTheme="majorEastAsia" w:hAnsiTheme="majorHAnsi" w:cstheme="majorBidi"/>
-          <w:color w:val="0F4761" w:themeColor="accent1" w:themeShade="BF"/>
+          <w:sz w:val="18"/>
+          <w:szCs w:val="18"/>
+        </w:rPr>
+      </w:pPr>
+      <w:r>
+        <w:rPr>
+          <w:rFonts w:asciiTheme="majorHAnsi" w:eastAsiaTheme="majorEastAsia" w:hAnsiTheme="majorHAnsi" w:cstheme="majorBidi"/>
+          <w:color w:val="0F4761" w:themeColor="accent1" w:themeShade="BF"/>
+          <w:sz w:val="18"/>
+          <w:szCs w:val="18"/>
         </w:rPr>
         <w:t>Then show its risk score.</w:t>
       </w:r>
@@ -5274,6 +6351,8 @@
         <w:rPr>
           <w:rFonts w:asciiTheme="majorHAnsi" w:eastAsiaTheme="majorEastAsia" w:hAnsiTheme="majorHAnsi" w:cstheme="majorBidi"/>
           <w:color w:val="0F4761" w:themeColor="accent1" w:themeShade="BF"/>
+          <w:sz w:val="18"/>
+          <w:szCs w:val="18"/>
         </w:rPr>
       </w:pPr>
       <w:proofErr w:type="gramStart"/>
@@ -5281,6 +6360,8 @@
         <w:rPr>
           <w:rFonts w:asciiTheme="majorHAnsi" w:eastAsiaTheme="majorEastAsia" w:hAnsiTheme="majorHAnsi" w:cstheme="majorBidi"/>
           <w:color w:val="0F4761" w:themeColor="accent1" w:themeShade="BF"/>
+          <w:sz w:val="18"/>
+          <w:szCs w:val="18"/>
         </w:rPr>
         <w:t>Feels</w:t>
       </w:r>
@@ -5289,6 +6370,8 @@
         <w:rPr>
           <w:rFonts w:asciiTheme="majorHAnsi" w:eastAsiaTheme="majorEastAsia" w:hAnsiTheme="majorHAnsi" w:cstheme="majorBidi"/>
           <w:color w:val="0F4761" w:themeColor="accent1" w:themeShade="BF"/>
+          <w:sz w:val="18"/>
+          <w:szCs w:val="18"/>
         </w:rPr>
         <w:t xml:space="preserve"> like a </w:t>
       </w:r>
@@ -5298,6 +6381,8 @@
           <w:b/>
           <w:bCs/>
           <w:color w:val="0F4761" w:themeColor="accent1" w:themeShade="BF"/>
+          <w:sz w:val="18"/>
+          <w:szCs w:val="18"/>
         </w:rPr>
         <w:t>real SaaS tool</w:t>
       </w:r>
@@ -5305,6 +6390,8 @@
         <w:rPr>
           <w:rFonts w:asciiTheme="majorHAnsi" w:eastAsiaTheme="majorEastAsia" w:hAnsiTheme="majorHAnsi" w:cstheme="majorBidi"/>
           <w:color w:val="0F4761" w:themeColor="accent1" w:themeShade="BF"/>
+          <w:sz w:val="18"/>
+          <w:szCs w:val="18"/>
         </w:rPr>
         <w:t>.</w:t>
       </w:r>
@@ -5314,12 +6401,16 @@
         <w:rPr>
           <w:rFonts w:asciiTheme="majorHAnsi" w:eastAsiaTheme="majorEastAsia" w:hAnsiTheme="majorHAnsi" w:cstheme="majorBidi"/>
           <w:color w:val="0F4761" w:themeColor="accent1" w:themeShade="BF"/>
-        </w:rPr>
-      </w:pPr>
-      <w:r>
-        <w:rPr>
-          <w:rFonts w:asciiTheme="majorHAnsi" w:eastAsiaTheme="majorEastAsia" w:hAnsiTheme="majorHAnsi" w:cstheme="majorBidi"/>
-          <w:color w:val="0F4761" w:themeColor="accent1" w:themeShade="BF"/>
+          <w:sz w:val="18"/>
+          <w:szCs w:val="18"/>
+        </w:rPr>
+      </w:pPr>
+      <w:r>
+        <w:rPr>
+          <w:rFonts w:asciiTheme="majorHAnsi" w:eastAsiaTheme="majorEastAsia" w:hAnsiTheme="majorHAnsi" w:cstheme="majorBidi"/>
+          <w:color w:val="0F4761" w:themeColor="accent1" w:themeShade="BF"/>
+          <w:sz w:val="18"/>
+          <w:szCs w:val="18"/>
         </w:rPr>
         <w:pict w14:anchorId="680E71DD">
           <v:rect id="_x0000_i1362" style="width:0;height:1.5pt" o:hralign="center" o:hrstd="t" o:hr="t" fillcolor="#a0a0a0" stroked="f"/>
@@ -5333,14 +6424,18 @@
           <w:b/>
           <w:bCs/>
           <w:color w:val="0F4761" w:themeColor="accent1" w:themeShade="BF"/>
-        </w:rPr>
-      </w:pPr>
-      <w:r>
-        <w:rPr>
-          <w:rFonts w:asciiTheme="majorHAnsi" w:eastAsiaTheme="majorEastAsia" w:hAnsiTheme="majorHAnsi" w:cstheme="majorBidi"/>
-          <w:b/>
-          <w:bCs/>
-          <w:color w:val="0F4761" w:themeColor="accent1" w:themeShade="BF"/>
+          <w:sz w:val="18"/>
+          <w:szCs w:val="18"/>
+        </w:rPr>
+      </w:pPr>
+      <w:r>
+        <w:rPr>
+          <w:rFonts w:asciiTheme="majorHAnsi" w:eastAsiaTheme="majorEastAsia" w:hAnsiTheme="majorHAnsi" w:cstheme="majorBidi"/>
+          <w:b/>
+          <w:bCs/>
+          <w:color w:val="0F4761" w:themeColor="accent1" w:themeShade="BF"/>
+          <w:sz w:val="18"/>
+          <w:szCs w:val="18"/>
         </w:rPr>
         <w:t>Improvement 3 — Customer Segmentation</w:t>
       </w:r>
@@ -5350,12 +6445,16 @@
         <w:rPr>
           <w:rFonts w:asciiTheme="majorHAnsi" w:eastAsiaTheme="majorEastAsia" w:hAnsiTheme="majorHAnsi" w:cstheme="majorBidi"/>
           <w:color w:val="0F4761" w:themeColor="accent1" w:themeShade="BF"/>
-        </w:rPr>
-      </w:pPr>
-      <w:r>
-        <w:rPr>
-          <w:rFonts w:asciiTheme="majorHAnsi" w:eastAsiaTheme="majorEastAsia" w:hAnsiTheme="majorHAnsi" w:cstheme="majorBidi"/>
-          <w:color w:val="0F4761" w:themeColor="accent1" w:themeShade="BF"/>
+          <w:sz w:val="18"/>
+          <w:szCs w:val="18"/>
+        </w:rPr>
+      </w:pPr>
+      <w:r>
+        <w:rPr>
+          <w:rFonts w:asciiTheme="majorHAnsi" w:eastAsiaTheme="majorEastAsia" w:hAnsiTheme="majorHAnsi" w:cstheme="majorBidi"/>
+          <w:color w:val="0F4761" w:themeColor="accent1" w:themeShade="BF"/>
+          <w:sz w:val="18"/>
+          <w:szCs w:val="18"/>
         </w:rPr>
         <w:t>Cluster accounts into:</w:t>
       </w:r>
@@ -5365,12 +6464,16 @@
         <w:rPr>
           <w:rFonts w:asciiTheme="majorHAnsi" w:eastAsiaTheme="majorEastAsia" w:hAnsiTheme="majorHAnsi" w:cstheme="majorBidi"/>
           <w:color w:val="0F4761" w:themeColor="accent1" w:themeShade="BF"/>
-        </w:rPr>
-      </w:pPr>
-      <w:r>
-        <w:rPr>
-          <w:rFonts w:asciiTheme="majorHAnsi" w:eastAsiaTheme="majorEastAsia" w:hAnsiTheme="majorHAnsi" w:cstheme="majorBidi"/>
-          <w:color w:val="0F4761" w:themeColor="accent1" w:themeShade="BF"/>
+          <w:sz w:val="18"/>
+          <w:szCs w:val="18"/>
+        </w:rPr>
+      </w:pPr>
+      <w:r>
+        <w:rPr>
+          <w:rFonts w:asciiTheme="majorHAnsi" w:eastAsiaTheme="majorEastAsia" w:hAnsiTheme="majorHAnsi" w:cstheme="majorBidi"/>
+          <w:color w:val="0F4761" w:themeColor="accent1" w:themeShade="BF"/>
+          <w:sz w:val="18"/>
+          <w:szCs w:val="18"/>
         </w:rPr>
         <w:t>power users</w:t>
       </w:r>
@@ -5378,6 +6481,8 @@
         <w:rPr>
           <w:rFonts w:asciiTheme="majorHAnsi" w:eastAsiaTheme="majorEastAsia" w:hAnsiTheme="majorHAnsi" w:cstheme="majorBidi"/>
           <w:color w:val="0F4761" w:themeColor="accent1" w:themeShade="BF"/>
+          <w:sz w:val="18"/>
+          <w:szCs w:val="18"/>
         </w:rPr>
         <w:br/>
         <w:t>at-risk users</w:t>
@@ -5386,6 +6491,8 @@
         <w:rPr>
           <w:rFonts w:asciiTheme="majorHAnsi" w:eastAsiaTheme="majorEastAsia" w:hAnsiTheme="majorHAnsi" w:cstheme="majorBidi"/>
           <w:color w:val="0F4761" w:themeColor="accent1" w:themeShade="BF"/>
+          <w:sz w:val="18"/>
+          <w:szCs w:val="18"/>
         </w:rPr>
         <w:br/>
         <w:t>low engagement users</w:t>
@@ -5396,12 +6503,16 @@
         <w:rPr>
           <w:rFonts w:asciiTheme="majorHAnsi" w:eastAsiaTheme="majorEastAsia" w:hAnsiTheme="majorHAnsi" w:cstheme="majorBidi"/>
           <w:color w:val="0F4761" w:themeColor="accent1" w:themeShade="BF"/>
-        </w:rPr>
-      </w:pPr>
-      <w:r>
-        <w:rPr>
-          <w:rFonts w:asciiTheme="majorHAnsi" w:eastAsiaTheme="majorEastAsia" w:hAnsiTheme="majorHAnsi" w:cstheme="majorBidi"/>
-          <w:color w:val="0F4761" w:themeColor="accent1" w:themeShade="BF"/>
+          <w:sz w:val="18"/>
+          <w:szCs w:val="18"/>
+        </w:rPr>
+      </w:pPr>
+      <w:r>
+        <w:rPr>
+          <w:rFonts w:asciiTheme="majorHAnsi" w:eastAsiaTheme="majorEastAsia" w:hAnsiTheme="majorHAnsi" w:cstheme="majorBidi"/>
+          <w:color w:val="0F4761" w:themeColor="accent1" w:themeShade="BF"/>
+          <w:sz w:val="18"/>
+          <w:szCs w:val="18"/>
         </w:rPr>
         <w:t>Using:</w:t>
       </w:r>
@@ -5411,6 +6522,8 @@
         <w:rPr>
           <w:rFonts w:asciiTheme="majorHAnsi" w:eastAsiaTheme="majorEastAsia" w:hAnsiTheme="majorHAnsi" w:cstheme="majorBidi"/>
           <w:color w:val="0F4761" w:themeColor="accent1" w:themeShade="BF"/>
+          <w:sz w:val="18"/>
+          <w:szCs w:val="18"/>
         </w:rPr>
       </w:pPr>
       <w:proofErr w:type="spellStart"/>
@@ -5418,6 +6531,8 @@
         <w:rPr>
           <w:rFonts w:asciiTheme="majorHAnsi" w:eastAsiaTheme="majorEastAsia" w:hAnsiTheme="majorHAnsi" w:cstheme="majorBidi"/>
           <w:color w:val="0F4761" w:themeColor="accent1" w:themeShade="BF"/>
+          <w:sz w:val="18"/>
+          <w:szCs w:val="18"/>
         </w:rPr>
         <w:t>KMeans</w:t>
       </w:r>
@@ -5426,6 +6541,8 @@
         <w:rPr>
           <w:rFonts w:asciiTheme="majorHAnsi" w:eastAsiaTheme="majorEastAsia" w:hAnsiTheme="majorHAnsi" w:cstheme="majorBidi"/>
           <w:color w:val="0F4761" w:themeColor="accent1" w:themeShade="BF"/>
+          <w:sz w:val="18"/>
+          <w:szCs w:val="18"/>
         </w:rPr>
         <w:t xml:space="preserve"> clustering</w:t>
       </w:r>
@@ -5435,12 +6552,16 @@
         <w:rPr>
           <w:rFonts w:asciiTheme="majorHAnsi" w:eastAsiaTheme="majorEastAsia" w:hAnsiTheme="majorHAnsi" w:cstheme="majorBidi"/>
           <w:color w:val="0F4761" w:themeColor="accent1" w:themeShade="BF"/>
-        </w:rPr>
-      </w:pPr>
-      <w:r>
-        <w:rPr>
-          <w:rFonts w:asciiTheme="majorHAnsi" w:eastAsiaTheme="majorEastAsia" w:hAnsiTheme="majorHAnsi" w:cstheme="majorBidi"/>
-          <w:color w:val="0F4761" w:themeColor="accent1" w:themeShade="BF"/>
+          <w:sz w:val="18"/>
+          <w:szCs w:val="18"/>
+        </w:rPr>
+      </w:pPr>
+      <w:r>
+        <w:rPr>
+          <w:rFonts w:asciiTheme="majorHAnsi" w:eastAsiaTheme="majorEastAsia" w:hAnsiTheme="majorHAnsi" w:cstheme="majorBidi"/>
+          <w:color w:val="0F4761" w:themeColor="accent1" w:themeShade="BF"/>
+          <w:sz w:val="18"/>
+          <w:szCs w:val="18"/>
         </w:rPr>
         <w:t xml:space="preserve">This shows </w:t>
       </w:r>
@@ -5450,6 +6571,8 @@
           <w:b/>
           <w:bCs/>
           <w:color w:val="0F4761" w:themeColor="accent1" w:themeShade="BF"/>
+          <w:sz w:val="18"/>
+          <w:szCs w:val="18"/>
         </w:rPr>
         <w:t>unsupervised ML</w:t>
       </w:r>
@@ -5457,18 +6580,27 @@
         <w:rPr>
           <w:rFonts w:asciiTheme="majorHAnsi" w:eastAsiaTheme="majorEastAsia" w:hAnsiTheme="majorHAnsi" w:cstheme="majorBidi"/>
           <w:color w:val="0F4761" w:themeColor="accent1" w:themeShade="BF"/>
+          <w:sz w:val="18"/>
+          <w:szCs w:val="18"/>
         </w:rPr>
         <w:t>.</w:t>
       </w:r>
     </w:p>
-    <w:p/>
+    <w:p>
+      <w:pPr>
+        <w:rPr>
+          <w:sz w:val="18"/>
+          <w:szCs w:val="18"/>
+        </w:rPr>
+      </w:pPr>
+    </w:p>
     <w:sectPr>
       <w:footnotePr>
         <w:numRestart w:val="eachSect"/>
       </w:footnotePr>
       <w:pgSz w:w="12240" w:h="15840"/>
       <w:pgMar w:top="1440" w:right="1440" w:bottom="1440" w:left="1440" w:header="720" w:footer="720" w:gutter="0"/>
-      <w:cols w:space="720"/>
+      <w:cols w:num="3" w:space="720"/>
     </w:sectPr>
   </w:body>
 </w:document>
